--- a/docs/reviews/operator-fixes-20260928/fix-2.docx
+++ b/docs/reviews/operator-fixes-20260928/fix-2.docx
@@ -1,3 +1,6632 @@
+
+<file path=word/document.xml><?xml version="1.0" encoding="utf-8"?>
+<w:document xmlns:wpc="http://schemas.microsoft.com/office/word/2010/wordprocessingCanvas" xmlns:cx="http://schemas.microsoft.com/office/drawing/2014/chartex" xmlns:cx1="http://schemas.microsoft.com/office/drawing/2015/9/8/chartex" xmlns:cx2="http://schemas.microsoft.com/office/drawing/2015/10/21/chartex" xmlns:cx3="http://schemas.microsoft.com/office/drawing/2016/5/9/chartex" xmlns:cx4="http://schemas.microsoft.com/office/drawing/2016/5/10/chartex" xmlns:cx5="http://schemas.microsoft.com/office/drawing/2016/5/11/chartex" xmlns:cx6="http://schemas.microsoft.com/office/drawing/2016/5/12/chartex" xmlns:cx7="http://schemas.microsoft.com/office/drawing/2016/5/13/chartex" xmlns:cx8="http://schemas.microsoft.com/office/drawing/2016/5/14/chartex" xmlns:mc="http://schemas.openxmlformats.org/markup-compatibility/2006" xmlns:aink="http://schemas.microsoft.com/office/drawing/2016/ink" xmlns:am3d="http://schemas.microsoft.com/office/drawing/2017/model3d" xmlns:o="urn:schemas-microsoft-com:office:office" xmlns:oel="http://schemas.microsoft.com/office/2019/extlst" xmlns:r="http://schemas.openxmlformats.org/officeDocument/2006/relationships" xmlns:m="http://schemas.openxmlformats.org/officeDocument/2006/math" xmlns:v="urn:schemas-microsoft-com:vml" xmlns:wp14="http://schemas.microsoft.com/office/word/2010/wordprocessingDrawing" xmlns:wp="http://schemas.openxmlformats.org/drawingml/2006/wordprocessingDrawing" xmlns:w10="urn:schemas-microsoft-com:office:word" xmlns:w="http://schemas.openxmlformats.org/wordprocessingml/2006/main" xmlns:w14="http://schemas.microsoft.com/office/word/2010/wordml" xmlns:w15="http://schemas.microsoft.com/office/word/2012/wordml" xmlns:w16cex="http://schemas.microsoft.com/office/word/2018/wordml/cex" xmlns:w16cid="http://schemas.microsoft.com/office/word/2016/wordml/cid" xmlns:w16="http://schemas.microsoft.com/office/word/2018/wordml" xmlns:w16du="http://schemas.microsoft.com/office/word/2023/wordml/word16du" xmlns:w16sdtdh="http://schemas.microsoft.com/office/word/2020/wordml/sdtdatahash" xmlns:w16sdtfl="http://schemas.microsoft.com/office/word/2024/wordml/sdtformatlock" xmlns:w16se="http://schemas.microsoft.com/office/word/2015/wordml/symex" xmlns:wpg="http://schemas.microsoft.com/office/word/2010/wordprocessingGroup" xmlns:wpi="http://schemas.microsoft.com/office/word/2010/wordprocessingInk" xmlns:wne="http://schemas.microsoft.com/office/word/2006/wordml" xmlns:wps="http://schemas.microsoft.com/office/word/2010/wordprocessingShape" mc:Ignorable="w14 w15 w16se w16cid w16 w16cex w16sdtdh w16sdtfl w16du wp14">
+  <w:body>
+    <w:p>
+      <w:pPr>
+        <w:spacing w:after="0" w:line="240" w:lineRule="auto"/>
+        <w:rPr>
+          <w:lang w:val="en-US"/>
+        </w:rPr>
+      </w:pPr>
+      <w:r>
+        <w:rPr>
+          <w:b/>
+          <w:bCs/>
+          <w:lang w:val="en-US"/>
+        </w:rPr>
+        <w:t>fix 34:</w:t>
+      </w:r>
+      <w:r>
+        <w:rPr>
+          <w:b/>
+          <w:bCs/>
+          <w:lang w:val="en-US"/>
+        </w:rPr>
+        <w:br/>
+      </w:r>
+      <w:r>
+        <w:rPr>
+          <w:lang w:val="en-US"/>
+        </w:rPr>
+        <w:t>**Bug Fix: Fix clipped and illegible column header hover tooltips across data tables**</w:t>
+      </w:r>
+    </w:p>
+    <w:p>
+      <w:pPr>
+        <w:spacing w:after="0" w:line="240" w:lineRule="auto"/>
+        <w:rPr>
+          <w:lang w:val="en-US"/>
+        </w:rPr>
+      </w:pPr>
+      <w:r>
+        <w:rPr>
+          <w:lang w:val="en-US"/>
+        </w:rPr>
+        <w:t>* **</w:t>
+      </w:r>
+      <w:proofErr w:type="gramStart"/>
+      <w:r>
+        <w:rPr>
+          <w:lang w:val="en-US"/>
+        </w:rPr>
+        <w:t>Scope:*</w:t>
+      </w:r>
+      <w:proofErr w:type="gramEnd"/>
+      <w:r>
+        <w:rPr>
+          <w:lang w:val="en-US"/>
+        </w:rPr>
+        <w:t>* Entire application — specifically `Sections` (`/sections`) and `Subjects` (`/subjects`) data tables, and any shared `</w:t>
+      </w:r>
+      <w:proofErr w:type="spellStart"/>
+      <w:r>
+        <w:rPr>
+          <w:lang w:val="en-US"/>
+        </w:rPr>
+        <w:t>DataTableHeader</w:t>
+      </w:r>
+      <w:proofErr w:type="spellEnd"/>
+      <w:r>
+        <w:rPr>
+          <w:lang w:val="en-US"/>
+        </w:rPr>
+        <w:t>` / sortable column header components.</w:t>
+      </w:r>
+    </w:p>
+    <w:p>
+      <w:pPr>
+        <w:spacing w:after="0" w:line="240" w:lineRule="auto"/>
+        <w:rPr>
+          <w:lang w:val="en-US"/>
+        </w:rPr>
+      </w:pPr>
+      <w:r>
+        <w:rPr>
+          <w:lang w:val="en-US"/>
+        </w:rPr>
+        <w:t xml:space="preserve">* **Observed </w:t>
+      </w:r>
+      <w:proofErr w:type="gramStart"/>
+      <w:r>
+        <w:rPr>
+          <w:lang w:val="en-US"/>
+        </w:rPr>
+        <w:t>Bugs:*</w:t>
+      </w:r>
+      <w:proofErr w:type="gramEnd"/>
+      <w:r>
+        <w:rPr>
+          <w:lang w:val="en-US"/>
+        </w:rPr>
+        <w:t>*</w:t>
+      </w:r>
+    </w:p>
+    <w:p>
+      <w:pPr>
+        <w:spacing w:after="0" w:line="240" w:lineRule="auto"/>
+        <w:rPr>
+          <w:lang w:val="en-US"/>
+        </w:rPr>
+      </w:pPr>
+      <w:r>
+        <w:rPr>
+          <w:lang w:val="en-US"/>
+        </w:rPr>
+        <w:t>1. **Overflow Clipping:** Hovering over sortable column headers (`Section`, `Grade`, `Enrolled`, `Capacity`, etc.) triggers a hover tooltip (e.g., *"Click to sort ascending/descending"*), but the top boundary of the table container (`overflow-hidden` or `overflow-x-auto`) cuts the bubble in half.</w:t>
+      </w:r>
+    </w:p>
+    <w:p>
+      <w:pPr>
+        <w:spacing w:after="0" w:line="240" w:lineRule="auto"/>
+        <w:rPr>
+          <w:lang w:val="en-US"/>
+        </w:rPr>
+      </w:pPr>
+      <w:r>
+        <w:rPr>
+          <w:lang w:val="en-US"/>
+        </w:rPr>
+        <w:t xml:space="preserve">2. **Blank / Invisible </w:t>
+      </w:r>
+      <w:proofErr w:type="gramStart"/>
+      <w:r>
+        <w:rPr>
+          <w:lang w:val="en-US"/>
+        </w:rPr>
+        <w:t>Content:*</w:t>
+      </w:r>
+      <w:proofErr w:type="gramEnd"/>
+      <w:r>
+        <w:rPr>
+          <w:lang w:val="en-US"/>
+        </w:rPr>
+        <w:t>* The tooltip element appears as an empty white pill that blends into the background, with the internal text completely unreadable.</w:t>
+      </w:r>
+    </w:p>
+    <w:p>
+      <w:pPr>
+        <w:spacing w:after="0" w:line="240" w:lineRule="auto"/>
+        <w:rPr>
+          <w:lang w:val="en-US"/>
+        </w:rPr>
+      </w:pPr>
+      <w:r>
+        <w:rPr>
+          <w:lang w:val="en-US"/>
+        </w:rPr>
+        <w:t xml:space="preserve">* **Requested </w:t>
+      </w:r>
+      <w:proofErr w:type="gramStart"/>
+      <w:r>
+        <w:rPr>
+          <w:lang w:val="en-US"/>
+        </w:rPr>
+        <w:t>Fixes:*</w:t>
+      </w:r>
+      <w:proofErr w:type="gramEnd"/>
+      <w:r>
+        <w:rPr>
+          <w:lang w:val="en-US"/>
+        </w:rPr>
+        <w:t>*</w:t>
+      </w:r>
+    </w:p>
+    <w:p>
+      <w:pPr>
+        <w:spacing w:after="0" w:line="240" w:lineRule="auto"/>
+        <w:rPr>
+          <w:lang w:val="en-US"/>
+        </w:rPr>
+      </w:pPr>
+      <w:r>
+        <w:rPr>
+          <w:lang w:val="en-US"/>
+        </w:rPr>
+        <w:t xml:space="preserve">1. **Resolve Tooltip Stacking &amp; </w:t>
+      </w:r>
+      <w:proofErr w:type="spellStart"/>
+      <w:proofErr w:type="gramStart"/>
+      <w:r>
+        <w:rPr>
+          <w:lang w:val="en-US"/>
+        </w:rPr>
+        <w:t>Portaling</w:t>
+      </w:r>
+      <w:proofErr w:type="spellEnd"/>
+      <w:r>
+        <w:rPr>
+          <w:lang w:val="en-US"/>
+        </w:rPr>
+        <w:t>:*</w:t>
+      </w:r>
+      <w:proofErr w:type="gramEnd"/>
+      <w:r>
+        <w:rPr>
+          <w:lang w:val="en-US"/>
+        </w:rPr>
+        <w:t>*</w:t>
+      </w:r>
+    </w:p>
+    <w:p>
+      <w:pPr>
+        <w:spacing w:after="0" w:line="240" w:lineRule="auto"/>
+        <w:rPr>
+          <w:lang w:val="en-US"/>
+        </w:rPr>
+      </w:pPr>
+      <w:r>
+        <w:rPr>
+          <w:lang w:val="en-US"/>
+        </w:rPr>
+        <w:t>* Render the column header tooltips via a Portal (e.g., Radix UI `</w:t>
+      </w:r>
+      <w:proofErr w:type="spellStart"/>
+      <w:r>
+        <w:rPr>
+          <w:lang w:val="en-US"/>
+        </w:rPr>
+        <w:t>TooltipPrimitive.Portal</w:t>
+      </w:r>
+      <w:proofErr w:type="spellEnd"/>
+      <w:r>
+        <w:rPr>
+          <w:lang w:val="en-US"/>
+        </w:rPr>
+        <w:t>` or Floating UI) so they mount directly to `</w:t>
+      </w:r>
+      <w:proofErr w:type="spellStart"/>
+      <w:proofErr w:type="gramStart"/>
+      <w:r>
+        <w:rPr>
+          <w:lang w:val="en-US"/>
+        </w:rPr>
+        <w:t>document.body</w:t>
+      </w:r>
+      <w:proofErr w:type="spellEnd"/>
+      <w:proofErr w:type="gramEnd"/>
+      <w:r>
+        <w:rPr>
+          <w:lang w:val="en-US"/>
+        </w:rPr>
+        <w:t>` rather than inside the overflow-clipped table header.</w:t>
+      </w:r>
+    </w:p>
+    <w:p>
+      <w:pPr>
+        <w:spacing w:after="0" w:line="240" w:lineRule="auto"/>
+        <w:rPr>
+          <w:lang w:val="en-US"/>
+        </w:rPr>
+      </w:pPr>
+      <w:r>
+        <w:rPr>
+          <w:lang w:val="en-US"/>
+        </w:rPr>
+        <w:t>* If a portal is not used, ensure the tooltip displays below the label (`side="bottom"`) or ensure the parent header wrapper does not clip top overflows (`overflow-visible` on the `</w:t>
+      </w:r>
+      <w:proofErr w:type="spellStart"/>
+      <w:r>
+        <w:rPr>
+          <w:lang w:val="en-US"/>
+        </w:rPr>
+        <w:t>thead</w:t>
+      </w:r>
+      <w:proofErr w:type="spellEnd"/>
+      <w:r>
+        <w:rPr>
+          <w:lang w:val="en-US"/>
+        </w:rPr>
+        <w:t>` / header row).</w:t>
+      </w:r>
+    </w:p>
+    <w:p>
+      <w:pPr>
+        <w:spacing w:after="0" w:line="240" w:lineRule="auto"/>
+        <w:rPr>
+          <w:lang w:val="en-US"/>
+        </w:rPr>
+      </w:pPr>
+      <w:r>
+        <w:rPr>
+          <w:lang w:val="en-US"/>
+        </w:rPr>
+        <w:t>* Set an explicit elevation: `z-50`.</w:t>
+      </w:r>
+    </w:p>
+    <w:p>
+      <w:pPr>
+        <w:spacing w:after="0" w:line="240" w:lineRule="auto"/>
+        <w:rPr>
+          <w:lang w:val="en-US"/>
+        </w:rPr>
+      </w:pPr>
+      <w:r>
+        <w:rPr>
+          <w:lang w:val="en-US"/>
+        </w:rPr>
+        <w:t xml:space="preserve">2. **Standardize Tooltip Styling &amp; </w:t>
+      </w:r>
+      <w:proofErr w:type="gramStart"/>
+      <w:r>
+        <w:rPr>
+          <w:lang w:val="en-US"/>
+        </w:rPr>
+        <w:t>Contrast:*</w:t>
+      </w:r>
+      <w:proofErr w:type="gramEnd"/>
+      <w:r>
+        <w:rPr>
+          <w:lang w:val="en-US"/>
+        </w:rPr>
+        <w:t>*</w:t>
+      </w:r>
+    </w:p>
+    <w:p>
+      <w:pPr>
+        <w:spacing w:after="0" w:line="240" w:lineRule="auto"/>
+        <w:rPr>
+          <w:lang w:val="en-US"/>
+        </w:rPr>
+      </w:pPr>
+      <w:r>
+        <w:rPr>
+          <w:lang w:val="en-US"/>
+        </w:rPr>
+        <w:t>* Apply the application's standard dark tooltip style so it clearly contrasts against white table cards:</w:t>
+      </w:r>
+    </w:p>
+    <w:p>
+      <w:pPr>
+        <w:spacing w:after="0" w:line="240" w:lineRule="auto"/>
+        <w:rPr>
+          <w:lang w:val="en-US"/>
+        </w:rPr>
+      </w:pPr>
+      <w:r>
+        <w:rPr>
+          <w:lang w:val="en-US"/>
+        </w:rPr>
+        <w:t>```</w:t>
+      </w:r>
+      <w:proofErr w:type="spellStart"/>
+      <w:r>
+        <w:rPr>
+          <w:lang w:val="en-US"/>
+        </w:rPr>
+        <w:t>css</w:t>
+      </w:r>
+      <w:proofErr w:type="spellEnd"/>
+    </w:p>
+    <w:p>
+      <w:pPr>
+        <w:spacing w:after="0" w:line="240" w:lineRule="auto"/>
+        <w:rPr>
+          <w:lang w:val="en-US"/>
+        </w:rPr>
+      </w:pPr>
+      <w:r>
+        <w:rPr>
+          <w:lang w:val="en-US"/>
+        </w:rPr>
+        <w:t>bg-slate-900 text-white text-</w:t>
+      </w:r>
+      <w:proofErr w:type="spellStart"/>
+      <w:r>
+        <w:rPr>
+          <w:lang w:val="en-US"/>
+        </w:rPr>
+        <w:t>xs</w:t>
+      </w:r>
+      <w:proofErr w:type="spellEnd"/>
+      <w:r>
+        <w:rPr>
+          <w:lang w:val="en-US"/>
+        </w:rPr>
+        <w:t xml:space="preserve"> font-medium px-2.5 py-1 rounded-md shadow-md pointer-events-none whitespace-</w:t>
+      </w:r>
+      <w:proofErr w:type="spellStart"/>
+      <w:r>
+        <w:rPr>
+          <w:lang w:val="en-US"/>
+        </w:rPr>
+        <w:t>nowrap</w:t>
+      </w:r>
+      <w:proofErr w:type="spellEnd"/>
+    </w:p>
+    <w:p>
+      <w:pPr>
+        <w:spacing w:after="0" w:line="240" w:lineRule="auto"/>
+        <w:rPr>
+          <w:lang w:val="en-US"/>
+        </w:rPr>
+      </w:pPr>
+    </w:p>
+    <w:p>
+      <w:pPr>
+        <w:spacing w:after="0" w:line="240" w:lineRule="auto"/>
+        <w:rPr>
+          <w:lang w:val="en-US"/>
+        </w:rPr>
+      </w:pPr>
+      <w:r>
+        <w:rPr>
+          <w:lang w:val="en-US"/>
+        </w:rPr>
+        <w:t>```</w:t>
+      </w:r>
+    </w:p>
+    <w:p>
+      <w:pPr>
+        <w:spacing w:after="0" w:line="240" w:lineRule="auto"/>
+        <w:rPr>
+          <w:lang w:val="en-US"/>
+        </w:rPr>
+      </w:pPr>
+      <w:r>
+        <w:rPr>
+          <w:lang w:val="en-US"/>
+        </w:rPr>
+        <w:t>* Ensure the tooltip text explicitly describes the sort action (e.g., `"Sort by Section"`, `"Sort ascending"`, etc.).</w:t>
+      </w:r>
+    </w:p>
+    <w:p>
+      <w:pPr>
+        <w:spacing w:after="0" w:line="240" w:lineRule="auto"/>
+        <w:rPr>
+          <w:lang w:val="en-US"/>
+        </w:rPr>
+      </w:pPr>
+      <w:r>
+        <w:rPr>
+          <w:lang w:val="en-US"/>
+        </w:rPr>
+        <w:t>3. **Alternative (Remove if Redundant</w:t>
+      </w:r>
+      <w:proofErr w:type="gramStart"/>
+      <w:r>
+        <w:rPr>
+          <w:lang w:val="en-US"/>
+        </w:rPr>
+        <w:t>):*</w:t>
+      </w:r>
+      <w:proofErr w:type="gramEnd"/>
+      <w:r>
+        <w:rPr>
+          <w:lang w:val="en-US"/>
+        </w:rPr>
+        <w:t>*</w:t>
+      </w:r>
+    </w:p>
+    <w:p>
+      <w:pPr>
+        <w:spacing w:after="0" w:line="240" w:lineRule="auto"/>
+        <w:rPr>
+          <w:lang w:val="en-US"/>
+        </w:rPr>
+      </w:pPr>
+      <w:r>
+        <w:rPr>
+          <w:lang w:val="en-US"/>
+        </w:rPr>
+        <w:t>* If the sort buttons (`↑`, `↓`, `↕`) already adequately communicate sorting via their icons, completely remove the hover tooltip listener from the table headers to eliminate visual noise.</w:t>
+      </w:r>
+      <w:r>
+        <w:rPr>
+          <w:lang w:val="en-US"/>
+        </w:rPr>
+        <w:t xml:space="preserve"> </w:t>
+      </w:r>
+    </w:p>
+    <w:p>
+      <w:pPr>
+        <w:spacing w:after="0"/>
+        <w:rPr>
+          <w:b/>
+          <w:bCs/>
+          <w:lang w:val="en-US"/>
+        </w:rPr>
+      </w:pPr>
+      <w:r>
+        <w:rPr>
+          <w:b/>
+          <w:bCs/>
+          <w:noProof/>
+          <w:lang w:val="en-US"/>
+        </w:rPr>
+        <w:drawing>
+          <wp:anchor distT="0" distB="0" distL="114300" distR="114300" simplePos="0" relativeHeight="251658240" behindDoc="0" locked="0" layoutInCell="1" allowOverlap="1" wp14:anchorId="1657CDB0" wp14:editId="4966F673">
+            <wp:simplePos x="0" y="0"/>
+            <wp:positionH relativeFrom="margin">
+              <wp:align>left</wp:align>
+            </wp:positionH>
+            <wp:positionV relativeFrom="paragraph">
+              <wp:posOffset>208049</wp:posOffset>
+            </wp:positionV>
+            <wp:extent cx="6858000" cy="3391535"/>
+            <wp:effectExtent l="0" t="0" r="0" b="0"/>
+            <wp:wrapThrough wrapText="bothSides">
+              <wp:wrapPolygon edited="0">
+                <wp:start x="0" y="0"/>
+                <wp:lineTo x="0" y="21475"/>
+                <wp:lineTo x="21540" y="21475"/>
+                <wp:lineTo x="21540" y="0"/>
+                <wp:lineTo x="0" y="0"/>
+              </wp:wrapPolygon>
+            </wp:wrapThrough>
+            <wp:docPr id="1080470211" name="Picture 1"/>
+            <wp:cNvGraphicFramePr>
+              <a:graphicFrameLocks xmlns:a="http://schemas.openxmlformats.org/drawingml/2006/main" noChangeAspect="1"/>
+            </wp:cNvGraphicFramePr>
+            <a:graphic xmlns:a="http://schemas.openxmlformats.org/drawingml/2006/main">
+              <a:graphicData uri="http://schemas.openxmlformats.org/drawingml/2006/picture">
+                <pic:pic xmlns:pic="http://schemas.openxmlformats.org/drawingml/2006/picture">
+                  <pic:nvPicPr>
+                    <pic:cNvPr id="1080470211" name=""/>
+                    <pic:cNvPicPr/>
+                  </pic:nvPicPr>
+                  <pic:blipFill>
+                    <a:blip r:embed="rId5">
+                      <a:extLst>
+                        <a:ext uri="{28A0092B-C50C-407E-A947-70E740481C1C}">
+                          <a14:useLocalDpi xmlns:a14="http://schemas.microsoft.com/office/drawing/2010/main" val="0"/>
+                        </a:ext>
+                      </a:extLst>
+                    </a:blip>
+                    <a:stretch>
+                      <a:fillRect/>
+                    </a:stretch>
+                  </pic:blipFill>
+                  <pic:spPr>
+                    <a:xfrm>
+                      <a:off x="0" y="0"/>
+                      <a:ext cx="6858000" cy="3391535"/>
+                    </a:xfrm>
+                    <a:prstGeom prst="rect">
+                      <a:avLst/>
+                    </a:prstGeom>
+                  </pic:spPr>
+                </pic:pic>
+              </a:graphicData>
+            </a:graphic>
+            <wp14:sizeRelH relativeFrom="page">
+              <wp14:pctWidth>0</wp14:pctWidth>
+            </wp14:sizeRelH>
+            <wp14:sizeRelV relativeFrom="page">
+              <wp14:pctHeight>0</wp14:pctHeight>
+            </wp14:sizeRelV>
+          </wp:anchor>
+        </w:drawing>
+      </w:r>
+    </w:p>
+    <w:p>
+      <w:pPr>
+        <w:spacing w:after="0"/>
+        <w:rPr>
+          <w:b/>
+          <w:bCs/>
+          <w:lang w:val="en-US"/>
+        </w:rPr>
+      </w:pPr>
+    </w:p>
+    <w:p>
+      <w:pPr>
+        <w:spacing w:after="0"/>
+        <w:rPr>
+          <w:b/>
+          <w:bCs/>
+          <w:lang w:val="en-US"/>
+        </w:rPr>
+      </w:pPr>
+    </w:p>
+    <w:p>
+      <w:pPr>
+        <w:spacing w:after="0"/>
+        <w:rPr>
+          <w:b/>
+          <w:bCs/>
+          <w:lang w:val="en-US"/>
+        </w:rPr>
+      </w:pPr>
+    </w:p>
+    <w:p>
+      <w:pPr>
+        <w:spacing w:after="0"/>
+        <w:rPr>
+          <w:b/>
+          <w:bCs/>
+          <w:lang w:val="en-US"/>
+        </w:rPr>
+      </w:pPr>
+    </w:p>
+    <w:p>
+      <w:pPr>
+        <w:spacing w:after="0"/>
+        <w:rPr>
+          <w:b/>
+          <w:bCs/>
+          <w:lang w:val="en-US"/>
+        </w:rPr>
+      </w:pPr>
+    </w:p>
+    <w:p>
+      <w:pPr>
+        <w:spacing w:after="0"/>
+        <w:rPr>
+          <w:b/>
+          <w:bCs/>
+          <w:lang w:val="en-US"/>
+        </w:rPr>
+      </w:pPr>
+    </w:p>
+    <w:p>
+      <w:pPr>
+        <w:spacing w:after="0"/>
+        <w:rPr>
+          <w:b/>
+          <w:bCs/>
+          <w:lang w:val="en-US"/>
+        </w:rPr>
+      </w:pPr>
+    </w:p>
+    <w:p>
+      <w:pPr>
+        <w:spacing w:after="0"/>
+        <w:rPr>
+          <w:b/>
+          <w:bCs/>
+          <w:lang w:val="en-US"/>
+        </w:rPr>
+      </w:pPr>
+    </w:p>
+    <w:p>
+      <w:pPr>
+        <w:spacing w:after="0"/>
+        <w:rPr>
+          <w:b/>
+          <w:bCs/>
+          <w:lang w:val="en-US"/>
+        </w:rPr>
+      </w:pPr>
+    </w:p>
+    <w:p>
+      <w:pPr>
+        <w:spacing w:after="0"/>
+        <w:rPr>
+          <w:b/>
+          <w:bCs/>
+          <w:lang w:val="en-US"/>
+        </w:rPr>
+      </w:pPr>
+    </w:p>
+    <w:p>
+      <w:pPr>
+        <w:spacing w:after="0"/>
+        <w:rPr>
+          <w:b/>
+          <w:bCs/>
+          <w:lang w:val="en-US"/>
+        </w:rPr>
+      </w:pPr>
+    </w:p>
+    <w:p>
+      <w:pPr>
+        <w:spacing w:after="0"/>
+        <w:rPr>
+          <w:b/>
+          <w:bCs/>
+          <w:lang w:val="en-US"/>
+        </w:rPr>
+      </w:pPr>
+    </w:p>
+    <w:p>
+      <w:pPr>
+        <w:spacing w:after="0"/>
+        <w:rPr>
+          <w:b/>
+          <w:bCs/>
+          <w:lang w:val="en-US"/>
+        </w:rPr>
+      </w:pPr>
+    </w:p>
+    <w:p>
+      <w:pPr>
+        <w:spacing w:after="0"/>
+        <w:rPr>
+          <w:b/>
+          <w:bCs/>
+          <w:lang w:val="en-US"/>
+        </w:rPr>
+      </w:pPr>
+    </w:p>
+    <w:p>
+      <w:pPr>
+        <w:spacing w:after="0"/>
+        <w:rPr>
+          <w:b/>
+          <w:bCs/>
+          <w:lang w:val="en-US"/>
+        </w:rPr>
+      </w:pPr>
+      <w:r>
+        <w:rPr>
+          <w:b/>
+          <w:bCs/>
+          <w:lang w:val="en-US"/>
+        </w:rPr>
+        <w:lastRenderedPageBreak/>
+        <w:t>fix 35:</w:t>
+      </w:r>
+    </w:p>
+    <w:p>
+      <w:pPr>
+        <w:spacing w:after="0"/>
+        <w:rPr>
+          <w:lang w:val="en-US"/>
+        </w:rPr>
+      </w:pPr>
+      <w:r>
+        <w:rPr>
+          <w:lang w:val="en-US"/>
+        </w:rPr>
+        <w:t xml:space="preserve">**Bug Fix: Prevent clipped column sort header tooltips on the Teachers table (and all shared data </w:t>
+      </w:r>
+      <w:proofErr w:type="gramStart"/>
+      <w:r>
+        <w:rPr>
+          <w:lang w:val="en-US"/>
+        </w:rPr>
+        <w:t>tables)*</w:t>
+      </w:r>
+      <w:proofErr w:type="gramEnd"/>
+      <w:r>
+        <w:rPr>
+          <w:lang w:val="en-US"/>
+        </w:rPr>
+        <w:t>*</w:t>
+      </w:r>
+    </w:p>
+    <w:p>
+      <w:pPr>
+        <w:spacing w:after="0"/>
+        <w:rPr>
+          <w:lang w:val="en-US"/>
+        </w:rPr>
+      </w:pPr>
+      <w:r>
+        <w:rPr>
+          <w:lang w:val="en-US"/>
+        </w:rPr>
+        <w:t>* **</w:t>
+      </w:r>
+      <w:proofErr w:type="gramStart"/>
+      <w:r>
+        <w:rPr>
+          <w:lang w:val="en-US"/>
+        </w:rPr>
+        <w:t>Location:*</w:t>
+      </w:r>
+      <w:proofErr w:type="gramEnd"/>
+      <w:r>
+        <w:rPr>
+          <w:lang w:val="en-US"/>
+        </w:rPr>
+        <w:t xml:space="preserve">* `Teachers` page (`/teachers`), column headers (`Teacher ↑`, `Load status </w:t>
+      </w:r>
+      <w:r>
+        <w:rPr>
+          <w:rFonts w:ascii="Cambria Math" w:hAnsi="Cambria Math" w:cs="Cambria Math"/>
+          <w:lang w:val="en-US"/>
+        </w:rPr>
+        <w:t>⇅</w:t>
+      </w:r>
+      <w:r>
+        <w:rPr>
+          <w:lang w:val="en-US"/>
+        </w:rPr>
+        <w:t xml:space="preserve">`, `Weekly load </w:t>
+      </w:r>
+      <w:r>
+        <w:rPr>
+          <w:rFonts w:ascii="Cambria Math" w:hAnsi="Cambria Math" w:cs="Cambria Math"/>
+          <w:lang w:val="en-US"/>
+        </w:rPr>
+        <w:t>⇅</w:t>
+      </w:r>
+      <w:r>
+        <w:rPr>
+          <w:lang w:val="en-US"/>
+        </w:rPr>
+        <w:t>`, etc.), as well as any shared `</w:t>
+      </w:r>
+      <w:proofErr w:type="spellStart"/>
+      <w:r>
+        <w:rPr>
+          <w:lang w:val="en-US"/>
+        </w:rPr>
+        <w:t>DataTableHeader</w:t>
+      </w:r>
+      <w:proofErr w:type="spellEnd"/>
+      <w:r>
+        <w:rPr>
+          <w:lang w:val="en-US"/>
+        </w:rPr>
+        <w:t>` component across the application.</w:t>
+      </w:r>
+    </w:p>
+    <w:p>
+      <w:pPr>
+        <w:spacing w:after="0"/>
+        <w:rPr>
+          <w:lang w:val="en-US"/>
+        </w:rPr>
+      </w:pPr>
+      <w:r>
+        <w:rPr>
+          <w:lang w:val="en-US"/>
+        </w:rPr>
+        <w:t xml:space="preserve">* **Observed </w:t>
+      </w:r>
+      <w:proofErr w:type="gramStart"/>
+      <w:r>
+        <w:rPr>
+          <w:lang w:val="en-US"/>
+        </w:rPr>
+        <w:t>Defect:*</w:t>
+      </w:r>
+      <w:proofErr w:type="gramEnd"/>
+      <w:r>
+        <w:rPr>
+          <w:lang w:val="en-US"/>
+        </w:rPr>
+        <w:t>*</w:t>
+      </w:r>
+    </w:p>
+    <w:p>
+      <w:pPr>
+        <w:spacing w:after="0"/>
+        <w:rPr>
+          <w:lang w:val="en-US"/>
+        </w:rPr>
+      </w:pPr>
+      <w:r>
+        <w:rPr>
+          <w:lang w:val="en-US"/>
+        </w:rPr>
+        <w:t>* When hovering over sortable headers like `Teacher ↑`, the descriptive tooltip (e.g., *"Sort by teacher, currently ascending"*) pops up above the header, but gets severely cut off by the top boundary of the table container (`overflow-hidden` / `overflow-x-auto`).</w:t>
+      </w:r>
+    </w:p>
+    <w:p>
+      <w:pPr>
+        <w:spacing w:after="0"/>
+        <w:rPr>
+          <w:lang w:val="en-US"/>
+        </w:rPr>
+      </w:pPr>
+      <w:r>
+        <w:rPr>
+          <w:lang w:val="en-US"/>
+        </w:rPr>
+        <w:t>* The text is partially clipped and unreadable because the tooltip is rendering inside an overflow-constrained container.</w:t>
+      </w:r>
+    </w:p>
+    <w:p>
+      <w:pPr>
+        <w:spacing w:after="0"/>
+        <w:rPr>
+          <w:lang w:val="en-US"/>
+        </w:rPr>
+      </w:pPr>
+      <w:r>
+        <w:rPr>
+          <w:lang w:val="en-US"/>
+        </w:rPr>
+        <w:t xml:space="preserve">* **Requested </w:t>
+      </w:r>
+      <w:proofErr w:type="gramStart"/>
+      <w:r>
+        <w:rPr>
+          <w:lang w:val="en-US"/>
+        </w:rPr>
+        <w:t>Updates:*</w:t>
+      </w:r>
+      <w:proofErr w:type="gramEnd"/>
+      <w:r>
+        <w:rPr>
+          <w:lang w:val="en-US"/>
+        </w:rPr>
+        <w:t>*</w:t>
+      </w:r>
+    </w:p>
+    <w:p>
+      <w:pPr>
+        <w:spacing w:after="0"/>
+        <w:rPr>
+          <w:lang w:val="en-US"/>
+        </w:rPr>
+      </w:pPr>
+      <w:r>
+        <w:rPr>
+          <w:lang w:val="en-US"/>
+        </w:rPr>
+        <w:t xml:space="preserve">1. **Fix Tooltip Mounting / </w:t>
+      </w:r>
+      <w:proofErr w:type="spellStart"/>
+      <w:proofErr w:type="gramStart"/>
+      <w:r>
+        <w:rPr>
+          <w:lang w:val="en-US"/>
+        </w:rPr>
+        <w:t>Portaling</w:t>
+      </w:r>
+      <w:proofErr w:type="spellEnd"/>
+      <w:r>
+        <w:rPr>
+          <w:lang w:val="en-US"/>
+        </w:rPr>
+        <w:t>:*</w:t>
+      </w:r>
+      <w:proofErr w:type="gramEnd"/>
+      <w:r>
+        <w:rPr>
+          <w:lang w:val="en-US"/>
+        </w:rPr>
+        <w:t>*</w:t>
+      </w:r>
+    </w:p>
+    <w:p>
+      <w:pPr>
+        <w:spacing w:after="0"/>
+        <w:rPr>
+          <w:lang w:val="en-US"/>
+        </w:rPr>
+      </w:pPr>
+      <w:r>
+        <w:rPr>
+          <w:lang w:val="en-US"/>
+        </w:rPr>
+        <w:t>* Render header tooltips via a Portal (e.g., `</w:t>
+      </w:r>
+      <w:proofErr w:type="spellStart"/>
+      <w:r>
+        <w:rPr>
+          <w:lang w:val="en-US"/>
+        </w:rPr>
+        <w:t>TooltipPrimitive.Portal</w:t>
+      </w:r>
+      <w:proofErr w:type="spellEnd"/>
+      <w:r>
+        <w:rPr>
+          <w:lang w:val="en-US"/>
+        </w:rPr>
+        <w:t xml:space="preserve">` in Radix UI / </w:t>
+      </w:r>
+      <w:proofErr w:type="spellStart"/>
+      <w:r>
+        <w:rPr>
+          <w:lang w:val="en-US"/>
+        </w:rPr>
+        <w:t>shadcn</w:t>
+      </w:r>
+      <w:proofErr w:type="spellEnd"/>
+      <w:r>
+        <w:rPr>
+          <w:lang w:val="en-US"/>
+        </w:rPr>
+        <w:t>/</w:t>
+      </w:r>
+      <w:proofErr w:type="spellStart"/>
+      <w:r>
+        <w:rPr>
+          <w:lang w:val="en-US"/>
+        </w:rPr>
+        <w:t>ui</w:t>
+      </w:r>
+      <w:proofErr w:type="spellEnd"/>
+      <w:r>
+        <w:rPr>
+          <w:lang w:val="en-US"/>
+        </w:rPr>
+        <w:t xml:space="preserve"> or Floating UI) so the tooltip mounts directly to `</w:t>
+      </w:r>
+      <w:proofErr w:type="spellStart"/>
+      <w:proofErr w:type="gramStart"/>
+      <w:r>
+        <w:rPr>
+          <w:lang w:val="en-US"/>
+        </w:rPr>
+        <w:t>document.body</w:t>
+      </w:r>
+      <w:proofErr w:type="spellEnd"/>
+      <w:proofErr w:type="gramEnd"/>
+      <w:r>
+        <w:rPr>
+          <w:lang w:val="en-US"/>
+        </w:rPr>
+        <w:t>` rather than inside the overflow-clipped table structure.</w:t>
+      </w:r>
+    </w:p>
+    <w:p>
+      <w:pPr>
+        <w:spacing w:after="0"/>
+        <w:rPr>
+          <w:lang w:val="en-US"/>
+        </w:rPr>
+      </w:pPr>
+      <w:r>
+        <w:rPr>
+          <w:lang w:val="en-US"/>
+        </w:rPr>
+        <w:t xml:space="preserve">* If </w:t>
+      </w:r>
+      <w:proofErr w:type="spellStart"/>
+      <w:r>
+        <w:rPr>
+          <w:lang w:val="en-US"/>
+        </w:rPr>
+        <w:t>portaling</w:t>
+      </w:r>
+      <w:proofErr w:type="spellEnd"/>
+      <w:r>
+        <w:rPr>
+          <w:lang w:val="en-US"/>
+        </w:rPr>
+        <w:t xml:space="preserve"> is not used, position the tooltip **below** the header text using `side="bottom"` or `align="start"` so it displays within the visible table body instead of protruding past the top boundary.</w:t>
+      </w:r>
+    </w:p>
+    <w:p>
+      <w:pPr>
+        <w:spacing w:after="0"/>
+        <w:rPr>
+          <w:lang w:val="en-US"/>
+        </w:rPr>
+      </w:pPr>
+      <w:r>
+        <w:rPr>
+          <w:lang w:val="en-US"/>
+        </w:rPr>
+        <w:t>* Apply explicit stacking elevation (`z-50`).</w:t>
+      </w:r>
+    </w:p>
+    <w:p>
+      <w:pPr>
+        <w:spacing w:after="0"/>
+        <w:rPr>
+          <w:lang w:val="en-US"/>
+        </w:rPr>
+      </w:pPr>
+      <w:r>
+        <w:rPr>
+          <w:lang w:val="en-US"/>
+        </w:rPr>
+        <w:t>2. **Alternative (Remove Redundant Tooltips</w:t>
+      </w:r>
+      <w:proofErr w:type="gramStart"/>
+      <w:r>
+        <w:rPr>
+          <w:lang w:val="en-US"/>
+        </w:rPr>
+        <w:t>):*</w:t>
+      </w:r>
+      <w:proofErr w:type="gramEnd"/>
+      <w:r>
+        <w:rPr>
+          <w:lang w:val="en-US"/>
+        </w:rPr>
+        <w:t>*</w:t>
+      </w:r>
+    </w:p>
+    <w:p>
+      <w:pPr>
+        <w:spacing w:after="0"/>
+        <w:rPr>
+          <w:lang w:val="en-US"/>
+        </w:rPr>
+      </w:pPr>
+      <w:r>
+        <w:rPr>
+          <w:lang w:val="en-US"/>
+        </w:rPr>
+        <w:t>* If the column arrows (`↑`, `↓`, `</w:t>
+      </w:r>
+      <w:r>
+        <w:rPr>
+          <w:rFonts w:ascii="Cambria Math" w:hAnsi="Cambria Math" w:cs="Cambria Math"/>
+          <w:lang w:val="en-US"/>
+        </w:rPr>
+        <w:t>⇅</w:t>
+      </w:r>
+      <w:r>
+        <w:rPr>
+          <w:lang w:val="en-US"/>
+        </w:rPr>
+        <w:t>`) already indicate sort direction clearly, remove the hover tooltip trigger on table header cells completely to eliminate unnecessary clutter and clipping bugs entirely.</w:t>
+      </w:r>
+    </w:p>
+    <w:p>
+      <w:pPr>
+        <w:spacing w:after="0"/>
+        <w:rPr>
+          <w:b/>
+          <w:bCs/>
+          <w:lang w:val="en-US"/>
+        </w:rPr>
+      </w:pPr>
+    </w:p>
+    <w:p>
+      <w:pPr>
+        <w:spacing w:after="0"/>
+        <w:rPr>
+          <w:b/>
+          <w:bCs/>
+          <w:lang w:val="en-US"/>
+        </w:rPr>
+      </w:pPr>
+      <w:r>
+        <w:rPr>
+          <w:noProof/>
+        </w:rPr>
+        <w:drawing>
+          <wp:anchor distT="0" distB="0" distL="114300" distR="114300" simplePos="0" relativeHeight="251659264" behindDoc="0" locked="0" layoutInCell="1" allowOverlap="1" wp14:anchorId="3343424B" wp14:editId="5D833108">
+            <wp:simplePos x="0" y="0"/>
+            <wp:positionH relativeFrom="column">
+              <wp:posOffset>5938</wp:posOffset>
+            </wp:positionH>
+            <wp:positionV relativeFrom="paragraph">
+              <wp:posOffset>-5047</wp:posOffset>
+            </wp:positionV>
+            <wp:extent cx="6858000" cy="3363595"/>
+            <wp:effectExtent l="0" t="0" r="0" b="8255"/>
+            <wp:wrapThrough wrapText="bothSides">
+              <wp:wrapPolygon edited="0">
+                <wp:start x="0" y="0"/>
+                <wp:lineTo x="0" y="21531"/>
+                <wp:lineTo x="21540" y="21531"/>
+                <wp:lineTo x="21540" y="0"/>
+                <wp:lineTo x="0" y="0"/>
+              </wp:wrapPolygon>
+            </wp:wrapThrough>
+            <wp:docPr id="455841374" name="Picture 4" descr="Open photo"/>
+            <wp:cNvGraphicFramePr>
+              <a:graphicFrameLocks xmlns:a="http://schemas.openxmlformats.org/drawingml/2006/main" noChangeAspect="1"/>
+            </wp:cNvGraphicFramePr>
+            <a:graphic xmlns:a="http://schemas.openxmlformats.org/drawingml/2006/main">
+              <a:graphicData uri="http://schemas.openxmlformats.org/drawingml/2006/picture">
+                <pic:pic xmlns:pic="http://schemas.openxmlformats.org/drawingml/2006/picture">
+                  <pic:nvPicPr>
+                    <pic:cNvPr id="0" name="Picture 13" descr="Open photo"/>
+                    <pic:cNvPicPr>
+                      <a:picLocks noChangeAspect="1" noChangeArrowheads="1"/>
+                    </pic:cNvPicPr>
+                  </pic:nvPicPr>
+                  <pic:blipFill>
+                    <a:blip r:embed="rId6">
+                      <a:extLst>
+                        <a:ext uri="{28A0092B-C50C-407E-A947-70E740481C1C}">
+                          <a14:useLocalDpi xmlns:a14="http://schemas.microsoft.com/office/drawing/2010/main" val="0"/>
+                        </a:ext>
+                      </a:extLst>
+                    </a:blip>
+                    <a:srcRect/>
+                    <a:stretch>
+                      <a:fillRect/>
+                    </a:stretch>
+                  </pic:blipFill>
+                  <pic:spPr bwMode="auto">
+                    <a:xfrm>
+                      <a:off x="0" y="0"/>
+                      <a:ext cx="6858000" cy="3363595"/>
+                    </a:xfrm>
+                    <a:prstGeom prst="rect">
+                      <a:avLst/>
+                    </a:prstGeom>
+                    <a:noFill/>
+                    <a:ln>
+                      <a:noFill/>
+                    </a:ln>
+                  </pic:spPr>
+                </pic:pic>
+              </a:graphicData>
+            </a:graphic>
+            <wp14:sizeRelH relativeFrom="page">
+              <wp14:pctWidth>0</wp14:pctWidth>
+            </wp14:sizeRelH>
+            <wp14:sizeRelV relativeFrom="page">
+              <wp14:pctHeight>0</wp14:pctHeight>
+            </wp14:sizeRelV>
+          </wp:anchor>
+        </w:drawing>
+      </w:r>
+    </w:p>
+    <w:p>
+      <w:pPr>
+        <w:spacing w:after="0"/>
+        <w:rPr>
+          <w:b/>
+          <w:bCs/>
+          <w:lang w:val="en-US"/>
+        </w:rPr>
+      </w:pPr>
+    </w:p>
+    <w:p>
+      <w:pPr>
+        <w:spacing w:after="0"/>
+        <w:rPr>
+          <w:b/>
+          <w:bCs/>
+          <w:lang w:val="en-US"/>
+        </w:rPr>
+      </w:pPr>
+    </w:p>
+    <w:p>
+      <w:pPr>
+        <w:spacing w:after="0"/>
+        <w:rPr>
+          <w:b/>
+          <w:bCs/>
+          <w:lang w:val="en-US"/>
+        </w:rPr>
+      </w:pPr>
+    </w:p>
+    <w:p>
+      <w:pPr>
+        <w:spacing w:after="0"/>
+        <w:rPr>
+          <w:b/>
+          <w:bCs/>
+          <w:lang w:val="en-US"/>
+        </w:rPr>
+      </w:pPr>
+    </w:p>
+    <w:p>
+      <w:pPr>
+        <w:spacing w:after="0"/>
+        <w:rPr>
+          <w:b/>
+          <w:bCs/>
+          <w:lang w:val="en-US"/>
+        </w:rPr>
+      </w:pPr>
+    </w:p>
+    <w:p>
+      <w:pPr>
+        <w:spacing w:after="0"/>
+        <w:rPr>
+          <w:b/>
+          <w:bCs/>
+          <w:lang w:val="en-US"/>
+        </w:rPr>
+      </w:pPr>
+    </w:p>
+    <w:p>
+      <w:pPr>
+        <w:spacing w:after="0"/>
+        <w:rPr>
+          <w:b/>
+          <w:bCs/>
+          <w:lang w:val="en-US"/>
+        </w:rPr>
+      </w:pPr>
+    </w:p>
+    <w:p>
+      <w:pPr>
+        <w:spacing w:after="0"/>
+        <w:rPr>
+          <w:b/>
+          <w:bCs/>
+          <w:lang w:val="en-US"/>
+        </w:rPr>
+      </w:pPr>
+    </w:p>
+    <w:p>
+      <w:pPr>
+        <w:spacing w:after="0"/>
+        <w:rPr>
+          <w:b/>
+          <w:bCs/>
+          <w:lang w:val="en-US"/>
+        </w:rPr>
+      </w:pPr>
+    </w:p>
+    <w:p>
+      <w:pPr>
+        <w:spacing w:after="0"/>
+        <w:rPr>
+          <w:b/>
+          <w:bCs/>
+          <w:lang w:val="en-US"/>
+        </w:rPr>
+      </w:pPr>
+    </w:p>
+    <w:p>
+      <w:pPr>
+        <w:spacing w:after="0"/>
+        <w:rPr>
+          <w:b/>
+          <w:bCs/>
+          <w:lang w:val="en-US"/>
+        </w:rPr>
+      </w:pPr>
+    </w:p>
+    <w:p>
+      <w:pPr>
+        <w:spacing w:after="0"/>
+        <w:rPr>
+          <w:b/>
+          <w:bCs/>
+          <w:lang w:val="en-US"/>
+        </w:rPr>
+      </w:pPr>
+    </w:p>
+    <w:p>
+      <w:pPr>
+        <w:spacing w:after="0"/>
+        <w:rPr>
+          <w:b/>
+          <w:bCs/>
+          <w:lang w:val="en-US"/>
+        </w:rPr>
+      </w:pPr>
+    </w:p>
+    <w:p>
+      <w:pPr>
+        <w:spacing w:after="0"/>
+        <w:rPr>
+          <w:b/>
+          <w:bCs/>
+          <w:lang w:val="en-US"/>
+        </w:rPr>
+      </w:pPr>
+    </w:p>
+    <w:p>
+      <w:pPr>
+        <w:spacing w:after="0"/>
+        <w:rPr>
+          <w:b/>
+          <w:bCs/>
+          <w:lang w:val="en-US"/>
+        </w:rPr>
+      </w:pPr>
+    </w:p>
+    <w:p>
+      <w:pPr>
+        <w:spacing w:after="0"/>
+        <w:rPr>
+          <w:b/>
+          <w:bCs/>
+          <w:lang w:val="en-US"/>
+        </w:rPr>
+      </w:pPr>
+    </w:p>
+    <w:p>
+      <w:pPr>
+        <w:spacing w:after="0"/>
+        <w:rPr>
+          <w:b/>
+          <w:bCs/>
+          <w:lang w:val="en-US"/>
+        </w:rPr>
+      </w:pPr>
+    </w:p>
+    <w:p>
+      <w:pPr>
+        <w:spacing w:after="0"/>
+        <w:rPr>
+          <w:b/>
+          <w:bCs/>
+          <w:lang w:val="en-US"/>
+        </w:rPr>
+      </w:pPr>
+    </w:p>
+    <w:p>
+      <w:pPr>
+        <w:spacing w:after="0"/>
+        <w:rPr>
+          <w:b/>
+          <w:bCs/>
+          <w:lang w:val="en-US"/>
+        </w:rPr>
+      </w:pPr>
+    </w:p>
+    <w:p>
+      <w:pPr>
+        <w:spacing w:after="0"/>
+        <w:rPr>
+          <w:b/>
+          <w:bCs/>
+          <w:lang w:val="en-US"/>
+        </w:rPr>
+      </w:pPr>
+    </w:p>
+    <w:p>
+      <w:pPr>
+        <w:spacing w:after="0"/>
+        <w:rPr>
+          <w:b/>
+          <w:bCs/>
+          <w:lang w:val="en-US"/>
+        </w:rPr>
+      </w:pPr>
+      <w:r>
+        <w:rPr>
+          <w:b/>
+          <w:bCs/>
+          <w:lang w:val="en-US"/>
+        </w:rPr>
+        <w:lastRenderedPageBreak/>
+        <w:t>fix 36:</w:t>
+      </w:r>
+    </w:p>
+    <w:p>
+      <w:pPr>
+        <w:spacing w:after="0"/>
+        <w:rPr>
+          <w:lang w:val="en-US"/>
+        </w:rPr>
+      </w:pPr>
+    </w:p>
+    <w:p>
+      <w:pPr>
+        <w:spacing w:after="0"/>
+        <w:rPr>
+          <w:lang w:val="en-US"/>
+        </w:rPr>
+      </w:pPr>
+      <w:r>
+        <w:rPr>
+          <w:lang w:val="en-US"/>
+        </w:rPr>
+        <w:t>**Bug Fix: Enable dynamic bounds expansion (auto-grow) or full-width sizing for Campus Map Editor canvas**</w:t>
+      </w:r>
+    </w:p>
+    <w:p>
+      <w:pPr>
+        <w:spacing w:after="0"/>
+        <w:rPr>
+          <w:lang w:val="en-US"/>
+        </w:rPr>
+      </w:pPr>
+      <w:r>
+        <w:rPr>
+          <w:lang w:val="en-US"/>
+        </w:rPr>
+        <w:t>* **</w:t>
+      </w:r>
+      <w:proofErr w:type="gramStart"/>
+      <w:r>
+        <w:rPr>
+          <w:lang w:val="en-US"/>
+        </w:rPr>
+        <w:t>Location:*</w:t>
+      </w:r>
+      <w:proofErr w:type="gramEnd"/>
+      <w:r>
+        <w:rPr>
+          <w:lang w:val="en-US"/>
+        </w:rPr>
+        <w:t>* `Campus &amp; Rooms` -&gt; `Campus map editor` (`/</w:t>
+      </w:r>
+      <w:proofErr w:type="spellStart"/>
+      <w:r>
+        <w:rPr>
+          <w:lang w:val="en-US"/>
+        </w:rPr>
+        <w:t>map?mode</w:t>
+      </w:r>
+      <w:proofErr w:type="spellEnd"/>
+      <w:r>
+        <w:rPr>
+          <w:lang w:val="en-US"/>
+        </w:rPr>
+        <w:t>=editor`).</w:t>
+      </w:r>
+    </w:p>
+    <w:p>
+      <w:pPr>
+        <w:spacing w:after="0"/>
+        <w:rPr>
+          <w:lang w:val="en-US"/>
+        </w:rPr>
+      </w:pPr>
+      <w:r>
+        <w:rPr>
+          <w:lang w:val="en-US"/>
+        </w:rPr>
+        <w:t xml:space="preserve">* **Core </w:t>
+      </w:r>
+      <w:proofErr w:type="gramStart"/>
+      <w:r>
+        <w:rPr>
+          <w:lang w:val="en-US"/>
+        </w:rPr>
+        <w:t>Issue:*</w:t>
+      </w:r>
+      <w:proofErr w:type="gramEnd"/>
+      <w:r>
+        <w:rPr>
+          <w:lang w:val="en-US"/>
+        </w:rPr>
+        <w:t>*</w:t>
+      </w:r>
+    </w:p>
+    <w:p>
+      <w:pPr>
+        <w:spacing w:after="0"/>
+        <w:rPr>
+          <w:lang w:val="en-US"/>
+        </w:rPr>
+      </w:pPr>
+      <w:r>
+        <w:rPr>
+          <w:lang w:val="en-US"/>
+        </w:rPr>
+        <w:t>* The white canvas container (the map ground background) has a hardcoded/fixed dimension or constrained wrapper.</w:t>
+      </w:r>
+    </w:p>
+    <w:p>
+      <w:pPr>
+        <w:spacing w:after="0"/>
+        <w:rPr>
+          <w:lang w:val="en-US"/>
+        </w:rPr>
+      </w:pPr>
+      <w:r>
+        <w:rPr>
+          <w:lang w:val="en-US"/>
+        </w:rPr>
+        <w:t>* When buildings are dragged, drawn, or positioned toward the perimeter (such as the blue room element placed toward the right), they overflow and float outside the white canvas into the pink/tan background grid.</w:t>
+      </w:r>
+    </w:p>
+    <w:p>
+      <w:pPr>
+        <w:spacing w:after="0"/>
+        <w:rPr>
+          <w:lang w:val="en-US"/>
+        </w:rPr>
+      </w:pPr>
+      <w:r>
+        <w:rPr>
+          <w:lang w:val="en-US"/>
+        </w:rPr>
+        <w:t xml:space="preserve">* **Requested </w:t>
+      </w:r>
+      <w:proofErr w:type="gramStart"/>
+      <w:r>
+        <w:rPr>
+          <w:lang w:val="en-US"/>
+        </w:rPr>
+        <w:t>Fixes:*</w:t>
+      </w:r>
+      <w:proofErr w:type="gramEnd"/>
+      <w:r>
+        <w:rPr>
+          <w:lang w:val="en-US"/>
+        </w:rPr>
+        <w:t>*</w:t>
+      </w:r>
+    </w:p>
+    <w:p>
+      <w:pPr>
+        <w:spacing w:after="0"/>
+        <w:rPr>
+          <w:lang w:val="en-US"/>
+        </w:rPr>
+      </w:pPr>
+      <w:r>
+        <w:rPr>
+          <w:lang w:val="en-US"/>
+        </w:rPr>
+        <w:t>1. **Dynamic Bounding Box Calculation (Auto-Grow</w:t>
+      </w:r>
+      <w:proofErr w:type="gramStart"/>
+      <w:r>
+        <w:rPr>
+          <w:lang w:val="en-US"/>
+        </w:rPr>
+        <w:t>):*</w:t>
+      </w:r>
+      <w:proofErr w:type="gramEnd"/>
+      <w:r>
+        <w:rPr>
+          <w:lang w:val="en-US"/>
+        </w:rPr>
+        <w:t>*</w:t>
+      </w:r>
+    </w:p>
+    <w:p>
+      <w:pPr>
+        <w:spacing w:after="0"/>
+        <w:rPr>
+          <w:lang w:val="en-US"/>
+        </w:rPr>
+      </w:pPr>
+      <w:r>
+        <w:rPr>
+          <w:lang w:val="en-US"/>
+        </w:rPr>
+        <w:t>* If the white card is an SVG or styled canvas element representing the campus boundary, compute its dimensions dynamically from the elements:</w:t>
+      </w:r>
+    </w:p>
+    <w:p>
+      <w:pPr>
+        <w:spacing w:after="0"/>
+        <w:rPr>
+          <w:lang w:val="en-US"/>
+        </w:rPr>
+      </w:pPr>
+      <w:r>
+        <w:rPr>
+          <w:lang w:val="en-US"/>
+        </w:rPr>
+        <w:t>```</w:t>
+      </w:r>
+      <w:proofErr w:type="spellStart"/>
+      <w:r>
+        <w:rPr>
+          <w:lang w:val="en-US"/>
+        </w:rPr>
+        <w:t>ts</w:t>
+      </w:r>
+      <w:proofErr w:type="spellEnd"/>
+    </w:p>
+    <w:p>
+      <w:pPr>
+        <w:spacing w:after="0"/>
+        <w:rPr>
+          <w:lang w:val="en-US"/>
+        </w:rPr>
+      </w:pPr>
+      <w:r>
+        <w:rPr>
+          <w:lang w:val="en-US"/>
+        </w:rPr>
+        <w:t xml:space="preserve">const </w:t>
+      </w:r>
+      <w:proofErr w:type="spellStart"/>
+      <w:r>
+        <w:rPr>
+          <w:lang w:val="en-US"/>
+        </w:rPr>
+        <w:t>minCanvasWidth</w:t>
+      </w:r>
+      <w:proofErr w:type="spellEnd"/>
+      <w:r>
+        <w:rPr>
+          <w:lang w:val="en-US"/>
+        </w:rPr>
+        <w:t xml:space="preserve"> = </w:t>
+      </w:r>
+      <w:proofErr w:type="spellStart"/>
+      <w:proofErr w:type="gramStart"/>
+      <w:r>
+        <w:rPr>
+          <w:lang w:val="en-US"/>
+        </w:rPr>
+        <w:t>Math.max</w:t>
+      </w:r>
+      <w:proofErr w:type="spellEnd"/>
+      <w:r>
+        <w:rPr>
+          <w:lang w:val="en-US"/>
+        </w:rPr>
+        <w:t>(</w:t>
+      </w:r>
+      <w:proofErr w:type="gramEnd"/>
+      <w:r>
+        <w:rPr>
+          <w:lang w:val="en-US"/>
+        </w:rPr>
+        <w:t xml:space="preserve">DEFAULT_WIDTH, </w:t>
+      </w:r>
+      <w:proofErr w:type="spellStart"/>
+      <w:r>
+        <w:rPr>
+          <w:lang w:val="en-US"/>
+        </w:rPr>
+        <w:t>maxBuildingX</w:t>
+      </w:r>
+      <w:proofErr w:type="spellEnd"/>
+      <w:r>
+        <w:rPr>
+          <w:lang w:val="en-US"/>
+        </w:rPr>
+        <w:t xml:space="preserve"> + PADDING_RIGHT);</w:t>
+      </w:r>
+    </w:p>
+    <w:p>
+      <w:pPr>
+        <w:spacing w:after="0"/>
+        <w:rPr>
+          <w:lang w:val="en-US"/>
+        </w:rPr>
+      </w:pPr>
+      <w:r>
+        <w:rPr>
+          <w:lang w:val="en-US"/>
+        </w:rPr>
+        <w:t xml:space="preserve">const </w:t>
+      </w:r>
+      <w:proofErr w:type="spellStart"/>
+      <w:r>
+        <w:rPr>
+          <w:lang w:val="en-US"/>
+        </w:rPr>
+        <w:t>minCanvasHeight</w:t>
+      </w:r>
+      <w:proofErr w:type="spellEnd"/>
+      <w:r>
+        <w:rPr>
+          <w:lang w:val="en-US"/>
+        </w:rPr>
+        <w:t xml:space="preserve"> = </w:t>
+      </w:r>
+      <w:proofErr w:type="spellStart"/>
+      <w:proofErr w:type="gramStart"/>
+      <w:r>
+        <w:rPr>
+          <w:lang w:val="en-US"/>
+        </w:rPr>
+        <w:t>Math.max</w:t>
+      </w:r>
+      <w:proofErr w:type="spellEnd"/>
+      <w:r>
+        <w:rPr>
+          <w:lang w:val="en-US"/>
+        </w:rPr>
+        <w:t>(</w:t>
+      </w:r>
+      <w:proofErr w:type="gramEnd"/>
+      <w:r>
+        <w:rPr>
+          <w:lang w:val="en-US"/>
+        </w:rPr>
+        <w:t xml:space="preserve">DEFAULT_HEIGHT, </w:t>
+      </w:r>
+      <w:proofErr w:type="spellStart"/>
+      <w:r>
+        <w:rPr>
+          <w:lang w:val="en-US"/>
+        </w:rPr>
+        <w:t>maxBuildingY</w:t>
+      </w:r>
+      <w:proofErr w:type="spellEnd"/>
+      <w:r>
+        <w:rPr>
+          <w:lang w:val="en-US"/>
+        </w:rPr>
+        <w:t xml:space="preserve"> + PADDING_BOTTOM);</w:t>
+      </w:r>
+    </w:p>
+    <w:p>
+      <w:pPr>
+        <w:spacing w:after="0"/>
+        <w:rPr>
+          <w:lang w:val="en-US"/>
+        </w:rPr>
+      </w:pPr>
+      <w:r>
+        <w:rPr>
+          <w:lang w:val="en-US"/>
+        </w:rPr>
+        <w:t>```</w:t>
+      </w:r>
+    </w:p>
+    <w:p>
+      <w:pPr>
+        <w:spacing w:after="0"/>
+        <w:rPr>
+          <w:lang w:val="en-US"/>
+        </w:rPr>
+      </w:pPr>
+      <w:r>
+        <w:rPr>
+          <w:lang w:val="en-US"/>
+        </w:rPr>
+        <w:t>* Ensure the white background automatically resizes and expands so all placed building nodes remain completely inside the canvas surface.</w:t>
+      </w:r>
+    </w:p>
+    <w:p>
+      <w:pPr>
+        <w:spacing w:after="0"/>
+        <w:rPr>
+          <w:lang w:val="en-US"/>
+        </w:rPr>
+      </w:pPr>
+      <w:r>
+        <w:rPr>
+          <w:lang w:val="en-US"/>
+        </w:rPr>
+        <w:t xml:space="preserve">2. **Alternative: Responsive Full-Workspace </w:t>
+      </w:r>
+      <w:proofErr w:type="gramStart"/>
+      <w:r>
+        <w:rPr>
+          <w:lang w:val="en-US"/>
+        </w:rPr>
+        <w:t>Canvas:*</w:t>
+      </w:r>
+      <w:proofErr w:type="gramEnd"/>
+      <w:r>
+        <w:rPr>
+          <w:lang w:val="en-US"/>
+        </w:rPr>
+        <w:t>*</w:t>
+      </w:r>
+    </w:p>
+    <w:p>
+      <w:pPr>
+        <w:spacing w:after="0"/>
+        <w:rPr>
+          <w:lang w:val="en-US"/>
+        </w:rPr>
+      </w:pPr>
+      <w:r>
+        <w:rPr>
+          <w:lang w:val="en-US"/>
+        </w:rPr>
+        <w:t>* If the canvas is intended to fill the viewable editor area, replace fixed width/height classes (e.g., `w-[700px] h-[500</w:t>
+      </w:r>
+      <w:proofErr w:type="gramStart"/>
+      <w:r>
+        <w:rPr>
+          <w:lang w:val="en-US"/>
+        </w:rPr>
+        <w:t>px]`</w:t>
+      </w:r>
+      <w:proofErr w:type="gramEnd"/>
+      <w:r>
+        <w:rPr>
+          <w:lang w:val="en-US"/>
+        </w:rPr>
+        <w:t>) with responsive sizing:</w:t>
+      </w:r>
+    </w:p>
+    <w:p>
+      <w:pPr>
+        <w:spacing w:after="0"/>
+        <w:rPr>
+          <w:lang w:val="en-US"/>
+        </w:rPr>
+      </w:pPr>
+      <w:r>
+        <w:rPr>
+          <w:lang w:val="en-US"/>
+        </w:rPr>
+        <w:t>* Set `w-full h-full min-h-[550</w:t>
+      </w:r>
+      <w:proofErr w:type="gramStart"/>
+      <w:r>
+        <w:rPr>
+          <w:lang w:val="en-US"/>
+        </w:rPr>
+        <w:t>px]`</w:t>
+      </w:r>
+      <w:proofErr w:type="gramEnd"/>
+      <w:r>
+        <w:rPr>
+          <w:lang w:val="en-US"/>
+        </w:rPr>
+        <w:t xml:space="preserve"> or use an infinite </w:t>
+      </w:r>
+      <w:proofErr w:type="spellStart"/>
+      <w:r>
+        <w:rPr>
+          <w:lang w:val="en-US"/>
+        </w:rPr>
+        <w:t>pannable</w:t>
+      </w:r>
+      <w:proofErr w:type="spellEnd"/>
+      <w:r>
+        <w:rPr>
+          <w:lang w:val="en-US"/>
+        </w:rPr>
+        <w:t>/zoomable board layout so it spans the entire work area to the left of the detail panel.</w:t>
+      </w:r>
+    </w:p>
+    <w:p>
+      <w:pPr>
+        <w:spacing w:after="0"/>
+        <w:rPr>
+          <w:lang w:val="en-US"/>
+        </w:rPr>
+      </w:pPr>
+      <w:r>
+        <w:rPr>
+          <w:lang w:val="en-US"/>
+        </w:rPr>
+        <w:t xml:space="preserve">3. **Containment &amp; Drag </w:t>
+      </w:r>
+      <w:proofErr w:type="gramStart"/>
+      <w:r>
+        <w:rPr>
+          <w:lang w:val="en-US"/>
+        </w:rPr>
+        <w:t>Boundaries:*</w:t>
+      </w:r>
+      <w:proofErr w:type="gramEnd"/>
+      <w:r>
+        <w:rPr>
+          <w:lang w:val="en-US"/>
+        </w:rPr>
+        <w:t>*</w:t>
+      </w:r>
+    </w:p>
+    <w:p>
+      <w:pPr>
+        <w:spacing w:after="0"/>
+        <w:rPr>
+          <w:lang w:val="en-US"/>
+        </w:rPr>
+      </w:pPr>
+      <w:r>
+        <w:rPr>
+          <w:lang w:val="en-US"/>
+        </w:rPr>
+        <w:t>* Enforce boundary checks or auto-scroll/auto-expand triggers during drag-and-drop so a building can never visually clip or break outside its designated canvas boundary.</w:t>
+      </w:r>
+    </w:p>
+    <w:p>
+      <w:pPr>
+        <w:spacing w:after="0"/>
+        <w:rPr>
+          <w:b/>
+          <w:bCs/>
+          <w:lang w:val="en-US"/>
+        </w:rPr>
+      </w:pPr>
+    </w:p>
+    <w:p>
+      <w:pPr>
+        <w:spacing w:after="0"/>
+        <w:rPr>
+          <w:b/>
+          <w:bCs/>
+          <w:lang w:val="en-US"/>
+        </w:rPr>
+      </w:pPr>
+    </w:p>
+    <w:p>
+      <w:pPr>
+        <w:spacing w:after="0"/>
+        <w:rPr>
+          <w:b/>
+          <w:bCs/>
+          <w:lang w:val="en-US"/>
+        </w:rPr>
+      </w:pPr>
+      <w:r>
+        <w:rPr>
+          <w:noProof/>
+        </w:rPr>
+        <w:drawing>
+          <wp:anchor distT="0" distB="0" distL="114300" distR="114300" simplePos="0" relativeHeight="251662336" behindDoc="0" locked="0" layoutInCell="1" allowOverlap="1" wp14:anchorId="7B6BC2E8" wp14:editId="1C5F6F6D">
+            <wp:simplePos x="0" y="0"/>
+            <wp:positionH relativeFrom="column">
+              <wp:posOffset>0</wp:posOffset>
+            </wp:positionH>
+            <wp:positionV relativeFrom="paragraph">
+              <wp:posOffset>-3055</wp:posOffset>
+            </wp:positionV>
+            <wp:extent cx="6858000" cy="3394710"/>
+            <wp:effectExtent l="0" t="0" r="0" b="0"/>
+            <wp:wrapThrough wrapText="bothSides">
+              <wp:wrapPolygon edited="0">
+                <wp:start x="0" y="0"/>
+                <wp:lineTo x="0" y="21455"/>
+                <wp:lineTo x="21540" y="21455"/>
+                <wp:lineTo x="21540" y="0"/>
+                <wp:lineTo x="0" y="0"/>
+              </wp:wrapPolygon>
+            </wp:wrapThrough>
+            <wp:docPr id="617423805" name="Picture 8" descr="Open photo"/>
+            <wp:cNvGraphicFramePr>
+              <a:graphicFrameLocks xmlns:a="http://schemas.openxmlformats.org/drawingml/2006/main" noChangeAspect="1"/>
+            </wp:cNvGraphicFramePr>
+            <a:graphic xmlns:a="http://schemas.openxmlformats.org/drawingml/2006/main">
+              <a:graphicData uri="http://schemas.openxmlformats.org/drawingml/2006/picture">
+                <pic:pic xmlns:pic="http://schemas.openxmlformats.org/drawingml/2006/picture">
+                  <pic:nvPicPr>
+                    <pic:cNvPr id="0" name="Picture 24" descr="Open photo"/>
+                    <pic:cNvPicPr>
+                      <a:picLocks noChangeAspect="1" noChangeArrowheads="1"/>
+                    </pic:cNvPicPr>
+                  </pic:nvPicPr>
+                  <pic:blipFill>
+                    <a:blip r:embed="rId7">
+                      <a:extLst>
+                        <a:ext uri="{28A0092B-C50C-407E-A947-70E740481C1C}">
+                          <a14:useLocalDpi xmlns:a14="http://schemas.microsoft.com/office/drawing/2010/main" val="0"/>
+                        </a:ext>
+                      </a:extLst>
+                    </a:blip>
+                    <a:srcRect/>
+                    <a:stretch>
+                      <a:fillRect/>
+                    </a:stretch>
+                  </pic:blipFill>
+                  <pic:spPr bwMode="auto">
+                    <a:xfrm>
+                      <a:off x="0" y="0"/>
+                      <a:ext cx="6858000" cy="3394710"/>
+                    </a:xfrm>
+                    <a:prstGeom prst="rect">
+                      <a:avLst/>
+                    </a:prstGeom>
+                    <a:noFill/>
+                    <a:ln>
+                      <a:noFill/>
+                    </a:ln>
+                  </pic:spPr>
+                </pic:pic>
+              </a:graphicData>
+            </a:graphic>
+            <wp14:sizeRelH relativeFrom="page">
+              <wp14:pctWidth>0</wp14:pctWidth>
+            </wp14:sizeRelH>
+            <wp14:sizeRelV relativeFrom="page">
+              <wp14:pctHeight>0</wp14:pctHeight>
+            </wp14:sizeRelV>
+          </wp:anchor>
+        </w:drawing>
+      </w:r>
+    </w:p>
+    <w:p>
+      <w:pPr>
+        <w:spacing w:after="0"/>
+        <w:rPr>
+          <w:b/>
+          <w:bCs/>
+          <w:lang w:val="en-US"/>
+        </w:rPr>
+      </w:pPr>
+    </w:p>
+    <w:p>
+      <w:pPr>
+        <w:spacing w:after="0"/>
+        <w:rPr>
+          <w:b/>
+          <w:bCs/>
+          <w:lang w:val="en-US"/>
+        </w:rPr>
+      </w:pPr>
+    </w:p>
+    <w:p>
+      <w:pPr>
+        <w:spacing w:after="0"/>
+        <w:rPr>
+          <w:b/>
+          <w:bCs/>
+          <w:lang w:val="en-US"/>
+        </w:rPr>
+      </w:pPr>
+    </w:p>
+    <w:p>
+      <w:pPr>
+        <w:spacing w:after="0"/>
+        <w:rPr>
+          <w:b/>
+          <w:bCs/>
+          <w:lang w:val="en-US"/>
+        </w:rPr>
+      </w:pPr>
+    </w:p>
+    <w:p>
+      <w:pPr>
+        <w:spacing w:after="0"/>
+        <w:rPr>
+          <w:b/>
+          <w:bCs/>
+          <w:lang w:val="en-US"/>
+        </w:rPr>
+      </w:pPr>
+    </w:p>
+    <w:p>
+      <w:pPr>
+        <w:spacing w:after="0"/>
+        <w:rPr>
+          <w:b/>
+          <w:bCs/>
+          <w:lang w:val="en-US"/>
+        </w:rPr>
+      </w:pPr>
+    </w:p>
+    <w:p>
+      <w:pPr>
+        <w:spacing w:after="0"/>
+        <w:rPr>
+          <w:b/>
+          <w:bCs/>
+          <w:lang w:val="en-US"/>
+        </w:rPr>
+      </w:pPr>
+    </w:p>
+    <w:p>
+      <w:pPr>
+        <w:spacing w:after="0"/>
+        <w:rPr>
+          <w:b/>
+          <w:bCs/>
+          <w:lang w:val="en-US"/>
+        </w:rPr>
+      </w:pPr>
+    </w:p>
+    <w:p>
+      <w:pPr>
+        <w:spacing w:after="0"/>
+        <w:rPr>
+          <w:b/>
+          <w:bCs/>
+          <w:lang w:val="en-US"/>
+        </w:rPr>
+      </w:pPr>
+    </w:p>
+    <w:p>
+      <w:pPr>
+        <w:spacing w:after="0"/>
+        <w:rPr>
+          <w:b/>
+          <w:bCs/>
+          <w:lang w:val="en-US"/>
+        </w:rPr>
+      </w:pPr>
+    </w:p>
+    <w:p>
+      <w:pPr>
+        <w:spacing w:after="0"/>
+        <w:rPr>
+          <w:b/>
+          <w:bCs/>
+          <w:lang w:val="en-US"/>
+        </w:rPr>
+      </w:pPr>
+    </w:p>
+    <w:p>
+      <w:pPr>
+        <w:spacing w:after="0"/>
+        <w:rPr>
+          <w:b/>
+          <w:bCs/>
+          <w:lang w:val="en-US"/>
+        </w:rPr>
+      </w:pPr>
+    </w:p>
+    <w:p>
+      <w:pPr>
+        <w:spacing w:after="0"/>
+        <w:rPr>
+          <w:b/>
+          <w:bCs/>
+          <w:lang w:val="en-US"/>
+        </w:rPr>
+      </w:pPr>
+      <w:r>
+        <w:rPr>
+          <w:b/>
+          <w:bCs/>
+          <w:lang w:val="en-US"/>
+        </w:rPr>
+        <w:lastRenderedPageBreak/>
+        <w:t>Fix 37:</w:t>
+      </w:r>
+    </w:p>
+    <w:p>
+      <w:pPr>
+        <w:spacing w:after="0"/>
+        <w:rPr>
+          <w:lang w:val="en-US"/>
+        </w:rPr>
+      </w:pPr>
+      <w:r>
+        <w:rPr>
+          <w:lang w:val="en-US"/>
+        </w:rPr>
+        <w:t>**UI / Layout Refactor: Invert Campus &amp; Rooms page order (Campus Explorer Map on top, Room Readiness below) and clean up floating overlays**</w:t>
+      </w:r>
+    </w:p>
+    <w:p>
+      <w:pPr>
+        <w:spacing w:after="0"/>
+        <w:rPr>
+          <w:lang w:val="en-US"/>
+        </w:rPr>
+      </w:pPr>
+      <w:r>
+        <w:rPr>
+          <w:lang w:val="en-US"/>
+        </w:rPr>
+        <w:t>* **</w:t>
+      </w:r>
+      <w:proofErr w:type="gramStart"/>
+      <w:r>
+        <w:rPr>
+          <w:lang w:val="en-US"/>
+        </w:rPr>
+        <w:t>Location:*</w:t>
+      </w:r>
+      <w:proofErr w:type="gramEnd"/>
+      <w:r>
+        <w:rPr>
+          <w:lang w:val="en-US"/>
+        </w:rPr>
+        <w:t>* `Campus &amp; Rooms` page (`/map` or `/campus-and-rooms`).</w:t>
+      </w:r>
+    </w:p>
+    <w:p>
+      <w:pPr>
+        <w:spacing w:after="0"/>
+        <w:rPr>
+          <w:lang w:val="en-US"/>
+        </w:rPr>
+      </w:pPr>
+      <w:r>
+        <w:rPr>
+          <w:lang w:val="en-US"/>
+        </w:rPr>
+        <w:t xml:space="preserve">* **Core </w:t>
+      </w:r>
+      <w:proofErr w:type="gramStart"/>
+      <w:r>
+        <w:rPr>
+          <w:lang w:val="en-US"/>
+        </w:rPr>
+        <w:t>Issues:*</w:t>
+      </w:r>
+      <w:proofErr w:type="gramEnd"/>
+      <w:r>
+        <w:rPr>
+          <w:lang w:val="en-US"/>
+        </w:rPr>
+        <w:t>*</w:t>
+      </w:r>
+    </w:p>
+    <w:p>
+      <w:pPr>
+        <w:spacing w:after="0"/>
+        <w:rPr>
+          <w:lang w:val="en-US"/>
+        </w:rPr>
+      </w:pPr>
+      <w:r>
+        <w:rPr>
+          <w:lang w:val="en-US"/>
+        </w:rPr>
+        <w:t>1. The floating overlay cluster (`Overview`, `Edit map`, `Help`) is mispositioned and floats over page elements.</w:t>
+      </w:r>
+    </w:p>
+    <w:p>
+      <w:pPr>
+        <w:spacing w:after="0"/>
+        <w:rPr>
+          <w:lang w:val="en-US"/>
+        </w:rPr>
+      </w:pPr>
+      <w:r>
+        <w:rPr>
+          <w:lang w:val="en-US"/>
+        </w:rPr>
+        <w:t xml:space="preserve">2. The interactive map (`Campus Explorer`) is currently hidden behind an </w:t>
+      </w:r>
+      <w:proofErr w:type="gramStart"/>
+      <w:r>
+        <w:rPr>
+          <w:lang w:val="en-US"/>
+        </w:rPr>
+        <w:t>`[</w:t>
+      </w:r>
+      <w:proofErr w:type="gramEnd"/>
+      <w:r>
+        <w:rPr>
+          <w:lang w:val="en-US"/>
+        </w:rPr>
+        <w:t xml:space="preserve">Open </w:t>
+      </w:r>
+      <w:proofErr w:type="gramStart"/>
+      <w:r>
+        <w:rPr>
+          <w:lang w:val="en-US"/>
+        </w:rPr>
+        <w:t>map]`</w:t>
+      </w:r>
+      <w:proofErr w:type="gramEnd"/>
+      <w:r>
+        <w:rPr>
+          <w:lang w:val="en-US"/>
+        </w:rPr>
+        <w:t xml:space="preserve"> button, pushing the primary visual layout below a large list of rooms.</w:t>
+      </w:r>
+    </w:p>
+    <w:p>
+      <w:pPr>
+        <w:spacing w:after="0"/>
+        <w:rPr>
+          <w:lang w:val="en-US"/>
+        </w:rPr>
+      </w:pPr>
+      <w:r>
+        <w:rPr>
+          <w:lang w:val="en-US"/>
+        </w:rPr>
+        <w:t xml:space="preserve">* **Requested </w:t>
+      </w:r>
+      <w:proofErr w:type="gramStart"/>
+      <w:r>
+        <w:rPr>
+          <w:lang w:val="en-US"/>
+        </w:rPr>
+        <w:t>Fixes:*</w:t>
+      </w:r>
+      <w:proofErr w:type="gramEnd"/>
+      <w:r>
+        <w:rPr>
+          <w:lang w:val="en-US"/>
+        </w:rPr>
+        <w:t>*</w:t>
+      </w:r>
+    </w:p>
+    <w:p>
+      <w:pPr>
+        <w:spacing w:after="0"/>
+        <w:rPr>
+          <w:lang w:val="en-US"/>
+        </w:rPr>
+      </w:pPr>
+      <w:r>
+        <w:rPr>
+          <w:lang w:val="en-US"/>
+        </w:rPr>
+        <w:t xml:space="preserve">1. **Remove Stray Floating </w:t>
+      </w:r>
+      <w:proofErr w:type="gramStart"/>
+      <w:r>
+        <w:rPr>
+          <w:lang w:val="en-US"/>
+        </w:rPr>
+        <w:t>Cluster:*</w:t>
+      </w:r>
+      <w:proofErr w:type="gramEnd"/>
+      <w:r>
+        <w:rPr>
+          <w:lang w:val="en-US"/>
+        </w:rPr>
+        <w:t>*</w:t>
+      </w:r>
+    </w:p>
+    <w:p>
+      <w:pPr>
+        <w:spacing w:after="0"/>
+        <w:rPr>
+          <w:lang w:val="en-US"/>
+        </w:rPr>
+      </w:pPr>
+      <w:r>
+        <w:rPr>
+          <w:lang w:val="en-US"/>
+        </w:rPr>
+        <w:t>* Completely remove the floating cluster containing the `Overview`, `Edit map`, and `Help` buttons from this view.</w:t>
+      </w:r>
+    </w:p>
+    <w:p>
+      <w:pPr>
+        <w:spacing w:after="0"/>
+        <w:rPr>
+          <w:lang w:val="en-US"/>
+        </w:rPr>
+      </w:pPr>
+      <w:r>
+        <w:rPr>
+          <w:lang w:val="en-US"/>
+        </w:rPr>
+        <w:t>* Eliminate the absolute/fixed positioning wrapper causing them to hover over the top-right corner.</w:t>
+      </w:r>
+    </w:p>
+    <w:p>
+      <w:pPr>
+        <w:spacing w:after="0"/>
+        <w:rPr>
+          <w:lang w:val="en-US"/>
+        </w:rPr>
+      </w:pPr>
+      <w:r>
+        <w:rPr>
+          <w:lang w:val="en-US"/>
+        </w:rPr>
+        <w:t xml:space="preserve">2. **Remove "Open map" / "Hide map" Accordion </w:t>
+      </w:r>
+      <w:proofErr w:type="gramStart"/>
+      <w:r>
+        <w:rPr>
+          <w:lang w:val="en-US"/>
+        </w:rPr>
+        <w:t>Trigger:*</w:t>
+      </w:r>
+      <w:proofErr w:type="gramEnd"/>
+      <w:r>
+        <w:rPr>
+          <w:lang w:val="en-US"/>
+        </w:rPr>
+        <w:t>*</w:t>
+      </w:r>
+    </w:p>
+    <w:p>
+      <w:pPr>
+        <w:spacing w:after="0"/>
+        <w:rPr>
+          <w:lang w:val="en-US"/>
+        </w:rPr>
+      </w:pPr>
+      <w:r>
+        <w:rPr>
+          <w:lang w:val="en-US"/>
+        </w:rPr>
+        <w:t xml:space="preserve">* Remove the </w:t>
+      </w:r>
+      <w:proofErr w:type="gramStart"/>
+      <w:r>
+        <w:rPr>
+          <w:lang w:val="en-US"/>
+        </w:rPr>
+        <w:t>`[</w:t>
+      </w:r>
+      <w:proofErr w:type="gramEnd"/>
+      <w:r>
+        <w:rPr>
+          <w:lang w:val="en-US"/>
+        </w:rPr>
+        <w:t xml:space="preserve">Open </w:t>
+      </w:r>
+      <w:proofErr w:type="gramStart"/>
+      <w:r>
+        <w:rPr>
+          <w:lang w:val="en-US"/>
+        </w:rPr>
+        <w:t>map]`</w:t>
+      </w:r>
+      <w:proofErr w:type="gramEnd"/>
+      <w:r>
+        <w:rPr>
+          <w:lang w:val="en-US"/>
+        </w:rPr>
+        <w:t xml:space="preserve"> / </w:t>
+      </w:r>
+      <w:proofErr w:type="gramStart"/>
+      <w:r>
+        <w:rPr>
+          <w:lang w:val="en-US"/>
+        </w:rPr>
+        <w:t>`[</w:t>
+      </w:r>
+      <w:proofErr w:type="gramEnd"/>
+      <w:r>
+        <w:rPr>
+          <w:lang w:val="en-US"/>
+        </w:rPr>
+        <w:t xml:space="preserve">Hide </w:t>
+      </w:r>
+      <w:proofErr w:type="gramStart"/>
+      <w:r>
+        <w:rPr>
+          <w:lang w:val="en-US"/>
+        </w:rPr>
+        <w:t>map]`</w:t>
+      </w:r>
+      <w:proofErr w:type="gramEnd"/>
+      <w:r>
+        <w:rPr>
+          <w:lang w:val="en-US"/>
+        </w:rPr>
+        <w:t xml:space="preserve"> button from the header action area.</w:t>
+      </w:r>
+    </w:p>
+    <w:p>
+      <w:pPr>
+        <w:spacing w:after="0"/>
+        <w:rPr>
+          <w:lang w:val="en-US"/>
+        </w:rPr>
+      </w:pPr>
+      <w:r>
+        <w:rPr>
+          <w:lang w:val="en-US"/>
+        </w:rPr>
+        <w:t>* Remove the collapsible state logic that hides or toggles the campus map.</w:t>
+      </w:r>
+    </w:p>
+    <w:p>
+      <w:pPr>
+        <w:spacing w:after="0"/>
+        <w:rPr>
+          <w:lang w:val="en-US"/>
+        </w:rPr>
+      </w:pPr>
+      <w:r>
+        <w:rPr>
+          <w:lang w:val="en-US"/>
+        </w:rPr>
+        <w:t>3. **Invert Page Layout Hierarchy (Map First, Readiness Below</w:t>
+      </w:r>
+      <w:proofErr w:type="gramStart"/>
+      <w:r>
+        <w:rPr>
+          <w:lang w:val="en-US"/>
+        </w:rPr>
+        <w:t>):*</w:t>
+      </w:r>
+      <w:proofErr w:type="gramEnd"/>
+      <w:r>
+        <w:rPr>
+          <w:lang w:val="en-US"/>
+        </w:rPr>
+        <w:t>*</w:t>
+      </w:r>
+    </w:p>
+    <w:p>
+      <w:pPr>
+        <w:spacing w:after="0"/>
+        <w:rPr>
+          <w:lang w:val="en-US"/>
+        </w:rPr>
+      </w:pPr>
+      <w:r>
+        <w:rPr>
+          <w:lang w:val="en-US"/>
+        </w:rPr>
+        <w:t xml:space="preserve">* **Top </w:t>
+      </w:r>
+      <w:proofErr w:type="gramStart"/>
+      <w:r>
+        <w:rPr>
+          <w:lang w:val="en-US"/>
+        </w:rPr>
+        <w:t>Section:*</w:t>
+      </w:r>
+      <w:proofErr w:type="gramEnd"/>
+      <w:r>
+        <w:rPr>
+          <w:lang w:val="en-US"/>
+        </w:rPr>
+        <w:t>* Display the **`Campus Explorer`** container by default directly beneath the page title header:</w:t>
+      </w:r>
+    </w:p>
+    <w:p>
+      <w:pPr>
+        <w:spacing w:after="0"/>
+        <w:rPr>
+          <w:lang w:val="en-US"/>
+        </w:rPr>
+      </w:pPr>
+      <w:r>
+        <w:rPr>
+          <w:lang w:val="en-US"/>
+        </w:rPr>
+        <w:t>* Left: The interactive campus map board (`Map View` / `Building Details` tabs, zoom toolbar, and building blocks).</w:t>
+      </w:r>
+    </w:p>
+    <w:p>
+      <w:pPr>
+        <w:spacing w:after="0"/>
+        <w:rPr>
+          <w:lang w:val="en-US"/>
+        </w:rPr>
+      </w:pPr>
+      <w:r>
+        <w:rPr>
+          <w:lang w:val="en-US"/>
+        </w:rPr>
+        <w:t>* Right: The building stat cards (`BUILDINGS`, `TEACHING ROOMS`) and the `SELECTED BUILDING` inspector panel (`Inspect Rooms →`, `Review rooms in editor →`).</w:t>
+      </w:r>
+    </w:p>
+    <w:p>
+      <w:pPr>
+        <w:spacing w:after="0"/>
+        <w:rPr>
+          <w:lang w:val="en-US"/>
+        </w:rPr>
+      </w:pPr>
+      <w:r>
+        <w:rPr>
+          <w:lang w:val="en-US"/>
+        </w:rPr>
+        <w:t xml:space="preserve">* **Bottom </w:t>
+      </w:r>
+      <w:proofErr w:type="gramStart"/>
+      <w:r>
+        <w:rPr>
+          <w:lang w:val="en-US"/>
+        </w:rPr>
+        <w:t>Section:*</w:t>
+      </w:r>
+      <w:proofErr w:type="gramEnd"/>
+      <w:r>
+        <w:rPr>
+          <w:lang w:val="en-US"/>
+        </w:rPr>
+        <w:t>* Render the **`Room readiness`** card container directly underneath the `Campus Explorer` section.</w:t>
+      </w:r>
+    </w:p>
+    <w:p>
+      <w:pPr>
+        <w:spacing w:after="0"/>
+        <w:rPr>
+          <w:lang w:val="en-US"/>
+        </w:rPr>
+      </w:pPr>
+      <w:r>
+        <w:rPr>
+          <w:lang w:val="en-US"/>
+        </w:rPr>
+        <w:t>* Adjust the header subtext from *"Check room readiness first. Open the map only when you need room details."* to standard orientation text (e.g., *"Select a building on the map to inspect rooms, or review room readiness below."*).</w:t>
+      </w:r>
+    </w:p>
+    <w:p>
+      <w:pPr>
+        <w:spacing w:after="0"/>
+        <w:rPr>
+          <w:lang w:val="en-US"/>
+        </w:rPr>
+      </w:pPr>
+      <w:r>
+        <w:rPr>
+          <w:lang w:val="en-US"/>
+        </w:rPr>
+        <w:t>4. **Header Clean-</w:t>
+      </w:r>
+      <w:proofErr w:type="gramStart"/>
+      <w:r>
+        <w:rPr>
+          <w:lang w:val="en-US"/>
+        </w:rPr>
+        <w:t>Up:*</w:t>
+      </w:r>
+      <w:proofErr w:type="gramEnd"/>
+      <w:r>
+        <w:rPr>
+          <w:lang w:val="en-US"/>
+        </w:rPr>
+        <w:t>*</w:t>
+      </w:r>
+    </w:p>
+    <w:p>
+      <w:pPr>
+        <w:spacing w:after="0"/>
+        <w:rPr>
+          <w:lang w:val="en-US"/>
+        </w:rPr>
+      </w:pPr>
+      <w:r>
+        <w:rPr>
+          <w:lang w:val="en-US"/>
+        </w:rPr>
+        <w:t>* The top-right header action row should cleanly contain only the primary action button: **</w:t>
+      </w:r>
+      <w:proofErr w:type="gramStart"/>
+      <w:r>
+        <w:rPr>
+          <w:lang w:val="en-US"/>
+        </w:rPr>
+        <w:t>`[</w:t>
+      </w:r>
+      <w:proofErr w:type="gramEnd"/>
+      <w:r>
+        <w:rPr>
+          <w:lang w:val="en-US"/>
+        </w:rPr>
+        <w:t xml:space="preserve">Edit </w:t>
+      </w:r>
+      <w:proofErr w:type="gramStart"/>
+      <w:r>
+        <w:rPr>
+          <w:lang w:val="en-US"/>
+        </w:rPr>
+        <w:t>maps]`</w:t>
+      </w:r>
+      <w:proofErr w:type="gramEnd"/>
+      <w:r>
+        <w:rPr>
+          <w:lang w:val="en-US"/>
+        </w:rPr>
+        <w:t>** (solid maroon button).</w:t>
+      </w:r>
+    </w:p>
+    <w:p>
+      <w:pPr>
+        <w:spacing w:after="0"/>
+        <w:rPr>
+          <w:lang w:val="en-US"/>
+        </w:rPr>
+      </w:pPr>
+    </w:p>
+    <w:p>
+      <w:pPr>
+        <w:spacing w:after="0"/>
+        <w:rPr>
+          <w:lang w:val="en-US"/>
+        </w:rPr>
+      </w:pPr>
+      <w:r>
+        <w:rPr>
+          <w:noProof/>
+        </w:rPr>
+        <w:lastRenderedPageBreak/>
+        <w:drawing>
+          <wp:anchor distT="0" distB="0" distL="114300" distR="114300" simplePos="0" relativeHeight="251664384" behindDoc="0" locked="0" layoutInCell="1" allowOverlap="1" wp14:anchorId="08B96DEF" wp14:editId="46271B92">
+            <wp:simplePos x="0" y="0"/>
+            <wp:positionH relativeFrom="column">
+              <wp:posOffset>3658</wp:posOffset>
+            </wp:positionH>
+            <wp:positionV relativeFrom="paragraph">
+              <wp:posOffset>3427171</wp:posOffset>
+            </wp:positionV>
+            <wp:extent cx="6858000" cy="3427095"/>
+            <wp:effectExtent l="0" t="0" r="0" b="1905"/>
+            <wp:wrapThrough wrapText="bothSides">
+              <wp:wrapPolygon edited="0">
+                <wp:start x="0" y="0"/>
+                <wp:lineTo x="0" y="21492"/>
+                <wp:lineTo x="21540" y="21492"/>
+                <wp:lineTo x="21540" y="0"/>
+                <wp:lineTo x="0" y="0"/>
+              </wp:wrapPolygon>
+            </wp:wrapThrough>
+            <wp:docPr id="747317630" name="Picture 2" descr="Open photo"/>
+            <wp:cNvGraphicFramePr>
+              <a:graphicFrameLocks xmlns:a="http://schemas.openxmlformats.org/drawingml/2006/main" noChangeAspect="1"/>
+            </wp:cNvGraphicFramePr>
+            <a:graphic xmlns:a="http://schemas.openxmlformats.org/drawingml/2006/main">
+              <a:graphicData uri="http://schemas.openxmlformats.org/drawingml/2006/picture">
+                <pic:pic xmlns:pic="http://schemas.openxmlformats.org/drawingml/2006/picture">
+                  <pic:nvPicPr>
+                    <pic:cNvPr id="0" name="Picture 3" descr="Open photo"/>
+                    <pic:cNvPicPr>
+                      <a:picLocks noChangeAspect="1" noChangeArrowheads="1"/>
+                    </pic:cNvPicPr>
+                  </pic:nvPicPr>
+                  <pic:blipFill>
+                    <a:blip r:embed="rId8">
+                      <a:extLst>
+                        <a:ext uri="{28A0092B-C50C-407E-A947-70E740481C1C}">
+                          <a14:useLocalDpi xmlns:a14="http://schemas.microsoft.com/office/drawing/2010/main" val="0"/>
+                        </a:ext>
+                      </a:extLst>
+                    </a:blip>
+                    <a:srcRect/>
+                    <a:stretch>
+                      <a:fillRect/>
+                    </a:stretch>
+                  </pic:blipFill>
+                  <pic:spPr bwMode="auto">
+                    <a:xfrm>
+                      <a:off x="0" y="0"/>
+                      <a:ext cx="6858000" cy="3427095"/>
+                    </a:xfrm>
+                    <a:prstGeom prst="rect">
+                      <a:avLst/>
+                    </a:prstGeom>
+                    <a:noFill/>
+                    <a:ln>
+                      <a:noFill/>
+                    </a:ln>
+                  </pic:spPr>
+                </pic:pic>
+              </a:graphicData>
+            </a:graphic>
+            <wp14:sizeRelH relativeFrom="page">
+              <wp14:pctWidth>0</wp14:pctWidth>
+            </wp14:sizeRelH>
+            <wp14:sizeRelV relativeFrom="page">
+              <wp14:pctHeight>0</wp14:pctHeight>
+            </wp14:sizeRelV>
+          </wp:anchor>
+        </w:drawing>
+      </w:r>
+      <w:r>
+        <w:rPr>
+          <w:noProof/>
+        </w:rPr>
+        <w:drawing>
+          <wp:anchor distT="0" distB="0" distL="114300" distR="114300" simplePos="0" relativeHeight="251663360" behindDoc="0" locked="0" layoutInCell="1" allowOverlap="1" wp14:anchorId="5E91F4F0" wp14:editId="4EFA316F">
+            <wp:simplePos x="0" y="0"/>
+            <wp:positionH relativeFrom="column">
+              <wp:posOffset>3658</wp:posOffset>
+            </wp:positionH>
+            <wp:positionV relativeFrom="paragraph">
+              <wp:posOffset>533</wp:posOffset>
+            </wp:positionV>
+            <wp:extent cx="6858000" cy="3436620"/>
+            <wp:effectExtent l="0" t="0" r="0" b="0"/>
+            <wp:wrapThrough wrapText="bothSides">
+              <wp:wrapPolygon edited="0">
+                <wp:start x="0" y="0"/>
+                <wp:lineTo x="0" y="21432"/>
+                <wp:lineTo x="21540" y="21432"/>
+                <wp:lineTo x="21540" y="0"/>
+                <wp:lineTo x="0" y="0"/>
+              </wp:wrapPolygon>
+            </wp:wrapThrough>
+            <wp:docPr id="1514661673" name="Picture 1" descr="Open photo"/>
+            <wp:cNvGraphicFramePr>
+              <a:graphicFrameLocks xmlns:a="http://schemas.openxmlformats.org/drawingml/2006/main" noChangeAspect="1"/>
+            </wp:cNvGraphicFramePr>
+            <a:graphic xmlns:a="http://schemas.openxmlformats.org/drawingml/2006/main">
+              <a:graphicData uri="http://schemas.openxmlformats.org/drawingml/2006/picture">
+                <pic:pic xmlns:pic="http://schemas.openxmlformats.org/drawingml/2006/picture">
+                  <pic:nvPicPr>
+                    <pic:cNvPr id="0" name="Picture 1" descr="Open photo"/>
+                    <pic:cNvPicPr>
+                      <a:picLocks noChangeAspect="1" noChangeArrowheads="1"/>
+                    </pic:cNvPicPr>
+                  </pic:nvPicPr>
+                  <pic:blipFill>
+                    <a:blip r:embed="rId9">
+                      <a:extLst>
+                        <a:ext uri="{28A0092B-C50C-407E-A947-70E740481C1C}">
+                          <a14:useLocalDpi xmlns:a14="http://schemas.microsoft.com/office/drawing/2010/main" val="0"/>
+                        </a:ext>
+                      </a:extLst>
+                    </a:blip>
+                    <a:srcRect/>
+                    <a:stretch>
+                      <a:fillRect/>
+                    </a:stretch>
+                  </pic:blipFill>
+                  <pic:spPr bwMode="auto">
+                    <a:xfrm>
+                      <a:off x="0" y="0"/>
+                      <a:ext cx="6858000" cy="3436620"/>
+                    </a:xfrm>
+                    <a:prstGeom prst="rect">
+                      <a:avLst/>
+                    </a:prstGeom>
+                    <a:noFill/>
+                    <a:ln>
+                      <a:noFill/>
+                    </a:ln>
+                  </pic:spPr>
+                </pic:pic>
+              </a:graphicData>
+            </a:graphic>
+            <wp14:sizeRelH relativeFrom="page">
+              <wp14:pctWidth>0</wp14:pctWidth>
+            </wp14:sizeRelH>
+            <wp14:sizeRelV relativeFrom="page">
+              <wp14:pctHeight>0</wp14:pctHeight>
+            </wp14:sizeRelV>
+          </wp:anchor>
+        </w:drawing>
+      </w:r>
+    </w:p>
+    <w:p>
+      <w:pPr>
+        <w:spacing w:after="0"/>
+        <w:rPr>
+          <w:b/>
+          <w:bCs/>
+          <w:lang w:val="en-US"/>
+        </w:rPr>
+      </w:pPr>
+    </w:p>
+    <w:p>
+      <w:pPr>
+        <w:spacing w:after="0"/>
+        <w:rPr>
+          <w:b/>
+          <w:bCs/>
+          <w:lang w:val="en-US"/>
+        </w:rPr>
+      </w:pPr>
+    </w:p>
+    <w:p>
+      <w:pPr>
+        <w:spacing w:after="0"/>
+        <w:rPr>
+          <w:b/>
+          <w:bCs/>
+          <w:lang w:val="en-US"/>
+        </w:rPr>
+      </w:pPr>
+    </w:p>
+    <w:p>
+      <w:pPr>
+        <w:spacing w:after="0"/>
+        <w:rPr>
+          <w:b/>
+          <w:bCs/>
+          <w:lang w:val="en-US"/>
+        </w:rPr>
+      </w:pPr>
+    </w:p>
+    <w:p>
+      <w:pPr>
+        <w:spacing w:after="0"/>
+        <w:rPr>
+          <w:b/>
+          <w:bCs/>
+          <w:lang w:val="en-US"/>
+        </w:rPr>
+      </w:pPr>
+    </w:p>
+    <w:p>
+      <w:pPr>
+        <w:spacing w:after="0"/>
+        <w:rPr>
+          <w:b/>
+          <w:bCs/>
+          <w:lang w:val="en-US"/>
+        </w:rPr>
+      </w:pPr>
+    </w:p>
+    <w:p>
+      <w:pPr>
+        <w:spacing w:after="0"/>
+        <w:rPr>
+          <w:b/>
+          <w:bCs/>
+          <w:lang w:val="en-US"/>
+        </w:rPr>
+      </w:pPr>
+    </w:p>
+    <w:p>
+      <w:pPr>
+        <w:spacing w:after="0"/>
+        <w:rPr>
+          <w:b/>
+          <w:bCs/>
+          <w:lang w:val="en-US"/>
+        </w:rPr>
+      </w:pPr>
+    </w:p>
+    <w:p>
+      <w:pPr>
+        <w:spacing w:after="0"/>
+        <w:rPr>
+          <w:b/>
+          <w:bCs/>
+          <w:lang w:val="en-US"/>
+        </w:rPr>
+      </w:pPr>
+    </w:p>
+    <w:p>
+      <w:pPr>
+        <w:spacing w:after="0"/>
+        <w:rPr>
+          <w:b/>
+          <w:bCs/>
+          <w:lang w:val="en-US"/>
+        </w:rPr>
+      </w:pPr>
+    </w:p>
+    <w:p>
+      <w:pPr>
+        <w:spacing w:after="0"/>
+        <w:rPr>
+          <w:b/>
+          <w:bCs/>
+          <w:lang w:val="en-US"/>
+        </w:rPr>
+      </w:pPr>
+    </w:p>
+    <w:p>
+      <w:pPr>
+        <w:spacing w:after="0"/>
+        <w:rPr>
+          <w:b/>
+          <w:bCs/>
+          <w:lang w:val="en-US"/>
+        </w:rPr>
+      </w:pPr>
+    </w:p>
+    <w:p>
+      <w:pPr>
+        <w:spacing w:after="0"/>
+        <w:rPr>
+          <w:b/>
+          <w:bCs/>
+          <w:lang w:val="en-US"/>
+        </w:rPr>
+      </w:pPr>
+    </w:p>
+    <w:p>
+      <w:pPr>
+        <w:spacing w:after="0"/>
+        <w:rPr>
+          <w:b/>
+          <w:bCs/>
+          <w:lang w:val="en-US"/>
+        </w:rPr>
+      </w:pPr>
+    </w:p>
+    <w:p>
+      <w:pPr>
+        <w:spacing w:after="0"/>
+        <w:rPr>
+          <w:b/>
+          <w:bCs/>
+          <w:lang w:val="en-US"/>
+        </w:rPr>
+      </w:pPr>
+    </w:p>
+    <w:p>
+      <w:pPr>
+        <w:spacing w:after="0"/>
+        <w:rPr>
+          <w:b/>
+          <w:bCs/>
+          <w:lang w:val="en-US"/>
+        </w:rPr>
+      </w:pPr>
+    </w:p>
+    <w:p>
+      <w:pPr>
+        <w:spacing w:after="0"/>
+        <w:rPr>
+          <w:b/>
+          <w:bCs/>
+          <w:lang w:val="en-US"/>
+        </w:rPr>
+      </w:pPr>
+    </w:p>
+    <w:p>
+      <w:pPr>
+        <w:spacing w:after="0"/>
+        <w:rPr>
+          <w:b/>
+          <w:bCs/>
+          <w:lang w:val="en-US"/>
+        </w:rPr>
+      </w:pPr>
+    </w:p>
+    <w:p>
+      <w:pPr>
+        <w:spacing w:after="0"/>
+        <w:rPr>
+          <w:b/>
+          <w:bCs/>
+          <w:lang w:val="en-US"/>
+        </w:rPr>
+      </w:pPr>
+    </w:p>
+    <w:p>
+      <w:pPr>
+        <w:spacing w:after="0"/>
+        <w:rPr>
+          <w:b/>
+          <w:bCs/>
+          <w:lang w:val="en-US"/>
+        </w:rPr>
+      </w:pPr>
+    </w:p>
+    <w:p>
+      <w:pPr>
+        <w:spacing w:after="0"/>
+        <w:rPr>
+          <w:b/>
+          <w:bCs/>
+          <w:lang w:val="en-US"/>
+        </w:rPr>
+      </w:pPr>
+      <w:r>
+        <w:rPr>
+          <w:b/>
+          <w:bCs/>
+          <w:lang w:val="en-US"/>
+        </w:rPr>
+        <w:lastRenderedPageBreak/>
+        <w:t>fix 38:</w:t>
+      </w:r>
+    </w:p>
+    <w:p>
+      <w:pPr>
+        <w:spacing w:after="0"/>
+        <w:rPr>
+          <w:lang w:val="en-US"/>
+        </w:rPr>
+      </w:pPr>
+      <w:r>
+        <w:rPr>
+          <w:lang w:val="en-US"/>
+        </w:rPr>
+        <w:t>If you prefer **Option 1** (the cleanest way to eliminate clutter while keeping the data accessible):</w:t>
+      </w:r>
+    </w:p>
+    <w:p>
+      <w:pPr>
+        <w:spacing w:after="0"/>
+        <w:rPr>
+          <w:lang w:val="en-US"/>
+        </w:rPr>
+      </w:pPr>
+      <w:r>
+        <w:rPr>
+          <w:lang w:val="en-US"/>
+        </w:rPr>
+        <w:t>**UI / UX Refactor: Replace inline expandable "TEACHING LOAD SUMMARY" with header modal trigger**</w:t>
+      </w:r>
+    </w:p>
+    <w:p>
+      <w:pPr>
+        <w:spacing w:after="0"/>
+        <w:rPr>
+          <w:lang w:val="en-US"/>
+        </w:rPr>
+      </w:pPr>
+      <w:r>
+        <w:rPr>
+          <w:lang w:val="en-US"/>
+        </w:rPr>
+        <w:t>* **</w:t>
+      </w:r>
+      <w:proofErr w:type="gramStart"/>
+      <w:r>
+        <w:rPr>
+          <w:lang w:val="en-US"/>
+        </w:rPr>
+        <w:t>Location:*</w:t>
+      </w:r>
+      <w:proofErr w:type="gramEnd"/>
+      <w:r>
+        <w:rPr>
+          <w:lang w:val="en-US"/>
+        </w:rPr>
+        <w:t>* `Teaching Load` page (`/teaching-load`).</w:t>
+      </w:r>
+    </w:p>
+    <w:p>
+      <w:pPr>
+        <w:spacing w:after="0"/>
+        <w:rPr>
+          <w:lang w:val="en-US"/>
+        </w:rPr>
+      </w:pPr>
+      <w:r>
+        <w:rPr>
+          <w:lang w:val="en-US"/>
+        </w:rPr>
+        <w:t xml:space="preserve">* **Core </w:t>
+      </w:r>
+      <w:proofErr w:type="gramStart"/>
+      <w:r>
+        <w:rPr>
+          <w:lang w:val="en-US"/>
+        </w:rPr>
+        <w:t>Issue:*</w:t>
+      </w:r>
+      <w:proofErr w:type="gramEnd"/>
+      <w:r>
+        <w:rPr>
+          <w:lang w:val="en-US"/>
+        </w:rPr>
+        <w:t>*</w:t>
+      </w:r>
+    </w:p>
+    <w:p>
+      <w:pPr>
+        <w:spacing w:after="0"/>
+        <w:rPr>
+          <w:lang w:val="en-US"/>
+        </w:rPr>
+      </w:pPr>
+      <w:r>
+        <w:rPr>
+          <w:lang w:val="en-US"/>
+        </w:rPr>
+        <w:t>* The `TEACHING LOAD SUMMARY` card occupies excessive vertical height with 10+ wrapped metric pills, warning banners, and horizontal scrollbars, pushing the faculty list and filter controls below the fold.</w:t>
+      </w:r>
+    </w:p>
+    <w:p>
+      <w:pPr>
+        <w:spacing w:after="0"/>
+        <w:rPr>
+          <w:lang w:val="en-US"/>
+        </w:rPr>
+      </w:pPr>
+      <w:r>
+        <w:rPr>
+          <w:lang w:val="en-US"/>
+        </w:rPr>
+        <w:t xml:space="preserve">* **Requested </w:t>
+      </w:r>
+      <w:proofErr w:type="gramStart"/>
+      <w:r>
+        <w:rPr>
+          <w:lang w:val="en-US"/>
+        </w:rPr>
+        <w:t>Updates:*</w:t>
+      </w:r>
+      <w:proofErr w:type="gramEnd"/>
+      <w:r>
+        <w:rPr>
+          <w:lang w:val="en-US"/>
+        </w:rPr>
+        <w:t>*</w:t>
+      </w:r>
+    </w:p>
+    <w:p>
+      <w:pPr>
+        <w:spacing w:after="0"/>
+        <w:rPr>
+          <w:lang w:val="en-US"/>
+        </w:rPr>
+      </w:pPr>
+      <w:r>
+        <w:rPr>
+          <w:lang w:val="en-US"/>
+        </w:rPr>
+        <w:t xml:space="preserve">1. **Remove Inline Summary </w:t>
+      </w:r>
+      <w:proofErr w:type="gramStart"/>
+      <w:r>
+        <w:rPr>
+          <w:lang w:val="en-US"/>
+        </w:rPr>
+        <w:t>Card:*</w:t>
+      </w:r>
+      <w:proofErr w:type="gramEnd"/>
+      <w:r>
+        <w:rPr>
+          <w:lang w:val="en-US"/>
+        </w:rPr>
+        <w:t>*</w:t>
+      </w:r>
+    </w:p>
+    <w:p>
+      <w:pPr>
+        <w:spacing w:after="0"/>
+        <w:rPr>
+          <w:lang w:val="en-US"/>
+        </w:rPr>
+      </w:pPr>
+      <w:r>
+        <w:rPr>
+          <w:lang w:val="en-US"/>
+        </w:rPr>
+        <w:t>* Remove the inline collapsible container `TEACHING LOAD SUMMARY` and its horizontal pill scroll area from the page body.</w:t>
+      </w:r>
+    </w:p>
+    <w:p>
+      <w:pPr>
+        <w:spacing w:after="0"/>
+        <w:rPr>
+          <w:lang w:val="en-US"/>
+        </w:rPr>
+      </w:pPr>
+      <w:r>
+        <w:rPr>
+          <w:lang w:val="en-US"/>
+        </w:rPr>
+        <w:t xml:space="preserve">* Move the </w:t>
+      </w:r>
+      <w:proofErr w:type="gramStart"/>
+      <w:r>
+        <w:rPr>
+          <w:lang w:val="en-US"/>
+        </w:rPr>
+        <w:t>`[</w:t>
+      </w:r>
+      <w:proofErr w:type="gramEnd"/>
+      <w:r>
+        <w:rPr>
+          <w:lang w:val="en-US"/>
+        </w:rPr>
+        <w:t xml:space="preserve">Archived </w:t>
+      </w:r>
+      <w:proofErr w:type="gramStart"/>
+      <w:r>
+        <w:rPr>
+          <w:lang w:val="en-US"/>
+        </w:rPr>
+        <w:t>load]`</w:t>
+      </w:r>
+      <w:proofErr w:type="gramEnd"/>
+      <w:r>
+        <w:rPr>
+          <w:lang w:val="en-US"/>
+        </w:rPr>
+        <w:t xml:space="preserve"> button into the page's top-right header actions row or overflow menu.</w:t>
+      </w:r>
+    </w:p>
+    <w:p>
+      <w:pPr>
+        <w:spacing w:after="0"/>
+        <w:rPr>
+          <w:lang w:val="en-US"/>
+        </w:rPr>
+      </w:pPr>
+      <w:r>
+        <w:rPr>
+          <w:lang w:val="en-US"/>
+        </w:rPr>
+        <w:t xml:space="preserve">2. **Add Header Action Button for </w:t>
+      </w:r>
+      <w:proofErr w:type="gramStart"/>
+      <w:r>
+        <w:rPr>
+          <w:lang w:val="en-US"/>
+        </w:rPr>
+        <w:t>Summary:*</w:t>
+      </w:r>
+      <w:proofErr w:type="gramEnd"/>
+      <w:r>
+        <w:rPr>
+          <w:lang w:val="en-US"/>
+        </w:rPr>
+        <w:t>*</w:t>
+      </w:r>
+    </w:p>
+    <w:p>
+      <w:pPr>
+        <w:spacing w:after="0"/>
+        <w:rPr>
+          <w:lang w:val="en-US"/>
+        </w:rPr>
+      </w:pPr>
+      <w:r>
+        <w:rPr>
+          <w:lang w:val="en-US"/>
+        </w:rPr>
+        <w:t>* In the top-right action area of the header (next to `[Help]`), add a secondary button: **</w:t>
+      </w:r>
+      <w:proofErr w:type="gramStart"/>
+      <w:r>
+        <w:rPr>
+          <w:lang w:val="en-US"/>
+        </w:rPr>
+        <w:t>`[</w:t>
+      </w:r>
+      <w:proofErr w:type="gramEnd"/>
+      <w:r>
+        <w:rPr>
+          <w:lang w:val="en-US"/>
+        </w:rPr>
+        <w:t xml:space="preserve">Load </w:t>
+      </w:r>
+      <w:proofErr w:type="gramStart"/>
+      <w:r>
+        <w:rPr>
+          <w:lang w:val="en-US"/>
+        </w:rPr>
+        <w:t>summary]`</w:t>
+      </w:r>
+      <w:proofErr w:type="gramEnd"/>
+      <w:r>
+        <w:rPr>
+          <w:lang w:val="en-US"/>
+        </w:rPr>
+        <w:t xml:space="preserve">** (or </w:t>
+      </w:r>
+      <w:proofErr w:type="gramStart"/>
+      <w:r>
+        <w:rPr>
+          <w:lang w:val="en-US"/>
+        </w:rPr>
+        <w:t>`[</w:t>
+      </w:r>
+      <w:proofErr w:type="gramEnd"/>
+      <w:r>
+        <w:rPr>
+          <w:lang w:val="en-US"/>
+        </w:rPr>
+        <w:t xml:space="preserve">Summary </w:t>
+      </w:r>
+      <w:proofErr w:type="gramStart"/>
+      <w:r>
+        <w:rPr>
+          <w:lang w:val="en-US"/>
+        </w:rPr>
+        <w:t>metrics]`</w:t>
+      </w:r>
+      <w:proofErr w:type="gramEnd"/>
+      <w:r>
+        <w:rPr>
+          <w:lang w:val="en-US"/>
+        </w:rPr>
+        <w:t>).</w:t>
+      </w:r>
+    </w:p>
+    <w:p>
+      <w:pPr>
+        <w:spacing w:after="0"/>
+        <w:rPr>
+          <w:lang w:val="en-US"/>
+        </w:rPr>
+      </w:pPr>
+      <w:r>
+        <w:rPr>
+          <w:lang w:val="en-US"/>
+        </w:rPr>
+        <w:t>* Clicking this button opens a centered, accessible dialog modal containing the complete load breakdown:</w:t>
+      </w:r>
+    </w:p>
+    <w:p>
+      <w:pPr>
+        <w:spacing w:after="0"/>
+        <w:rPr>
+          <w:lang w:val="en-US"/>
+        </w:rPr>
+      </w:pPr>
+      <w:r>
+        <w:rPr>
+          <w:lang w:val="en-US"/>
+        </w:rPr>
+        <w:t>* Overall class assignment breakdown (`Classes needing teacher`, `Total teaching hours`, etc.)</w:t>
+      </w:r>
+    </w:p>
+    <w:p>
+      <w:pPr>
+        <w:spacing w:after="0"/>
+        <w:rPr>
+          <w:lang w:val="en-US"/>
+        </w:rPr>
+      </w:pPr>
+      <w:r>
+        <w:rPr>
+          <w:lang w:val="en-US"/>
+        </w:rPr>
+        <w:t>* Capacity metrics (`Standard load`, `School hard cap`, `Above standard`, `Hours available`)</w:t>
+      </w:r>
+    </w:p>
+    <w:p>
+      <w:pPr>
+        <w:spacing w:after="0"/>
+        <w:rPr>
+          <w:lang w:val="en-US"/>
+        </w:rPr>
+      </w:pPr>
+      <w:r>
+        <w:rPr>
+          <w:lang w:val="en-US"/>
+        </w:rPr>
+        <w:t>* Any active system notes or authority warnings</w:t>
+      </w:r>
+    </w:p>
+    <w:p>
+      <w:pPr>
+        <w:spacing w:after="0"/>
+        <w:rPr>
+          <w:lang w:val="en-US"/>
+        </w:rPr>
+      </w:pPr>
+      <w:r>
+        <w:rPr>
+          <w:lang w:val="en-US"/>
+        </w:rPr>
+        <w:t>3. **</w:t>
+      </w:r>
+      <w:proofErr w:type="gramStart"/>
+      <w:r>
+        <w:rPr>
+          <w:lang w:val="en-US"/>
+        </w:rPr>
+        <w:t>Result:*</w:t>
+      </w:r>
+      <w:proofErr w:type="gramEnd"/>
+      <w:r>
+        <w:rPr>
+          <w:lang w:val="en-US"/>
+        </w:rPr>
+        <w:t>*</w:t>
+      </w:r>
+    </w:p>
+    <w:p>
+      <w:pPr>
+        <w:spacing w:after="0"/>
+        <w:rPr>
+          <w:lang w:val="en-US"/>
+        </w:rPr>
+      </w:pPr>
+      <w:r>
+        <w:rPr>
+          <w:lang w:val="en-US"/>
+        </w:rPr>
+        <w:t>* The page layout immediately pulls the search bar, department filters, and teacher rows into full view without scrolling.</w:t>
+      </w:r>
+    </w:p>
+    <w:p>
+      <w:pPr>
+        <w:spacing w:after="0"/>
+        <w:rPr>
+          <w:b/>
+          <w:bCs/>
+          <w:lang w:val="en-US"/>
+        </w:rPr>
+      </w:pPr>
+      <w:r>
+        <w:rPr>
+          <w:noProof/>
+        </w:rPr>
+        <w:drawing>
+          <wp:anchor distT="0" distB="0" distL="114300" distR="114300" simplePos="0" relativeHeight="251665408" behindDoc="0" locked="0" layoutInCell="1" allowOverlap="1" wp14:anchorId="7623F623" wp14:editId="66AEE152">
+            <wp:simplePos x="0" y="0"/>
+            <wp:positionH relativeFrom="column">
+              <wp:posOffset>3658</wp:posOffset>
+            </wp:positionH>
+            <wp:positionV relativeFrom="paragraph">
+              <wp:posOffset>1473</wp:posOffset>
+            </wp:positionV>
+            <wp:extent cx="6858000" cy="3376930"/>
+            <wp:effectExtent l="0" t="0" r="0" b="0"/>
+            <wp:wrapThrough wrapText="bothSides">
+              <wp:wrapPolygon edited="0">
+                <wp:start x="0" y="0"/>
+                <wp:lineTo x="0" y="21446"/>
+                <wp:lineTo x="21540" y="21446"/>
+                <wp:lineTo x="21540" y="0"/>
+                <wp:lineTo x="0" y="0"/>
+              </wp:wrapPolygon>
+            </wp:wrapThrough>
+            <wp:docPr id="650603997" name="Picture 3" descr="Open photo"/>
+            <wp:cNvGraphicFramePr>
+              <a:graphicFrameLocks xmlns:a="http://schemas.openxmlformats.org/drawingml/2006/main" noChangeAspect="1"/>
+            </wp:cNvGraphicFramePr>
+            <a:graphic xmlns:a="http://schemas.openxmlformats.org/drawingml/2006/main">
+              <a:graphicData uri="http://schemas.openxmlformats.org/drawingml/2006/picture">
+                <pic:pic xmlns:pic="http://schemas.openxmlformats.org/drawingml/2006/picture">
+                  <pic:nvPicPr>
+                    <pic:cNvPr id="0" name="Picture 5" descr="Open photo"/>
+                    <pic:cNvPicPr>
+                      <a:picLocks noChangeAspect="1" noChangeArrowheads="1"/>
+                    </pic:cNvPicPr>
+                  </pic:nvPicPr>
+                  <pic:blipFill>
+                    <a:blip r:embed="rId10">
+                      <a:extLst>
+                        <a:ext uri="{28A0092B-C50C-407E-A947-70E740481C1C}">
+                          <a14:useLocalDpi xmlns:a14="http://schemas.microsoft.com/office/drawing/2010/main" val="0"/>
+                        </a:ext>
+                      </a:extLst>
+                    </a:blip>
+                    <a:srcRect/>
+                    <a:stretch>
+                      <a:fillRect/>
+                    </a:stretch>
+                  </pic:blipFill>
+                  <pic:spPr bwMode="auto">
+                    <a:xfrm>
+                      <a:off x="0" y="0"/>
+                      <a:ext cx="6858000" cy="3376930"/>
+                    </a:xfrm>
+                    <a:prstGeom prst="rect">
+                      <a:avLst/>
+                    </a:prstGeom>
+                    <a:noFill/>
+                    <a:ln>
+                      <a:noFill/>
+                    </a:ln>
+                  </pic:spPr>
+                </pic:pic>
+              </a:graphicData>
+            </a:graphic>
+            <wp14:sizeRelH relativeFrom="page">
+              <wp14:pctWidth>0</wp14:pctWidth>
+            </wp14:sizeRelH>
+            <wp14:sizeRelV relativeFrom="page">
+              <wp14:pctHeight>0</wp14:pctHeight>
+            </wp14:sizeRelV>
+          </wp:anchor>
+        </w:drawing>
+      </w:r>
+    </w:p>
+    <w:p>
+      <w:pPr>
+        <w:spacing w:after="0"/>
+        <w:rPr>
+          <w:b/>
+          <w:bCs/>
+          <w:lang w:val="en-US"/>
+        </w:rPr>
+      </w:pPr>
+    </w:p>
+    <w:p>
+      <w:pPr>
+        <w:spacing w:after="0"/>
+        <w:rPr>
+          <w:b/>
+          <w:bCs/>
+          <w:lang w:val="en-US"/>
+        </w:rPr>
+      </w:pPr>
+    </w:p>
+    <w:p>
+      <w:pPr>
+        <w:spacing w:after="0"/>
+        <w:rPr>
+          <w:b/>
+          <w:bCs/>
+          <w:lang w:val="en-US"/>
+        </w:rPr>
+      </w:pPr>
+    </w:p>
+    <w:p>
+      <w:pPr>
+        <w:spacing w:after="0"/>
+        <w:rPr>
+          <w:b/>
+          <w:bCs/>
+          <w:lang w:val="en-US"/>
+        </w:rPr>
+      </w:pPr>
+    </w:p>
+    <w:p>
+      <w:pPr>
+        <w:spacing w:after="0"/>
+        <w:rPr>
+          <w:b/>
+          <w:bCs/>
+          <w:lang w:val="en-US"/>
+        </w:rPr>
+      </w:pPr>
+    </w:p>
+    <w:p>
+      <w:pPr>
+        <w:spacing w:after="0"/>
+        <w:rPr>
+          <w:b/>
+          <w:bCs/>
+          <w:lang w:val="en-US"/>
+        </w:rPr>
+      </w:pPr>
+    </w:p>
+    <w:p>
+      <w:pPr>
+        <w:spacing w:after="0"/>
+        <w:rPr>
+          <w:b/>
+          <w:bCs/>
+          <w:lang w:val="en-US"/>
+        </w:rPr>
+      </w:pPr>
+    </w:p>
+    <w:p>
+      <w:pPr>
+        <w:spacing w:after="0"/>
+        <w:rPr>
+          <w:b/>
+          <w:bCs/>
+          <w:lang w:val="en-US"/>
+        </w:rPr>
+      </w:pPr>
+    </w:p>
+    <w:p>
+      <w:pPr>
+        <w:spacing w:after="0"/>
+        <w:rPr>
+          <w:lang w:val="en-US"/>
+        </w:rPr>
+      </w:pPr>
+    </w:p>
+    <w:p>
+      <w:pPr>
+        <w:spacing w:after="0"/>
+        <w:rPr>
+          <w:lang w:val="en-US"/>
+        </w:rPr>
+      </w:pPr>
+    </w:p>
+    <w:p>
+      <w:pPr>
+        <w:spacing w:after="0"/>
+        <w:rPr>
+          <w:lang w:val="en-US"/>
+        </w:rPr>
+      </w:pPr>
+    </w:p>
+    <w:p>
+      <w:pPr>
+        <w:spacing w:after="0"/>
+        <w:rPr>
+          <w:lang w:val="en-US"/>
+        </w:rPr>
+      </w:pPr>
+    </w:p>
+    <w:p>
+      <w:pPr>
+        <w:spacing w:after="0"/>
+        <w:rPr>
+          <w:lang w:val="en-US"/>
+        </w:rPr>
+      </w:pPr>
+    </w:p>
+    <w:p>
+      <w:pPr>
+        <w:spacing w:after="0"/>
+        <w:rPr>
+          <w:lang w:val="en-US"/>
+        </w:rPr>
+      </w:pPr>
+    </w:p>
+    <w:p>
+      <w:pPr>
+        <w:spacing w:after="0"/>
+        <w:rPr>
+          <w:lang w:val="en-US"/>
+        </w:rPr>
+      </w:pPr>
+    </w:p>
+    <w:p>
+      <w:pPr>
+        <w:spacing w:after="0"/>
+        <w:rPr>
+          <w:lang w:val="en-US"/>
+        </w:rPr>
+      </w:pPr>
+    </w:p>
+    <w:p>
+      <w:pPr>
+        <w:spacing w:after="0"/>
+        <w:rPr>
+          <w:lang w:val="en-US"/>
+        </w:rPr>
+      </w:pPr>
+    </w:p>
+    <w:p>
+      <w:pPr>
+        <w:spacing w:after="0"/>
+        <w:rPr>
+          <w:lang w:val="en-US"/>
+        </w:rPr>
+      </w:pPr>
+    </w:p>
+    <w:p>
+      <w:pPr>
+        <w:spacing w:after="0"/>
+        <w:rPr>
+          <w:lang w:val="en-US"/>
+        </w:rPr>
+      </w:pPr>
+    </w:p>
+    <w:p>
+      <w:pPr>
+        <w:spacing w:after="0"/>
+        <w:rPr>
+          <w:lang w:val="en-US"/>
+        </w:rPr>
+      </w:pPr>
+      <w:r>
+        <w:rPr>
+          <w:b/>
+          <w:bCs/>
+          <w:lang w:val="en-US"/>
+        </w:rPr>
+        <w:lastRenderedPageBreak/>
+        <w:t>Fix 39:</w:t>
+      </w:r>
+      <w:r>
+        <w:rPr>
+          <w:b/>
+          <w:bCs/>
+          <w:lang w:val="en-US"/>
+        </w:rPr>
+        <w:br/>
+      </w:r>
+      <w:r>
+        <w:rPr>
+          <w:lang w:val="en-US"/>
+        </w:rPr>
+        <w:t>**UI / Layout Refactor: Constrain search bar width, remove "More filters", and consolidate all filters into a single compact row on Teaching Load page**</w:t>
+      </w:r>
+    </w:p>
+    <w:p>
+      <w:pPr>
+        <w:spacing w:after="0"/>
+        <w:rPr>
+          <w:lang w:val="en-US"/>
+        </w:rPr>
+      </w:pPr>
+      <w:r>
+        <w:rPr>
+          <w:lang w:val="en-US"/>
+        </w:rPr>
+        <w:t>* **</w:t>
+      </w:r>
+      <w:proofErr w:type="gramStart"/>
+      <w:r>
+        <w:rPr>
+          <w:lang w:val="en-US"/>
+        </w:rPr>
+        <w:t>Location:*</w:t>
+      </w:r>
+      <w:proofErr w:type="gramEnd"/>
+      <w:r>
+        <w:rPr>
+          <w:lang w:val="en-US"/>
+        </w:rPr>
+        <w:t>* `Teaching Load` page (`/teaching-load` or `/faculty/load`), filter toolbar above the table/list.</w:t>
+      </w:r>
+    </w:p>
+    <w:p>
+      <w:pPr>
+        <w:spacing w:after="0"/>
+        <w:rPr>
+          <w:lang w:val="en-US"/>
+        </w:rPr>
+      </w:pPr>
+      <w:r>
+        <w:rPr>
+          <w:lang w:val="en-US"/>
+        </w:rPr>
+        <w:t xml:space="preserve">* **Core </w:t>
+      </w:r>
+      <w:proofErr w:type="gramStart"/>
+      <w:r>
+        <w:rPr>
+          <w:lang w:val="en-US"/>
+        </w:rPr>
+        <w:t>Issue:*</w:t>
+      </w:r>
+      <w:proofErr w:type="gramEnd"/>
+      <w:r>
+        <w:rPr>
+          <w:lang w:val="en-US"/>
+        </w:rPr>
+        <w:t>*</w:t>
+      </w:r>
+    </w:p>
+    <w:p>
+      <w:pPr>
+        <w:spacing w:after="0"/>
+        <w:rPr>
+          <w:lang w:val="en-US"/>
+        </w:rPr>
+      </w:pPr>
+      <w:r>
+        <w:rPr>
+          <w:lang w:val="en-US"/>
+        </w:rPr>
+        <w:t xml:space="preserve">* The search bar currently expands too wide, forcing the </w:t>
+      </w:r>
+      <w:proofErr w:type="gramStart"/>
+      <w:r>
+        <w:rPr>
+          <w:lang w:val="en-US"/>
+        </w:rPr>
+        <w:t>`[</w:t>
+      </w:r>
+      <w:proofErr w:type="gramEnd"/>
+      <w:r>
+        <w:rPr>
+          <w:lang w:val="en-US"/>
+        </w:rPr>
+        <w:t xml:space="preserve">More </w:t>
+      </w:r>
+      <w:proofErr w:type="gramStart"/>
+      <w:r>
+        <w:rPr>
+          <w:lang w:val="en-US"/>
+        </w:rPr>
+        <w:t>filters]`</w:t>
+      </w:r>
+      <w:proofErr w:type="gramEnd"/>
+      <w:r>
+        <w:rPr>
+          <w:lang w:val="en-US"/>
+        </w:rPr>
+        <w:t xml:space="preserve"> button to exist and hiding `LOWEST LOAD`, `CROSS-DEPT`, and `UNMAPPED SPECIALIZATION` onto an unnecessary second row.</w:t>
+      </w:r>
+    </w:p>
+    <w:p>
+      <w:pPr>
+        <w:spacing w:after="0"/>
+        <w:rPr>
+          <w:lang w:val="en-US"/>
+        </w:rPr>
+      </w:pPr>
+      <w:r>
+        <w:rPr>
+          <w:lang w:val="en-US"/>
+        </w:rPr>
+        <w:t>* Users should be able to see and toggle all filters directly without extra clicks or row wraps.</w:t>
+      </w:r>
+    </w:p>
+    <w:p>
+      <w:pPr>
+        <w:spacing w:after="0"/>
+        <w:rPr>
+          <w:lang w:val="en-US"/>
+        </w:rPr>
+      </w:pPr>
+      <w:r>
+        <w:rPr>
+          <w:lang w:val="en-US"/>
+        </w:rPr>
+        <w:t xml:space="preserve">* **Requested </w:t>
+      </w:r>
+      <w:proofErr w:type="gramStart"/>
+      <w:r>
+        <w:rPr>
+          <w:lang w:val="en-US"/>
+        </w:rPr>
+        <w:t>Fixes:*</w:t>
+      </w:r>
+      <w:proofErr w:type="gramEnd"/>
+      <w:r>
+        <w:rPr>
+          <w:lang w:val="en-US"/>
+        </w:rPr>
+        <w:t>*</w:t>
+      </w:r>
+    </w:p>
+    <w:p>
+      <w:pPr>
+        <w:spacing w:after="0"/>
+        <w:rPr>
+          <w:lang w:val="en-US"/>
+        </w:rPr>
+      </w:pPr>
+      <w:r>
+        <w:rPr>
+          <w:lang w:val="en-US"/>
+        </w:rPr>
+        <w:t xml:space="preserve">1. **Shorten Search Input </w:t>
+      </w:r>
+      <w:proofErr w:type="gramStart"/>
+      <w:r>
+        <w:rPr>
+          <w:lang w:val="en-US"/>
+        </w:rPr>
+        <w:t>Width:*</w:t>
+      </w:r>
+      <w:proofErr w:type="gramEnd"/>
+      <w:r>
+        <w:rPr>
+          <w:lang w:val="en-US"/>
+        </w:rPr>
+        <w:t>*</w:t>
+      </w:r>
+    </w:p>
+    <w:p>
+      <w:pPr>
+        <w:spacing w:after="0"/>
+        <w:rPr>
+          <w:lang w:val="en-US"/>
+        </w:rPr>
+      </w:pPr>
+      <w:r>
+        <w:rPr>
+          <w:lang w:val="en-US"/>
+        </w:rPr>
+        <w:t>* Remove unbounded expansion (`flex-1` or `w-full`) from the search input container.</w:t>
+      </w:r>
+    </w:p>
+    <w:p>
+      <w:pPr>
+        <w:spacing w:after="0"/>
+        <w:rPr>
+          <w:lang w:val="en-US"/>
+        </w:rPr>
+      </w:pPr>
+      <w:r>
+        <w:rPr>
+          <w:lang w:val="en-US"/>
+        </w:rPr>
+        <w:t>* Set a fixed, practical width: `w-[240</w:t>
+      </w:r>
+      <w:proofErr w:type="gramStart"/>
+      <w:r>
+        <w:rPr>
+          <w:lang w:val="en-US"/>
+        </w:rPr>
+        <w:t>px]`</w:t>
+      </w:r>
+      <w:proofErr w:type="gramEnd"/>
+      <w:r>
+        <w:rPr>
+          <w:lang w:val="en-US"/>
+        </w:rPr>
+        <w:t xml:space="preserve"> (or `max-w-[260</w:t>
+      </w:r>
+      <w:proofErr w:type="gramStart"/>
+      <w:r>
+        <w:rPr>
+          <w:lang w:val="en-US"/>
+        </w:rPr>
+        <w:t>px]`</w:t>
+      </w:r>
+      <w:proofErr w:type="gramEnd"/>
+      <w:r>
+        <w:rPr>
+          <w:lang w:val="en-US"/>
+        </w:rPr>
+        <w:t>) with `h-9` and `text-</w:t>
+      </w:r>
+      <w:proofErr w:type="spellStart"/>
+      <w:r>
+        <w:rPr>
+          <w:lang w:val="en-US"/>
+        </w:rPr>
+        <w:t>xs</w:t>
+      </w:r>
+      <w:proofErr w:type="spellEnd"/>
+      <w:r>
+        <w:rPr>
+          <w:lang w:val="en-US"/>
+        </w:rPr>
+        <w:t>`, giving sufficient space to type full teacher names without claiming half the toolbar.</w:t>
+      </w:r>
+    </w:p>
+    <w:p>
+      <w:pPr>
+        <w:spacing w:after="0"/>
+        <w:rPr>
+          <w:lang w:val="en-US"/>
+        </w:rPr>
+      </w:pPr>
+      <w:r>
+        <w:rPr>
+          <w:lang w:val="en-US"/>
+        </w:rPr>
+        <w:t xml:space="preserve">2. **Remove "More filters" Button &amp; Expandable Second </w:t>
+      </w:r>
+      <w:proofErr w:type="gramStart"/>
+      <w:r>
+        <w:rPr>
+          <w:lang w:val="en-US"/>
+        </w:rPr>
+        <w:t>Row:*</w:t>
+      </w:r>
+      <w:proofErr w:type="gramEnd"/>
+      <w:r>
+        <w:rPr>
+          <w:lang w:val="en-US"/>
+        </w:rPr>
+        <w:t>*</w:t>
+      </w:r>
+    </w:p>
+    <w:p>
+      <w:pPr>
+        <w:spacing w:after="0"/>
+        <w:rPr>
+          <w:lang w:val="en-US"/>
+        </w:rPr>
+      </w:pPr>
+      <w:r>
+        <w:rPr>
+          <w:lang w:val="en-US"/>
+        </w:rPr>
+        <w:t xml:space="preserve">* Completely remove the </w:t>
+      </w:r>
+      <w:proofErr w:type="gramStart"/>
+      <w:r>
+        <w:rPr>
+          <w:lang w:val="en-US"/>
+        </w:rPr>
+        <w:t>`[</w:t>
+      </w:r>
+      <w:proofErr w:type="gramEnd"/>
+      <w:r>
+        <w:rPr>
+          <w:lang w:val="en-US"/>
+        </w:rPr>
+        <w:t xml:space="preserve">More </w:t>
+      </w:r>
+      <w:proofErr w:type="gramStart"/>
+      <w:r>
+        <w:rPr>
+          <w:lang w:val="en-US"/>
+        </w:rPr>
+        <w:t>filters]`</w:t>
+      </w:r>
+      <w:proofErr w:type="gramEnd"/>
+      <w:r>
+        <w:rPr>
+          <w:lang w:val="en-US"/>
+        </w:rPr>
+        <w:t xml:space="preserve"> trigger button from the DOM.</w:t>
+      </w:r>
+    </w:p>
+    <w:p>
+      <w:pPr>
+        <w:spacing w:after="0"/>
+        <w:rPr>
+          <w:lang w:val="en-US"/>
+        </w:rPr>
+      </w:pPr>
+      <w:r>
+        <w:rPr>
+          <w:lang w:val="en-US"/>
+        </w:rPr>
+        <w:t>* Eliminate the collapsible second row wrapper holding `LOWEST LOAD`, `CROSS-DEPT`, and `UNMAPPED SPECIALIZATION`.</w:t>
+      </w:r>
+    </w:p>
+    <w:p>
+      <w:pPr>
+        <w:spacing w:after="0"/>
+        <w:rPr>
+          <w:lang w:val="en-US"/>
+        </w:rPr>
+      </w:pPr>
+      <w:r>
+        <w:rPr>
+          <w:lang w:val="en-US"/>
+        </w:rPr>
+        <w:t xml:space="preserve">3. **Consolidate All Filter Controls into a Single </w:t>
+      </w:r>
+      <w:proofErr w:type="gramStart"/>
+      <w:r>
+        <w:rPr>
+          <w:lang w:val="en-US"/>
+        </w:rPr>
+        <w:t>Row:*</w:t>
+      </w:r>
+      <w:proofErr w:type="gramEnd"/>
+      <w:r>
+        <w:rPr>
+          <w:lang w:val="en-US"/>
+        </w:rPr>
+        <w:t>*</w:t>
+      </w:r>
+    </w:p>
+    <w:p>
+      <w:pPr>
+        <w:spacing w:after="0"/>
+        <w:rPr>
+          <w:lang w:val="en-US"/>
+        </w:rPr>
+      </w:pPr>
+      <w:r>
+        <w:rPr>
+          <w:lang w:val="en-US"/>
+        </w:rPr>
+        <w:t>* Place all filter controls sequentially in one continuous horizontal bar (`flex flex-wrap items-center gap-2`):</w:t>
+      </w:r>
+    </w:p>
+    <w:p>
+      <w:pPr>
+        <w:spacing w:after="0"/>
+        <w:rPr>
+          <w:lang w:val="en-US"/>
+        </w:rPr>
+      </w:pPr>
+      <w:r>
+        <w:rPr>
+          <w:lang w:val="en-US"/>
+        </w:rPr>
+        <w:t xml:space="preserve">1. **Search </w:t>
+      </w:r>
+      <w:proofErr w:type="gramStart"/>
+      <w:r>
+        <w:rPr>
+          <w:lang w:val="en-US"/>
+        </w:rPr>
+        <w:t>Input:*</w:t>
+      </w:r>
+      <w:proofErr w:type="gramEnd"/>
+      <w:r>
+        <w:rPr>
+          <w:lang w:val="en-US"/>
+        </w:rPr>
+        <w:t>* `Search teachers...` (`w-[240</w:t>
+      </w:r>
+      <w:proofErr w:type="gramStart"/>
+      <w:r>
+        <w:rPr>
+          <w:lang w:val="en-US"/>
+        </w:rPr>
+        <w:t>px]`</w:t>
+      </w:r>
+      <w:proofErr w:type="gramEnd"/>
+      <w:r>
+        <w:rPr>
+          <w:lang w:val="en-US"/>
+        </w:rPr>
+        <w:t>)</w:t>
+      </w:r>
+    </w:p>
+    <w:p>
+      <w:pPr>
+        <w:spacing w:after="0"/>
+        <w:rPr>
+          <w:lang w:val="en-US"/>
+        </w:rPr>
+      </w:pPr>
+      <w:r>
+        <w:rPr>
+          <w:lang w:val="en-US"/>
+        </w:rPr>
+        <w:t xml:space="preserve">2. **Select </w:t>
+      </w:r>
+      <w:proofErr w:type="gramStart"/>
+      <w:r>
+        <w:rPr>
+          <w:lang w:val="en-US"/>
+        </w:rPr>
+        <w:t>1:*</w:t>
+      </w:r>
+      <w:proofErr w:type="gramEnd"/>
+      <w:r>
+        <w:rPr>
+          <w:lang w:val="en-US"/>
+        </w:rPr>
+        <w:t>* `ALL STATUS`</w:t>
+      </w:r>
+    </w:p>
+    <w:p>
+      <w:pPr>
+        <w:spacing w:after="0"/>
+        <w:rPr>
+          <w:lang w:val="en-US"/>
+        </w:rPr>
+      </w:pPr>
+      <w:r>
+        <w:rPr>
+          <w:lang w:val="en-US"/>
+        </w:rPr>
+        <w:t xml:space="preserve">3. **Select </w:t>
+      </w:r>
+      <w:proofErr w:type="gramStart"/>
+      <w:r>
+        <w:rPr>
+          <w:lang w:val="en-US"/>
+        </w:rPr>
+        <w:t>2:*</w:t>
+      </w:r>
+      <w:proofErr w:type="gramEnd"/>
+      <w:r>
+        <w:rPr>
+          <w:lang w:val="en-US"/>
+        </w:rPr>
+        <w:t>* `ALL DEPARTMENTS`</w:t>
+      </w:r>
+    </w:p>
+    <w:p>
+      <w:pPr>
+        <w:spacing w:after="0"/>
+        <w:rPr>
+          <w:lang w:val="en-US"/>
+        </w:rPr>
+      </w:pPr>
+      <w:r>
+        <w:rPr>
+          <w:lang w:val="en-US"/>
+        </w:rPr>
+        <w:t xml:space="preserve">4. **Select </w:t>
+      </w:r>
+      <w:proofErr w:type="gramStart"/>
+      <w:r>
+        <w:rPr>
+          <w:lang w:val="en-US"/>
+        </w:rPr>
+        <w:t>3:*</w:t>
+      </w:r>
+      <w:proofErr w:type="gramEnd"/>
+      <w:r>
+        <w:rPr>
+          <w:lang w:val="en-US"/>
+        </w:rPr>
+        <w:t>* `ALL LOADS`</w:t>
+      </w:r>
+    </w:p>
+    <w:p>
+      <w:pPr>
+        <w:spacing w:after="0"/>
+        <w:rPr>
+          <w:lang w:val="en-US"/>
+        </w:rPr>
+      </w:pPr>
+      <w:r>
+        <w:rPr>
+          <w:lang w:val="en-US"/>
+        </w:rPr>
+        <w:t xml:space="preserve">5. **Select </w:t>
+      </w:r>
+      <w:proofErr w:type="gramStart"/>
+      <w:r>
+        <w:rPr>
+          <w:lang w:val="en-US"/>
+        </w:rPr>
+        <w:t>4:*</w:t>
+      </w:r>
+      <w:proofErr w:type="gramEnd"/>
+      <w:r>
+        <w:rPr>
+          <w:lang w:val="en-US"/>
+        </w:rPr>
+        <w:t>* `LOWEST LOAD` (sort order select)</w:t>
+      </w:r>
+    </w:p>
+    <w:p>
+      <w:pPr>
+        <w:spacing w:after="0"/>
+        <w:rPr>
+          <w:lang w:val="en-US"/>
+        </w:rPr>
+      </w:pPr>
+      <w:r>
+        <w:rPr>
+          <w:lang w:val="en-US"/>
+        </w:rPr>
+        <w:t xml:space="preserve">6. **Toggle </w:t>
+      </w:r>
+      <w:proofErr w:type="gramStart"/>
+      <w:r>
+        <w:rPr>
+          <w:lang w:val="en-US"/>
+        </w:rPr>
+        <w:t>1:*</w:t>
+      </w:r>
+      <w:proofErr w:type="gramEnd"/>
+      <w:r>
+        <w:rPr>
+          <w:lang w:val="en-US"/>
+        </w:rPr>
+        <w:t>* `CROSS-DEPT` (compact toggle switch with text label)</w:t>
+      </w:r>
+    </w:p>
+    <w:p>
+      <w:pPr>
+        <w:spacing w:after="0"/>
+        <w:rPr>
+          <w:lang w:val="en-US"/>
+        </w:rPr>
+      </w:pPr>
+      <w:r>
+        <w:rPr>
+          <w:lang w:val="en-US"/>
+        </w:rPr>
+        <w:t xml:space="preserve">7. **Toggle </w:t>
+      </w:r>
+      <w:proofErr w:type="gramStart"/>
+      <w:r>
+        <w:rPr>
+          <w:lang w:val="en-US"/>
+        </w:rPr>
+        <w:t>2:*</w:t>
+      </w:r>
+      <w:proofErr w:type="gramEnd"/>
+      <w:r>
+        <w:rPr>
+          <w:lang w:val="en-US"/>
+        </w:rPr>
+        <w:t>* `UNMAPPED SPECIALIZATION` (compact toggle switch with text label)</w:t>
+      </w:r>
+    </w:p>
+    <w:p>
+      <w:pPr>
+        <w:spacing w:after="0"/>
+        <w:rPr>
+          <w:lang w:val="en-US"/>
+        </w:rPr>
+      </w:pPr>
+      <w:r>
+        <w:rPr>
+          <w:lang w:val="en-US"/>
+        </w:rPr>
+        <w:t xml:space="preserve">4. **Styling &amp; </w:t>
+      </w:r>
+      <w:proofErr w:type="gramStart"/>
+      <w:r>
+        <w:rPr>
+          <w:lang w:val="en-US"/>
+        </w:rPr>
+        <w:t>Alignment:*</w:t>
+      </w:r>
+      <w:proofErr w:type="gramEnd"/>
+      <w:r>
+        <w:rPr>
+          <w:lang w:val="en-US"/>
+        </w:rPr>
+        <w:t>*</w:t>
+      </w:r>
+    </w:p>
+    <w:p>
+      <w:pPr>
+        <w:spacing w:after="0"/>
+        <w:rPr>
+          <w:lang w:val="en-US"/>
+        </w:rPr>
+      </w:pPr>
+      <w:r>
+        <w:rPr>
+          <w:lang w:val="en-US"/>
+        </w:rPr>
+        <w:t>* Ensure all dropdown selects share a uniform compact size (`h-9 text-</w:t>
+      </w:r>
+      <w:proofErr w:type="spellStart"/>
+      <w:r>
+        <w:rPr>
+          <w:lang w:val="en-US"/>
+        </w:rPr>
+        <w:t>xs</w:t>
+      </w:r>
+      <w:proofErr w:type="spellEnd"/>
+      <w:r>
+        <w:rPr>
+          <w:lang w:val="en-US"/>
+        </w:rPr>
+        <w:t xml:space="preserve"> px-2.5 rounded-xl border border-slate-200 </w:t>
+      </w:r>
+      <w:proofErr w:type="spellStart"/>
+      <w:r>
+        <w:rPr>
+          <w:lang w:val="en-US"/>
+        </w:rPr>
+        <w:t>bg</w:t>
+      </w:r>
+      <w:proofErr w:type="spellEnd"/>
+      <w:r>
+        <w:rPr>
+          <w:lang w:val="en-US"/>
+        </w:rPr>
+        <w:t>-white hover:bg-slate-50 transition-colors`).</w:t>
+      </w:r>
+    </w:p>
+    <w:p>
+      <w:pPr>
+        <w:spacing w:after="0"/>
+        <w:rPr>
+          <w:lang w:val="en-US"/>
+        </w:rPr>
+      </w:pPr>
+      <w:r>
+        <w:rPr>
+          <w:lang w:val="en-US"/>
+        </w:rPr>
+        <w:t>* Style the two toggle switches compactly so their labels and switch tracks fit neatly at the end of the row without wrapping on desktop screens.</w:t>
+      </w:r>
+    </w:p>
+    <w:p>
+      <w:pPr>
+        <w:spacing w:after="0"/>
+        <w:rPr>
+          <w:lang w:val="en-US"/>
+        </w:rPr>
+      </w:pPr>
+      <w:r>
+        <w:rPr>
+          <w:noProof/>
+        </w:rPr>
+        <w:drawing>
+          <wp:anchor distT="0" distB="0" distL="114300" distR="114300" simplePos="0" relativeHeight="251666432" behindDoc="0" locked="0" layoutInCell="1" allowOverlap="1" wp14:anchorId="282B3383" wp14:editId="35D6F668">
+            <wp:simplePos x="0" y="0"/>
+            <wp:positionH relativeFrom="column">
+              <wp:posOffset>3175</wp:posOffset>
+            </wp:positionH>
+            <wp:positionV relativeFrom="paragraph">
+              <wp:posOffset>194310</wp:posOffset>
+            </wp:positionV>
+            <wp:extent cx="6858000" cy="3461385"/>
+            <wp:effectExtent l="0" t="0" r="0" b="5715"/>
+            <wp:wrapThrough wrapText="bothSides">
+              <wp:wrapPolygon edited="0">
+                <wp:start x="0" y="0"/>
+                <wp:lineTo x="0" y="21517"/>
+                <wp:lineTo x="21540" y="21517"/>
+                <wp:lineTo x="21540" y="0"/>
+                <wp:lineTo x="0" y="0"/>
+              </wp:wrapPolygon>
+            </wp:wrapThrough>
+            <wp:docPr id="60220124" name="Picture 4" descr="Open photo"/>
+            <wp:cNvGraphicFramePr>
+              <a:graphicFrameLocks xmlns:a="http://schemas.openxmlformats.org/drawingml/2006/main" noChangeAspect="1"/>
+            </wp:cNvGraphicFramePr>
+            <a:graphic xmlns:a="http://schemas.openxmlformats.org/drawingml/2006/main">
+              <a:graphicData uri="http://schemas.openxmlformats.org/drawingml/2006/picture">
+                <pic:pic xmlns:pic="http://schemas.openxmlformats.org/drawingml/2006/picture">
+                  <pic:nvPicPr>
+                    <pic:cNvPr id="0" name="Picture 7" descr="Open photo"/>
+                    <pic:cNvPicPr>
+                      <a:picLocks noChangeAspect="1" noChangeArrowheads="1"/>
+                    </pic:cNvPicPr>
+                  </pic:nvPicPr>
+                  <pic:blipFill>
+                    <a:blip r:embed="rId11">
+                      <a:extLst>
+                        <a:ext uri="{28A0092B-C50C-407E-A947-70E740481C1C}">
+                          <a14:useLocalDpi xmlns:a14="http://schemas.microsoft.com/office/drawing/2010/main" val="0"/>
+                        </a:ext>
+                      </a:extLst>
+                    </a:blip>
+                    <a:srcRect/>
+                    <a:stretch>
+                      <a:fillRect/>
+                    </a:stretch>
+                  </pic:blipFill>
+                  <pic:spPr bwMode="auto">
+                    <a:xfrm>
+                      <a:off x="0" y="0"/>
+                      <a:ext cx="6858000" cy="3461385"/>
+                    </a:xfrm>
+                    <a:prstGeom prst="rect">
+                      <a:avLst/>
+                    </a:prstGeom>
+                    <a:noFill/>
+                    <a:ln>
+                      <a:noFill/>
+                    </a:ln>
+                  </pic:spPr>
+                </pic:pic>
+              </a:graphicData>
+            </a:graphic>
+            <wp14:sizeRelH relativeFrom="page">
+              <wp14:pctWidth>0</wp14:pctWidth>
+            </wp14:sizeRelH>
+            <wp14:sizeRelV relativeFrom="page">
+              <wp14:pctHeight>0</wp14:pctHeight>
+            </wp14:sizeRelV>
+          </wp:anchor>
+        </w:drawing>
+      </w:r>
+    </w:p>
+    <w:p>
+      <w:pPr>
+        <w:spacing w:after="0"/>
+        <w:rPr>
+          <w:lang w:val="en-US"/>
+        </w:rPr>
+      </w:pPr>
+      <w:r>
+        <w:rPr>
+          <w:noProof/>
+        </w:rPr>
+        <w:lastRenderedPageBreak/>
+        <w:drawing>
+          <wp:inline distT="0" distB="0" distL="0" distR="0" wp14:anchorId="767B9EE0" wp14:editId="3238DCC8">
+            <wp:extent cx="6858000" cy="3404235"/>
+            <wp:effectExtent l="0" t="0" r="0" b="5715"/>
+            <wp:docPr id="178621895" name="Picture 5" descr="Open photo"/>
+            <wp:cNvGraphicFramePr>
+              <a:graphicFrameLocks xmlns:a="http://schemas.openxmlformats.org/drawingml/2006/main" noChangeAspect="1"/>
+            </wp:cNvGraphicFramePr>
+            <a:graphic xmlns:a="http://schemas.openxmlformats.org/drawingml/2006/main">
+              <a:graphicData uri="http://schemas.openxmlformats.org/drawingml/2006/picture">
+                <pic:pic xmlns:pic="http://schemas.openxmlformats.org/drawingml/2006/picture">
+                  <pic:nvPicPr>
+                    <pic:cNvPr id="0" name="Picture 9" descr="Open photo"/>
+                    <pic:cNvPicPr>
+                      <a:picLocks noChangeAspect="1" noChangeArrowheads="1"/>
+                    </pic:cNvPicPr>
+                  </pic:nvPicPr>
+                  <pic:blipFill>
+                    <a:blip r:embed="rId12">
+                      <a:extLst>
+                        <a:ext uri="{28A0092B-C50C-407E-A947-70E740481C1C}">
+                          <a14:useLocalDpi xmlns:a14="http://schemas.microsoft.com/office/drawing/2010/main" val="0"/>
+                        </a:ext>
+                      </a:extLst>
+                    </a:blip>
+                    <a:srcRect/>
+                    <a:stretch>
+                      <a:fillRect/>
+                    </a:stretch>
+                  </pic:blipFill>
+                  <pic:spPr bwMode="auto">
+                    <a:xfrm>
+                      <a:off x="0" y="0"/>
+                      <a:ext cx="6858000" cy="3404235"/>
+                    </a:xfrm>
+                    <a:prstGeom prst="rect">
+                      <a:avLst/>
+                    </a:prstGeom>
+                    <a:noFill/>
+                    <a:ln>
+                      <a:noFill/>
+                    </a:ln>
+                  </pic:spPr>
+                </pic:pic>
+              </a:graphicData>
+            </a:graphic>
+          </wp:inline>
+        </w:drawing>
+      </w:r>
+    </w:p>
+    <w:p>
+      <w:pPr>
+        <w:spacing w:after="0"/>
+        <w:rPr>
+          <w:lang w:val="en-US"/>
+        </w:rPr>
+      </w:pPr>
+    </w:p>
+    <w:p>
+      <w:pPr>
+        <w:spacing w:after="0"/>
+        <w:rPr>
+          <w:b/>
+          <w:bCs/>
+          <w:lang w:val="en-US"/>
+        </w:rPr>
+      </w:pPr>
+    </w:p>
+    <w:p>
+      <w:pPr>
+        <w:spacing w:after="0"/>
+        <w:rPr>
+          <w:b/>
+          <w:bCs/>
+          <w:lang w:val="en-US"/>
+        </w:rPr>
+      </w:pPr>
+    </w:p>
+    <w:p>
+      <w:pPr>
+        <w:spacing w:after="0"/>
+        <w:rPr>
+          <w:b/>
+          <w:bCs/>
+          <w:lang w:val="en-US"/>
+        </w:rPr>
+      </w:pPr>
+    </w:p>
+    <w:p>
+      <w:pPr>
+        <w:spacing w:after="0"/>
+        <w:rPr>
+          <w:b/>
+          <w:bCs/>
+          <w:lang w:val="en-US"/>
+        </w:rPr>
+      </w:pPr>
+    </w:p>
+    <w:p>
+      <w:pPr>
+        <w:spacing w:after="0"/>
+        <w:rPr>
+          <w:b/>
+          <w:bCs/>
+          <w:lang w:val="en-US"/>
+        </w:rPr>
+      </w:pPr>
+    </w:p>
+    <w:p>
+      <w:pPr>
+        <w:spacing w:after="0"/>
+        <w:rPr>
+          <w:b/>
+          <w:bCs/>
+          <w:lang w:val="en-US"/>
+        </w:rPr>
+      </w:pPr>
+    </w:p>
+    <w:p>
+      <w:pPr>
+        <w:spacing w:after="0"/>
+        <w:rPr>
+          <w:b/>
+          <w:bCs/>
+          <w:lang w:val="en-US"/>
+        </w:rPr>
+      </w:pPr>
+    </w:p>
+    <w:p>
+      <w:pPr>
+        <w:spacing w:after="0"/>
+        <w:rPr>
+          <w:b/>
+          <w:bCs/>
+          <w:lang w:val="en-US"/>
+        </w:rPr>
+      </w:pPr>
+    </w:p>
+    <w:p>
+      <w:pPr>
+        <w:spacing w:after="0"/>
+        <w:rPr>
+          <w:b/>
+          <w:bCs/>
+          <w:lang w:val="en-US"/>
+        </w:rPr>
+      </w:pPr>
+    </w:p>
+    <w:p>
+      <w:pPr>
+        <w:spacing w:after="0"/>
+        <w:rPr>
+          <w:b/>
+          <w:bCs/>
+          <w:lang w:val="en-US"/>
+        </w:rPr>
+      </w:pPr>
+    </w:p>
+    <w:p>
+      <w:pPr>
+        <w:spacing w:after="0"/>
+        <w:rPr>
+          <w:b/>
+          <w:bCs/>
+          <w:lang w:val="en-US"/>
+        </w:rPr>
+      </w:pPr>
+    </w:p>
+    <w:p>
+      <w:pPr>
+        <w:spacing w:after="0"/>
+        <w:rPr>
+          <w:b/>
+          <w:bCs/>
+          <w:lang w:val="en-US"/>
+        </w:rPr>
+      </w:pPr>
+    </w:p>
+    <w:p>
+      <w:pPr>
+        <w:spacing w:after="0"/>
+        <w:rPr>
+          <w:b/>
+          <w:bCs/>
+          <w:lang w:val="en-US"/>
+        </w:rPr>
+      </w:pPr>
+    </w:p>
+    <w:p>
+      <w:pPr>
+        <w:spacing w:after="0"/>
+        <w:rPr>
+          <w:b/>
+          <w:bCs/>
+          <w:lang w:val="en-US"/>
+        </w:rPr>
+      </w:pPr>
+    </w:p>
+    <w:p>
+      <w:pPr>
+        <w:spacing w:after="0"/>
+        <w:rPr>
+          <w:b/>
+          <w:bCs/>
+          <w:lang w:val="en-US"/>
+        </w:rPr>
+      </w:pPr>
+    </w:p>
+    <w:p>
+      <w:pPr>
+        <w:spacing w:after="0"/>
+        <w:rPr>
+          <w:b/>
+          <w:bCs/>
+          <w:lang w:val="en-US"/>
+        </w:rPr>
+      </w:pPr>
+    </w:p>
+    <w:p>
+      <w:pPr>
+        <w:spacing w:after="0"/>
+        <w:rPr>
+          <w:b/>
+          <w:bCs/>
+          <w:lang w:val="en-US"/>
+        </w:rPr>
+      </w:pPr>
+    </w:p>
+    <w:p>
+      <w:pPr>
+        <w:spacing w:after="0"/>
+        <w:rPr>
+          <w:b/>
+          <w:bCs/>
+          <w:lang w:val="en-US"/>
+        </w:rPr>
+      </w:pPr>
+    </w:p>
+    <w:p>
+      <w:pPr>
+        <w:spacing w:after="0"/>
+        <w:rPr>
+          <w:b/>
+          <w:bCs/>
+          <w:lang w:val="en-US"/>
+        </w:rPr>
+      </w:pPr>
+    </w:p>
+    <w:p>
+      <w:pPr>
+        <w:spacing w:after="0"/>
+        <w:rPr>
+          <w:b/>
+          <w:bCs/>
+          <w:lang w:val="en-US"/>
+        </w:rPr>
+      </w:pPr>
+    </w:p>
+    <w:p>
+      <w:pPr>
+        <w:spacing w:after="0"/>
+        <w:rPr>
+          <w:b/>
+          <w:bCs/>
+          <w:lang w:val="en-US"/>
+        </w:rPr>
+      </w:pPr>
+    </w:p>
+    <w:p>
+      <w:pPr>
+        <w:spacing w:after="0"/>
+        <w:rPr>
+          <w:b/>
+          <w:bCs/>
+          <w:lang w:val="en-US"/>
+        </w:rPr>
+      </w:pPr>
+    </w:p>
+    <w:p>
+      <w:pPr>
+        <w:spacing w:after="0"/>
+        <w:rPr>
+          <w:b/>
+          <w:bCs/>
+          <w:lang w:val="en-US"/>
+        </w:rPr>
+      </w:pPr>
+    </w:p>
+    <w:p>
+      <w:pPr>
+        <w:spacing w:after="0"/>
+        <w:rPr>
+          <w:b/>
+          <w:bCs/>
+          <w:lang w:val="en-US"/>
+        </w:rPr>
+      </w:pPr>
+    </w:p>
+    <w:p>
+      <w:pPr>
+        <w:spacing w:after="0"/>
+        <w:rPr>
+          <w:b/>
+          <w:bCs/>
+          <w:lang w:val="en-US"/>
+        </w:rPr>
+      </w:pPr>
+    </w:p>
+    <w:p>
+      <w:pPr>
+        <w:spacing w:after="0"/>
+        <w:rPr>
+          <w:b/>
+          <w:bCs/>
+          <w:lang w:val="en-US"/>
+        </w:rPr>
+      </w:pPr>
+    </w:p>
+    <w:p>
+      <w:pPr>
+        <w:spacing w:after="0"/>
+        <w:rPr>
+          <w:b/>
+          <w:bCs/>
+          <w:lang w:val="en-US"/>
+        </w:rPr>
+      </w:pPr>
+    </w:p>
+    <w:p>
+      <w:pPr>
+        <w:spacing w:after="0"/>
+        <w:rPr>
+          <w:b/>
+          <w:bCs/>
+          <w:lang w:val="en-US"/>
+        </w:rPr>
+      </w:pPr>
+    </w:p>
+    <w:p>
+      <w:pPr>
+        <w:spacing w:after="0"/>
+        <w:rPr>
+          <w:b/>
+          <w:bCs/>
+          <w:lang w:val="en-US"/>
+        </w:rPr>
+      </w:pPr>
+    </w:p>
+    <w:p>
+      <w:pPr>
+        <w:spacing w:after="0"/>
+        <w:rPr>
+          <w:b/>
+          <w:bCs/>
+          <w:lang w:val="en-US"/>
+        </w:rPr>
+      </w:pPr>
+    </w:p>
+    <w:p>
+      <w:pPr>
+        <w:spacing w:after="0"/>
+        <w:rPr>
+          <w:b/>
+          <w:bCs/>
+          <w:lang w:val="en-US"/>
+        </w:rPr>
+      </w:pPr>
+    </w:p>
+    <w:p>
+      <w:pPr>
+        <w:spacing w:after="0"/>
+        <w:rPr>
+          <w:b/>
+          <w:bCs/>
+          <w:lang w:val="en-US"/>
+        </w:rPr>
+      </w:pPr>
+    </w:p>
+    <w:p>
+      <w:pPr>
+        <w:spacing w:after="0"/>
+        <w:rPr>
+          <w:b/>
+          <w:bCs/>
+          <w:lang w:val="en-US"/>
+        </w:rPr>
+      </w:pPr>
+    </w:p>
+    <w:p>
+      <w:pPr>
+        <w:spacing w:after="0"/>
+        <w:rPr>
+          <w:b/>
+          <w:bCs/>
+          <w:lang w:val="en-US"/>
+        </w:rPr>
+      </w:pPr>
+    </w:p>
+    <w:p>
+      <w:pPr>
+        <w:spacing w:after="0"/>
+        <w:rPr>
+          <w:b/>
+          <w:bCs/>
+          <w:lang w:val="en-US"/>
+        </w:rPr>
+      </w:pPr>
+    </w:p>
+    <w:p>
+      <w:pPr>
+        <w:spacing w:after="0"/>
+        <w:rPr>
+          <w:b/>
+          <w:bCs/>
+          <w:lang w:val="en-US"/>
+        </w:rPr>
+      </w:pPr>
+    </w:p>
+    <w:p>
+      <w:pPr>
+        <w:spacing w:after="0"/>
+        <w:rPr>
+          <w:b/>
+          <w:bCs/>
+          <w:lang w:val="en-US"/>
+        </w:rPr>
+      </w:pPr>
+    </w:p>
+    <w:p>
+      <w:pPr>
+        <w:spacing w:after="0"/>
+        <w:rPr>
+          <w:b/>
+          <w:bCs/>
+          <w:lang w:val="en-US"/>
+        </w:rPr>
+      </w:pPr>
+    </w:p>
+    <w:p>
+      <w:pPr>
+        <w:spacing w:after="0"/>
+        <w:rPr>
+          <w:b/>
+          <w:bCs/>
+          <w:lang w:val="en-US"/>
+        </w:rPr>
+      </w:pPr>
+    </w:p>
+    <w:p>
+      <w:pPr>
+        <w:spacing w:after="0"/>
+        <w:rPr>
+          <w:b/>
+          <w:bCs/>
+          <w:lang w:val="en-US"/>
+        </w:rPr>
+      </w:pPr>
+    </w:p>
+    <w:p>
+      <w:pPr>
+        <w:spacing w:after="0"/>
+        <w:rPr>
+          <w:b/>
+          <w:bCs/>
+          <w:lang w:val="en-US"/>
+        </w:rPr>
+      </w:pPr>
+      <w:r>
+        <w:rPr>
+          <w:b/>
+          <w:bCs/>
+          <w:lang w:val="en-US"/>
+        </w:rPr>
+        <w:lastRenderedPageBreak/>
+        <w:t>Fix 40:</w:t>
+      </w:r>
+    </w:p>
+    <w:p>
+      <w:pPr>
+        <w:spacing w:after="0"/>
+        <w:rPr>
+          <w:lang w:val="en-US"/>
+        </w:rPr>
+      </w:pPr>
+      <w:r>
+        <w:rPr>
+          <w:lang w:val="en-US"/>
+        </w:rPr>
+        <w:t>**UI / UX Refactor: Eliminate bottom sticky footer, relocate Undo/Redo controls to filter toolbar, and add Save confirmation modal**</w:t>
+      </w:r>
+    </w:p>
+    <w:p>
+      <w:pPr>
+        <w:spacing w:after="0"/>
+        <w:rPr>
+          <w:lang w:val="en-US"/>
+        </w:rPr>
+      </w:pPr>
+      <w:r>
+        <w:rPr>
+          <w:lang w:val="en-US"/>
+        </w:rPr>
+        <w:t>* **</w:t>
+      </w:r>
+      <w:proofErr w:type="gramStart"/>
+      <w:r>
+        <w:rPr>
+          <w:lang w:val="en-US"/>
+        </w:rPr>
+        <w:t>Location:*</w:t>
+      </w:r>
+      <w:proofErr w:type="gramEnd"/>
+      <w:r>
+        <w:rPr>
+          <w:lang w:val="en-US"/>
+        </w:rPr>
+        <w:t>* `Teaching Load` page (`/teaching-load` or `/faculty/load`).</w:t>
+      </w:r>
+    </w:p>
+    <w:p>
+      <w:pPr>
+        <w:spacing w:after="0"/>
+        <w:rPr>
+          <w:lang w:val="en-US"/>
+        </w:rPr>
+      </w:pPr>
+      <w:r>
+        <w:rPr>
+          <w:lang w:val="en-US"/>
+        </w:rPr>
+        <w:t xml:space="preserve">* **Core </w:t>
+      </w:r>
+      <w:proofErr w:type="gramStart"/>
+      <w:r>
+        <w:rPr>
+          <w:lang w:val="en-US"/>
+        </w:rPr>
+        <w:t>Issues:*</w:t>
+      </w:r>
+      <w:proofErr w:type="gramEnd"/>
+      <w:r>
+        <w:rPr>
+          <w:lang w:val="en-US"/>
+        </w:rPr>
+        <w:t>*</w:t>
+      </w:r>
+    </w:p>
+    <w:p>
+      <w:pPr>
+        <w:spacing w:after="0"/>
+        <w:rPr>
+          <w:lang w:val="en-US"/>
+        </w:rPr>
+      </w:pPr>
+      <w:r>
+        <w:rPr>
+          <w:lang w:val="en-US"/>
+        </w:rPr>
+        <w:t xml:space="preserve">1. The bottom footer (`DRAFT STATUS`, *"No draft changes yet..."*, </w:t>
+      </w:r>
+      <w:proofErr w:type="gramStart"/>
+      <w:r>
+        <w:rPr>
+          <w:lang w:val="en-US"/>
+        </w:rPr>
+        <w:t>`[</w:t>
+      </w:r>
+      <w:proofErr w:type="gramEnd"/>
+      <w:r>
+        <w:rPr>
+          <w:lang w:val="en-US"/>
+        </w:rPr>
+        <w:t xml:space="preserve">Undo </w:t>
+      </w:r>
+      <w:proofErr w:type="gramStart"/>
+      <w:r>
+        <w:rPr>
+          <w:lang w:val="en-US"/>
+        </w:rPr>
+        <w:t>last]`</w:t>
+      </w:r>
+      <w:proofErr w:type="gramEnd"/>
+      <w:r>
+        <w:rPr>
+          <w:lang w:val="en-US"/>
+        </w:rPr>
+        <w:t xml:space="preserve">, </w:t>
+      </w:r>
+      <w:proofErr w:type="gramStart"/>
+      <w:r>
+        <w:rPr>
+          <w:lang w:val="en-US"/>
+        </w:rPr>
+        <w:t>`[</w:t>
+      </w:r>
+      <w:proofErr w:type="gramEnd"/>
+      <w:r>
+        <w:rPr>
+          <w:lang w:val="en-US"/>
+        </w:rPr>
+        <w:t xml:space="preserve">Discard </w:t>
+      </w:r>
+      <w:proofErr w:type="gramStart"/>
+      <w:r>
+        <w:rPr>
+          <w:lang w:val="en-US"/>
+        </w:rPr>
+        <w:t>draft]`</w:t>
+      </w:r>
+      <w:proofErr w:type="gramEnd"/>
+      <w:r>
+        <w:rPr>
+          <w:lang w:val="en-US"/>
+        </w:rPr>
+        <w:t>, `[Save]`) camouflages into the background, creates visual dead space, and takes up vertical screen real estate.</w:t>
+      </w:r>
+    </w:p>
+    <w:p>
+      <w:pPr>
+        <w:spacing w:after="0"/>
+        <w:rPr>
+          <w:lang w:val="en-US"/>
+        </w:rPr>
+      </w:pPr>
+      <w:r>
+        <w:rPr>
+          <w:lang w:val="en-US"/>
+        </w:rPr>
+        <w:t>2. Saving draft workload changes should be intentional and verified via a confirmation modal before committing to prevent accidental writes.</w:t>
+      </w:r>
+    </w:p>
+    <w:p>
+      <w:pPr>
+        <w:spacing w:after="0"/>
+        <w:rPr>
+          <w:lang w:val="en-US"/>
+        </w:rPr>
+      </w:pPr>
+      <w:r>
+        <w:rPr>
+          <w:lang w:val="en-US"/>
+        </w:rPr>
+        <w:t xml:space="preserve">* **Requested </w:t>
+      </w:r>
+      <w:proofErr w:type="gramStart"/>
+      <w:r>
+        <w:rPr>
+          <w:lang w:val="en-US"/>
+        </w:rPr>
+        <w:t>Fixes:*</w:t>
+      </w:r>
+      <w:proofErr w:type="gramEnd"/>
+      <w:r>
+        <w:rPr>
+          <w:lang w:val="en-US"/>
+        </w:rPr>
+        <w:t>*</w:t>
+      </w:r>
+    </w:p>
+    <w:p>
+      <w:pPr>
+        <w:spacing w:after="0"/>
+        <w:rPr>
+          <w:lang w:val="en-US"/>
+        </w:rPr>
+      </w:pPr>
+      <w:r>
+        <w:rPr>
+          <w:lang w:val="en-US"/>
+        </w:rPr>
+        <w:t xml:space="preserve">1. **Completely Remove the Bottom Sticky </w:t>
+      </w:r>
+      <w:proofErr w:type="gramStart"/>
+      <w:r>
+        <w:rPr>
+          <w:lang w:val="en-US"/>
+        </w:rPr>
+        <w:t>Footer:*</w:t>
+      </w:r>
+      <w:proofErr w:type="gramEnd"/>
+      <w:r>
+        <w:rPr>
+          <w:lang w:val="en-US"/>
+        </w:rPr>
+        <w:t>*</w:t>
+      </w:r>
+    </w:p>
+    <w:p>
+      <w:pPr>
+        <w:spacing w:after="0"/>
+        <w:rPr>
+          <w:lang w:val="en-US"/>
+        </w:rPr>
+      </w:pPr>
+      <w:r>
+        <w:rPr>
+          <w:lang w:val="en-US"/>
+        </w:rPr>
+        <w:t>* Remove the entire bottom footer container (`DRAFT STATUS` notice, helper text, and its floating bar container).</w:t>
+      </w:r>
+    </w:p>
+    <w:p>
+      <w:pPr>
+        <w:spacing w:after="0"/>
+        <w:rPr>
+          <w:lang w:val="en-US"/>
+        </w:rPr>
+      </w:pPr>
+      <w:r>
+        <w:rPr>
+          <w:lang w:val="en-US"/>
+        </w:rPr>
+        <w:t>* Free up the bottom viewport so the teacher list flows cleanly without overlapping footer elements.</w:t>
+      </w:r>
+    </w:p>
+    <w:p>
+      <w:pPr>
+        <w:spacing w:after="0"/>
+        <w:rPr>
+          <w:lang w:val="en-US"/>
+        </w:rPr>
+      </w:pPr>
+      <w:r>
+        <w:rPr>
+          <w:lang w:val="en-US"/>
+        </w:rPr>
+        <w:t xml:space="preserve">2. **Relocate Undo / Redo &amp; Draft Action Controls to the Filter </w:t>
+      </w:r>
+      <w:proofErr w:type="gramStart"/>
+      <w:r>
+        <w:rPr>
+          <w:lang w:val="en-US"/>
+        </w:rPr>
+        <w:t>Toolbar:*</w:t>
+      </w:r>
+      <w:proofErr w:type="gramEnd"/>
+      <w:r>
+        <w:rPr>
+          <w:lang w:val="en-US"/>
+        </w:rPr>
+        <w:t>*</w:t>
+      </w:r>
+    </w:p>
+    <w:p>
+      <w:pPr>
+        <w:spacing w:after="0"/>
+        <w:rPr>
+          <w:lang w:val="en-US"/>
+        </w:rPr>
+      </w:pPr>
+      <w:r>
+        <w:rPr>
+          <w:lang w:val="en-US"/>
+        </w:rPr>
+        <w:t>* Move the history controls (`Undo` and `Redo` / `Discard` buttons) up into the primary filter toolbar row, positioning them cleanly on the far right (or alongside the filter dropdowns and toggles).</w:t>
+      </w:r>
+    </w:p>
+    <w:p>
+      <w:pPr>
+        <w:spacing w:after="0"/>
+        <w:rPr>
+          <w:lang w:val="en-US"/>
+        </w:rPr>
+      </w:pPr>
+      <w:r>
+        <w:rPr>
+          <w:lang w:val="en-US"/>
+        </w:rPr>
+        <w:t>* Style `Undo` and `Redo` as compact icon buttons (with tooltips: *"Undo change"*, *"Redo change"*) or small secondary buttons that stay disabled when no draft actions exist.</w:t>
+      </w:r>
+    </w:p>
+    <w:p>
+      <w:pPr>
+        <w:spacing w:after="0"/>
+        <w:rPr>
+          <w:lang w:val="en-US"/>
+        </w:rPr>
+      </w:pPr>
+      <w:r>
+        <w:rPr>
+          <w:lang w:val="en-US"/>
+        </w:rPr>
+        <w:t>* Add a prominent **</w:t>
+      </w:r>
+      <w:proofErr w:type="gramStart"/>
+      <w:r>
+        <w:rPr>
+          <w:lang w:val="en-US"/>
+        </w:rPr>
+        <w:t>`[</w:t>
+      </w:r>
+      <w:proofErr w:type="gramEnd"/>
+      <w:r>
+        <w:rPr>
+          <w:lang w:val="en-US"/>
+        </w:rPr>
+        <w:t xml:space="preserve">Save </w:t>
+      </w:r>
+      <w:proofErr w:type="gramStart"/>
+      <w:r>
+        <w:rPr>
+          <w:lang w:val="en-US"/>
+        </w:rPr>
+        <w:t>changes]`</w:t>
+      </w:r>
+      <w:proofErr w:type="gramEnd"/>
+      <w:r>
+        <w:rPr>
+          <w:lang w:val="en-US"/>
+        </w:rPr>
+        <w:t>** primary maroon button directly alongside the undo/redo group in the toolbar (or in the page header actions row).</w:t>
+      </w:r>
+    </w:p>
+    <w:p>
+      <w:pPr>
+        <w:spacing w:after="0"/>
+        <w:rPr>
+          <w:lang w:val="en-US"/>
+        </w:rPr>
+      </w:pPr>
+      <w:r>
+        <w:rPr>
+          <w:lang w:val="en-US"/>
+        </w:rPr>
+        <w:t xml:space="preserve">* Keep </w:t>
+      </w:r>
+      <w:proofErr w:type="gramStart"/>
+      <w:r>
+        <w:rPr>
+          <w:lang w:val="en-US"/>
+        </w:rPr>
+        <w:t>`[</w:t>
+      </w:r>
+      <w:proofErr w:type="gramEnd"/>
+      <w:r>
+        <w:rPr>
+          <w:lang w:val="en-US"/>
+        </w:rPr>
+        <w:t xml:space="preserve">Save </w:t>
+      </w:r>
+      <w:proofErr w:type="gramStart"/>
+      <w:r>
+        <w:rPr>
+          <w:lang w:val="en-US"/>
+        </w:rPr>
+        <w:t>changes]`</w:t>
+      </w:r>
+      <w:proofErr w:type="gramEnd"/>
+      <w:r>
+        <w:rPr>
+          <w:lang w:val="en-US"/>
+        </w:rPr>
+        <w:t xml:space="preserve"> disabled with low opacity when there are no pending changes (`</w:t>
+      </w:r>
+      <w:proofErr w:type="spellStart"/>
+      <w:r>
+        <w:rPr>
+          <w:lang w:val="en-US"/>
+        </w:rPr>
+        <w:t>isDirty</w:t>
+      </w:r>
+      <w:proofErr w:type="spellEnd"/>
+      <w:r>
+        <w:rPr>
+          <w:lang w:val="en-US"/>
+        </w:rPr>
+        <w:t xml:space="preserve"> === false`).</w:t>
+      </w:r>
+    </w:p>
+    <w:p>
+      <w:pPr>
+        <w:spacing w:after="0"/>
+        <w:rPr>
+          <w:lang w:val="en-US"/>
+        </w:rPr>
+      </w:pPr>
+      <w:r>
+        <w:rPr>
+          <w:lang w:val="en-US"/>
+        </w:rPr>
+        <w:t>* Enable and highlight it as soon as a teacher assignment draft change occurs.</w:t>
+      </w:r>
+    </w:p>
+    <w:p>
+      <w:pPr>
+        <w:spacing w:after="0"/>
+        <w:rPr>
+          <w:lang w:val="en-US"/>
+        </w:rPr>
+      </w:pPr>
+      <w:r>
+        <w:rPr>
+          <w:lang w:val="en-US"/>
+        </w:rPr>
+        <w:t xml:space="preserve">3. **Implement Save Confirmation </w:t>
+      </w:r>
+      <w:proofErr w:type="gramStart"/>
+      <w:r>
+        <w:rPr>
+          <w:lang w:val="en-US"/>
+        </w:rPr>
+        <w:t>Modal:*</w:t>
+      </w:r>
+      <w:proofErr w:type="gramEnd"/>
+      <w:r>
+        <w:rPr>
+          <w:lang w:val="en-US"/>
+        </w:rPr>
+        <w:t>*</w:t>
+      </w:r>
+    </w:p>
+    <w:p>
+      <w:pPr>
+        <w:spacing w:after="0"/>
+        <w:rPr>
+          <w:lang w:val="en-US"/>
+        </w:rPr>
+      </w:pPr>
+      <w:r>
+        <w:rPr>
+          <w:lang w:val="en-US"/>
+        </w:rPr>
+        <w:t>* When the user clicks **</w:t>
+      </w:r>
+      <w:proofErr w:type="gramStart"/>
+      <w:r>
+        <w:rPr>
+          <w:lang w:val="en-US"/>
+        </w:rPr>
+        <w:t>`[</w:t>
+      </w:r>
+      <w:proofErr w:type="gramEnd"/>
+      <w:r>
+        <w:rPr>
+          <w:lang w:val="en-US"/>
+        </w:rPr>
+        <w:t xml:space="preserve">Save </w:t>
+      </w:r>
+      <w:proofErr w:type="gramStart"/>
+      <w:r>
+        <w:rPr>
+          <w:lang w:val="en-US"/>
+        </w:rPr>
+        <w:t>changes]`</w:t>
+      </w:r>
+      <w:proofErr w:type="gramEnd"/>
+      <w:r>
+        <w:rPr>
+          <w:lang w:val="en-US"/>
+        </w:rPr>
+        <w:t>**, do not commit directly; trigger a centered confirmation dialog:</w:t>
+      </w:r>
+    </w:p>
+    <w:p>
+      <w:pPr>
+        <w:spacing w:after="0"/>
+        <w:rPr>
+          <w:lang w:val="en-US"/>
+        </w:rPr>
+      </w:pPr>
+      <w:r>
+        <w:rPr>
+          <w:lang w:val="en-US"/>
+        </w:rPr>
+        <w:t>* **</w:t>
+      </w:r>
+      <w:proofErr w:type="gramStart"/>
+      <w:r>
+        <w:rPr>
+          <w:lang w:val="en-US"/>
+        </w:rPr>
+        <w:t>Title:*</w:t>
+      </w:r>
+      <w:proofErr w:type="gramEnd"/>
+      <w:r>
+        <w:rPr>
+          <w:lang w:val="en-US"/>
+        </w:rPr>
+        <w:t>* `"Save Teaching Load Changes?"`</w:t>
+      </w:r>
+    </w:p>
+    <w:p>
+      <w:pPr>
+        <w:spacing w:after="0"/>
+        <w:rPr>
+          <w:lang w:val="en-US"/>
+        </w:rPr>
+      </w:pPr>
+      <w:r>
+        <w:rPr>
+          <w:lang w:val="en-US"/>
+        </w:rPr>
+        <w:t>* **</w:t>
+      </w:r>
+      <w:proofErr w:type="gramStart"/>
+      <w:r>
+        <w:rPr>
+          <w:lang w:val="en-US"/>
+        </w:rPr>
+        <w:t>Body:*</w:t>
+      </w:r>
+      <w:proofErr w:type="gramEnd"/>
+      <w:r>
+        <w:rPr>
+          <w:lang w:val="en-US"/>
+        </w:rPr>
+        <w:t>* Summarize pending changes (e.g., *"You have X uncommitted load assignment changes for Term 2. This will update faculty workloads and sync with the scheduling engine."*).</w:t>
+      </w:r>
+    </w:p>
+    <w:p>
+      <w:pPr>
+        <w:spacing w:after="0"/>
+        <w:rPr>
+          <w:lang w:val="en-US"/>
+        </w:rPr>
+      </w:pPr>
+      <w:r>
+        <w:rPr>
+          <w:lang w:val="en-US"/>
+        </w:rPr>
+        <w:t>* **</w:t>
+      </w:r>
+      <w:proofErr w:type="gramStart"/>
+      <w:r>
+        <w:rPr>
+          <w:lang w:val="en-US"/>
+        </w:rPr>
+        <w:t>Actions:*</w:t>
+      </w:r>
+      <w:proofErr w:type="gramEnd"/>
+      <w:r>
+        <w:rPr>
+          <w:lang w:val="en-US"/>
+        </w:rPr>
+        <w:t>*</w:t>
+      </w:r>
+    </w:p>
+    <w:p>
+      <w:pPr>
+        <w:spacing w:after="0"/>
+        <w:rPr>
+          <w:lang w:val="en-US"/>
+        </w:rPr>
+      </w:pPr>
+      <w:r>
+        <w:rPr>
+          <w:lang w:val="en-US"/>
+        </w:rPr>
+        <w:t>* `[Cancel]` (outline button, closes modal without saving)</w:t>
+      </w:r>
+    </w:p>
+    <w:p>
+      <w:pPr>
+        <w:spacing w:after="0"/>
+        <w:rPr>
+          <w:lang w:val="en-US"/>
+        </w:rPr>
+      </w:pPr>
+      <w:r>
+        <w:rPr>
+          <w:lang w:val="en-US"/>
+        </w:rPr>
+        <w:t xml:space="preserve">* </w:t>
+      </w:r>
+      <w:proofErr w:type="gramStart"/>
+      <w:r>
+        <w:rPr>
+          <w:lang w:val="en-US"/>
+        </w:rPr>
+        <w:t>`[</w:t>
+      </w:r>
+      <w:proofErr w:type="gramEnd"/>
+      <w:r>
+        <w:rPr>
+          <w:lang w:val="en-US"/>
+        </w:rPr>
+        <w:t xml:space="preserve">Confirm &amp; </w:t>
+      </w:r>
+      <w:proofErr w:type="gramStart"/>
+      <w:r>
+        <w:rPr>
+          <w:lang w:val="en-US"/>
+        </w:rPr>
+        <w:t>Save]`</w:t>
+      </w:r>
+      <w:proofErr w:type="gramEnd"/>
+      <w:r>
+        <w:rPr>
+          <w:lang w:val="en-US"/>
+        </w:rPr>
+        <w:t xml:space="preserve"> (solid maroon button, executes save mutation and displays success toast)</w:t>
+      </w:r>
+    </w:p>
+    <w:p>
+      <w:pPr>
+        <w:spacing w:after="0"/>
+        <w:rPr>
+          <w:lang w:val="en-US"/>
+        </w:rPr>
+      </w:pPr>
+    </w:p>
+    <w:p>
+      <w:pPr>
+        <w:spacing w:after="0"/>
+        <w:rPr>
+          <w:lang w:val="en-US"/>
+        </w:rPr>
+      </w:pPr>
+      <w:r>
+        <w:rPr>
+          <w:noProof/>
+        </w:rPr>
+        <w:drawing>
+          <wp:anchor distT="0" distB="0" distL="114300" distR="114300" simplePos="0" relativeHeight="251667456" behindDoc="0" locked="0" layoutInCell="1" allowOverlap="1" wp14:anchorId="600BBEDA" wp14:editId="43DEBAF2">
+            <wp:simplePos x="0" y="0"/>
+            <wp:positionH relativeFrom="column">
+              <wp:posOffset>3658</wp:posOffset>
+            </wp:positionH>
+            <wp:positionV relativeFrom="paragraph">
+              <wp:posOffset>-2642</wp:posOffset>
+            </wp:positionV>
+            <wp:extent cx="6858000" cy="3392170"/>
+            <wp:effectExtent l="0" t="0" r="0" b="0"/>
+            <wp:wrapThrough wrapText="bothSides">
+              <wp:wrapPolygon edited="0">
+                <wp:start x="0" y="0"/>
+                <wp:lineTo x="0" y="21471"/>
+                <wp:lineTo x="21540" y="21471"/>
+                <wp:lineTo x="21540" y="0"/>
+                <wp:lineTo x="0" y="0"/>
+              </wp:wrapPolygon>
+            </wp:wrapThrough>
+            <wp:docPr id="74184348" name="Picture 6" descr="Open photo"/>
+            <wp:cNvGraphicFramePr>
+              <a:graphicFrameLocks xmlns:a="http://schemas.openxmlformats.org/drawingml/2006/main" noChangeAspect="1"/>
+            </wp:cNvGraphicFramePr>
+            <a:graphic xmlns:a="http://schemas.openxmlformats.org/drawingml/2006/main">
+              <a:graphicData uri="http://schemas.openxmlformats.org/drawingml/2006/picture">
+                <pic:pic xmlns:pic="http://schemas.openxmlformats.org/drawingml/2006/picture">
+                  <pic:nvPicPr>
+                    <pic:cNvPr id="0" name="Picture 11" descr="Open photo"/>
+                    <pic:cNvPicPr>
+                      <a:picLocks noChangeAspect="1" noChangeArrowheads="1"/>
+                    </pic:cNvPicPr>
+                  </pic:nvPicPr>
+                  <pic:blipFill>
+                    <a:blip r:embed="rId13">
+                      <a:extLst>
+                        <a:ext uri="{28A0092B-C50C-407E-A947-70E740481C1C}">
+                          <a14:useLocalDpi xmlns:a14="http://schemas.microsoft.com/office/drawing/2010/main" val="0"/>
+                        </a:ext>
+                      </a:extLst>
+                    </a:blip>
+                    <a:srcRect/>
+                    <a:stretch>
+                      <a:fillRect/>
+                    </a:stretch>
+                  </pic:blipFill>
+                  <pic:spPr bwMode="auto">
+                    <a:xfrm>
+                      <a:off x="0" y="0"/>
+                      <a:ext cx="6858000" cy="3392170"/>
+                    </a:xfrm>
+                    <a:prstGeom prst="rect">
+                      <a:avLst/>
+                    </a:prstGeom>
+                    <a:noFill/>
+                    <a:ln>
+                      <a:noFill/>
+                    </a:ln>
+                  </pic:spPr>
+                </pic:pic>
+              </a:graphicData>
+            </a:graphic>
+            <wp14:sizeRelH relativeFrom="page">
+              <wp14:pctWidth>0</wp14:pctWidth>
+            </wp14:sizeRelH>
+            <wp14:sizeRelV relativeFrom="page">
+              <wp14:pctHeight>0</wp14:pctHeight>
+            </wp14:sizeRelV>
+          </wp:anchor>
+        </w:drawing>
+      </w:r>
+    </w:p>
+    <w:p>
+      <w:pPr>
+        <w:rPr>
+          <w:b/>
+          <w:bCs/>
+          <w:lang w:val="en-US"/>
+        </w:rPr>
+      </w:pPr>
+      <w:r>
+        <w:rPr>
+          <w:b/>
+          <w:bCs/>
+          <w:lang w:val="en-US"/>
+        </w:rPr>
+        <w:br w:type="page"/>
+      </w:r>
+    </w:p>
+    <w:p>
+      <w:pPr>
+        <w:spacing w:after="0"/>
+        <w:rPr>
+          <w:b/>
+          <w:bCs/>
+          <w:lang w:val="en-US"/>
+        </w:rPr>
+      </w:pPr>
+      <w:r>
+        <w:rPr>
+          <w:b/>
+          <w:bCs/>
+          <w:lang w:val="en-US"/>
+        </w:rPr>
+        <w:lastRenderedPageBreak/>
+        <w:t>Fix 41:</w:t>
+      </w:r>
+    </w:p>
+    <w:p>
+      <w:pPr>
+        <w:spacing w:after="0" w:line="240" w:lineRule="auto"/>
+        <w:rPr>
+          <w:lang w:val="en-US"/>
+        </w:rPr>
+      </w:pPr>
+      <w:r>
+        <w:rPr>
+          <w:lang w:val="en-US"/>
+        </w:rPr>
+        <w:t>**UI / Layout Refactor: Shorten search bar, remove "More filters", deduplicate status, and flatten all filters into a single compact row on Subjects page**</w:t>
+      </w:r>
+    </w:p>
+    <w:p>
+      <w:pPr>
+        <w:spacing w:after="0" w:line="240" w:lineRule="auto"/>
+        <w:rPr>
+          <w:lang w:val="en-US"/>
+        </w:rPr>
+      </w:pPr>
+      <w:r>
+        <w:rPr>
+          <w:lang w:val="en-US"/>
+        </w:rPr>
+        <w:t>* **</w:t>
+      </w:r>
+      <w:proofErr w:type="gramStart"/>
+      <w:r>
+        <w:rPr>
+          <w:lang w:val="en-US"/>
+        </w:rPr>
+        <w:t>Location:*</w:t>
+      </w:r>
+      <w:proofErr w:type="gramEnd"/>
+      <w:r>
+        <w:rPr>
+          <w:lang w:val="en-US"/>
+        </w:rPr>
+        <w:t>* `Subjects` page (`/subjects`).</w:t>
+      </w:r>
+    </w:p>
+    <w:p>
+      <w:pPr>
+        <w:spacing w:after="0" w:line="240" w:lineRule="auto"/>
+        <w:rPr>
+          <w:lang w:val="en-US"/>
+        </w:rPr>
+      </w:pPr>
+      <w:r>
+        <w:rPr>
+          <w:lang w:val="en-US"/>
+        </w:rPr>
+        <w:t xml:space="preserve">* **Core </w:t>
+      </w:r>
+      <w:proofErr w:type="gramStart"/>
+      <w:r>
+        <w:rPr>
+          <w:lang w:val="en-US"/>
+        </w:rPr>
+        <w:t>Issues:*</w:t>
+      </w:r>
+      <w:proofErr w:type="gramEnd"/>
+      <w:r>
+        <w:rPr>
+          <w:lang w:val="en-US"/>
+        </w:rPr>
+        <w:t>*</w:t>
+      </w:r>
+    </w:p>
+    <w:p>
+      <w:pPr>
+        <w:spacing w:after="0" w:line="240" w:lineRule="auto"/>
+        <w:rPr>
+          <w:lang w:val="en-US"/>
+        </w:rPr>
+      </w:pPr>
+      <w:r>
+        <w:rPr>
+          <w:lang w:val="en-US"/>
+        </w:rPr>
+        <w:t xml:space="preserve">1. The filter section currently spans across three stacked vertical rows (search bar + </w:t>
+      </w:r>
+      <w:proofErr w:type="gramStart"/>
+      <w:r>
+        <w:rPr>
+          <w:lang w:val="en-US"/>
+        </w:rPr>
+        <w:t>`[</w:t>
+      </w:r>
+      <w:proofErr w:type="gramEnd"/>
+      <w:r>
+        <w:rPr>
+          <w:lang w:val="en-US"/>
+        </w:rPr>
+        <w:t xml:space="preserve">More </w:t>
+      </w:r>
+      <w:proofErr w:type="gramStart"/>
+      <w:r>
+        <w:rPr>
+          <w:lang w:val="en-US"/>
+        </w:rPr>
+        <w:t>filters]`</w:t>
+      </w:r>
+      <w:proofErr w:type="gramEnd"/>
+      <w:r>
+        <w:rPr>
+          <w:lang w:val="en-US"/>
+        </w:rPr>
+        <w:t>, first row of dropdowns, second row of dropdowns).</w:t>
+      </w:r>
+    </w:p>
+    <w:p>
+      <w:pPr>
+        <w:spacing w:after="0" w:line="240" w:lineRule="auto"/>
+        <w:rPr>
+          <w:lang w:val="en-US"/>
+        </w:rPr>
+      </w:pPr>
+      <w:r>
+        <w:rPr>
+          <w:lang w:val="en-US"/>
+        </w:rPr>
+        <w:t>2. The search bar is unnecessarily wide, pushing controls into awkward line breaks.</w:t>
+      </w:r>
+    </w:p>
+    <w:p>
+      <w:pPr>
+        <w:spacing w:after="0" w:line="240" w:lineRule="auto"/>
+        <w:rPr>
+          <w:lang w:val="en-US"/>
+        </w:rPr>
+      </w:pPr>
+      <w:r>
+        <w:rPr>
+          <w:lang w:val="en-US"/>
+        </w:rPr>
+        <w:t>3. `All Status` and `All statuses` duplicate each other.</w:t>
+      </w:r>
+    </w:p>
+    <w:p>
+      <w:pPr>
+        <w:spacing w:after="0" w:line="240" w:lineRule="auto"/>
+        <w:rPr>
+          <w:lang w:val="en-US"/>
+        </w:rPr>
+      </w:pPr>
+      <w:r>
+        <w:rPr>
+          <w:lang w:val="en-US"/>
+        </w:rPr>
+        <w:t xml:space="preserve">4. The </w:t>
+      </w:r>
+      <w:proofErr w:type="gramStart"/>
+      <w:r>
+        <w:rPr>
+          <w:lang w:val="en-US"/>
+        </w:rPr>
+        <w:t>`[</w:t>
+      </w:r>
+      <w:proofErr w:type="gramEnd"/>
+      <w:r>
+        <w:rPr>
+          <w:lang w:val="en-US"/>
+        </w:rPr>
+        <w:t xml:space="preserve">More </w:t>
+      </w:r>
+      <w:proofErr w:type="gramStart"/>
+      <w:r>
+        <w:rPr>
+          <w:lang w:val="en-US"/>
+        </w:rPr>
+        <w:t>filters]`</w:t>
+      </w:r>
+      <w:proofErr w:type="gramEnd"/>
+      <w:r>
+        <w:rPr>
+          <w:lang w:val="en-US"/>
+        </w:rPr>
+        <w:t xml:space="preserve"> button hides essential filters (`All Room Types`, `All Programs`), taking up excessive vertical screen space before reaching the table.</w:t>
+      </w:r>
+    </w:p>
+    <w:p>
+      <w:pPr>
+        <w:spacing w:after="0" w:line="240" w:lineRule="auto"/>
+        <w:rPr>
+          <w:lang w:val="en-US"/>
+        </w:rPr>
+      </w:pPr>
+      <w:r>
+        <w:rPr>
+          <w:lang w:val="en-US"/>
+        </w:rPr>
+        <w:t xml:space="preserve">* **Requested </w:t>
+      </w:r>
+      <w:proofErr w:type="gramStart"/>
+      <w:r>
+        <w:rPr>
+          <w:lang w:val="en-US"/>
+        </w:rPr>
+        <w:t>Fixes:*</w:t>
+      </w:r>
+      <w:proofErr w:type="gramEnd"/>
+      <w:r>
+        <w:rPr>
+          <w:lang w:val="en-US"/>
+        </w:rPr>
+        <w:t>*</w:t>
+      </w:r>
+    </w:p>
+    <w:p>
+      <w:pPr>
+        <w:spacing w:after="0" w:line="240" w:lineRule="auto"/>
+        <w:rPr>
+          <w:lang w:val="en-US"/>
+        </w:rPr>
+      </w:pPr>
+      <w:r>
+        <w:rPr>
+          <w:lang w:val="en-US"/>
+        </w:rPr>
+        <w:t xml:space="preserve">1. **Shorten Search Input </w:t>
+      </w:r>
+      <w:proofErr w:type="gramStart"/>
+      <w:r>
+        <w:rPr>
+          <w:lang w:val="en-US"/>
+        </w:rPr>
+        <w:t>Width:*</w:t>
+      </w:r>
+      <w:proofErr w:type="gramEnd"/>
+      <w:r>
+        <w:rPr>
+          <w:lang w:val="en-US"/>
+        </w:rPr>
+        <w:t>*</w:t>
+      </w:r>
+    </w:p>
+    <w:p>
+      <w:pPr>
+        <w:spacing w:after="0" w:line="240" w:lineRule="auto"/>
+        <w:rPr>
+          <w:lang w:val="en-US"/>
+        </w:rPr>
+      </w:pPr>
+      <w:r>
+        <w:rPr>
+          <w:lang w:val="en-US"/>
+        </w:rPr>
+        <w:t>* Remove full/stretching width from the search bar.</w:t>
+      </w:r>
+    </w:p>
+    <w:p>
+      <w:pPr>
+        <w:spacing w:after="0" w:line="240" w:lineRule="auto"/>
+        <w:rPr>
+          <w:lang w:val="en-US"/>
+        </w:rPr>
+      </w:pPr>
+      <w:r>
+        <w:rPr>
+          <w:lang w:val="en-US"/>
+        </w:rPr>
+        <w:t>* Set a fixed, compact width: `w-[240</w:t>
+      </w:r>
+      <w:proofErr w:type="gramStart"/>
+      <w:r>
+        <w:rPr>
+          <w:lang w:val="en-US"/>
+        </w:rPr>
+        <w:t>px]`</w:t>
+      </w:r>
+      <w:proofErr w:type="gramEnd"/>
+      <w:r>
+        <w:rPr>
+          <w:lang w:val="en-US"/>
+        </w:rPr>
+        <w:t xml:space="preserve"> (or `max-w-[260</w:t>
+      </w:r>
+      <w:proofErr w:type="gramStart"/>
+      <w:r>
+        <w:rPr>
+          <w:lang w:val="en-US"/>
+        </w:rPr>
+        <w:t>px]`</w:t>
+      </w:r>
+      <w:proofErr w:type="gramEnd"/>
+      <w:r>
+        <w:rPr>
+          <w:lang w:val="en-US"/>
+        </w:rPr>
+        <w:t>) with `h-9` and `text-</w:t>
+      </w:r>
+      <w:proofErr w:type="spellStart"/>
+      <w:r>
+        <w:rPr>
+          <w:lang w:val="en-US"/>
+        </w:rPr>
+        <w:t>xs`</w:t>
+      </w:r>
+      <w:proofErr w:type="spellEnd"/>
+      <w:r>
+        <w:rPr>
+          <w:lang w:val="en-US"/>
+        </w:rPr>
+        <w:t xml:space="preserve"> (placeholder: `"Search name or code..."`).</w:t>
+      </w:r>
+    </w:p>
+    <w:p>
+      <w:pPr>
+        <w:spacing w:after="0" w:line="240" w:lineRule="auto"/>
+        <w:rPr>
+          <w:lang w:val="en-US"/>
+        </w:rPr>
+      </w:pPr>
+      <w:r>
+        <w:rPr>
+          <w:lang w:val="en-US"/>
+        </w:rPr>
+        <w:t xml:space="preserve">2. **Remove "More filters" Toggle &amp; Collapse </w:t>
+      </w:r>
+      <w:proofErr w:type="gramStart"/>
+      <w:r>
+        <w:rPr>
+          <w:lang w:val="en-US"/>
+        </w:rPr>
+        <w:t>Container:*</w:t>
+      </w:r>
+      <w:proofErr w:type="gramEnd"/>
+      <w:r>
+        <w:rPr>
+          <w:lang w:val="en-US"/>
+        </w:rPr>
+        <w:t>*</w:t>
+      </w:r>
+    </w:p>
+    <w:p>
+      <w:pPr>
+        <w:spacing w:after="0" w:line="240" w:lineRule="auto"/>
+        <w:rPr>
+          <w:lang w:val="en-US"/>
+        </w:rPr>
+      </w:pPr>
+      <w:r>
+        <w:rPr>
+          <w:lang w:val="en-US"/>
+        </w:rPr>
+        <w:t xml:space="preserve">* Completely remove the </w:t>
+      </w:r>
+      <w:proofErr w:type="gramStart"/>
+      <w:r>
+        <w:rPr>
+          <w:lang w:val="en-US"/>
+        </w:rPr>
+        <w:t>`[</w:t>
+      </w:r>
+      <w:proofErr w:type="gramEnd"/>
+      <w:r>
+        <w:rPr>
+          <w:lang w:val="en-US"/>
+        </w:rPr>
+        <w:t xml:space="preserve">More </w:t>
+      </w:r>
+      <w:proofErr w:type="gramStart"/>
+      <w:r>
+        <w:rPr>
+          <w:lang w:val="en-US"/>
+        </w:rPr>
+        <w:t>filters]`</w:t>
+      </w:r>
+      <w:proofErr w:type="gramEnd"/>
+      <w:r>
+        <w:rPr>
+          <w:lang w:val="en-US"/>
+        </w:rPr>
+        <w:t xml:space="preserve"> toggle button from the DOM.</w:t>
+      </w:r>
+    </w:p>
+    <w:p>
+      <w:pPr>
+        <w:spacing w:after="0" w:line="240" w:lineRule="auto"/>
+        <w:rPr>
+          <w:lang w:val="en-US"/>
+        </w:rPr>
+      </w:pPr>
+      <w:r>
+        <w:rPr>
+          <w:lang w:val="en-US"/>
+        </w:rPr>
+        <w:t>* Remove the expandable/collapsible second-row container holding `All Room Types` and `All Programs`.</w:t>
+      </w:r>
+    </w:p>
+    <w:p>
+      <w:pPr>
+        <w:spacing w:after="0" w:line="240" w:lineRule="auto"/>
+        <w:rPr>
+          <w:lang w:val="en-US"/>
+        </w:rPr>
+      </w:pPr>
+      <w:r>
+        <w:rPr>
+          <w:lang w:val="en-US"/>
+        </w:rPr>
+        <w:t xml:space="preserve">3. **Deduplicate Status </w:t>
+      </w:r>
+      <w:proofErr w:type="gramStart"/>
+      <w:r>
+        <w:rPr>
+          <w:lang w:val="en-US"/>
+        </w:rPr>
+        <w:t>Dropdowns:*</w:t>
+      </w:r>
+      <w:proofErr w:type="gramEnd"/>
+      <w:r>
+        <w:rPr>
+          <w:lang w:val="en-US"/>
+        </w:rPr>
+        <w:t>*</w:t>
+      </w:r>
+    </w:p>
+    <w:p>
+      <w:pPr>
+        <w:spacing w:after="0" w:line="240" w:lineRule="auto"/>
+        <w:rPr>
+          <w:lang w:val="en-US"/>
+        </w:rPr>
+      </w:pPr>
+      <w:r>
+        <w:rPr>
+          <w:lang w:val="en-US"/>
+        </w:rPr>
+        <w:t>* Consolidate the duplicate `All Status` and `All statuses` dropdowns into a single clean `All Status` filter.</w:t>
+      </w:r>
+    </w:p>
+    <w:p>
+      <w:pPr>
+        <w:spacing w:after="0" w:line="240" w:lineRule="auto"/>
+        <w:rPr>
+          <w:lang w:val="en-US"/>
+        </w:rPr>
+      </w:pPr>
+      <w:r>
+        <w:rPr>
+          <w:lang w:val="en-US"/>
+        </w:rPr>
+        <w:t xml:space="preserve">4. **Consolidate Everything into One Clean Horizontal </w:t>
+      </w:r>
+      <w:proofErr w:type="gramStart"/>
+      <w:r>
+        <w:rPr>
+          <w:lang w:val="en-US"/>
+        </w:rPr>
+        <w:t>Row:*</w:t>
+      </w:r>
+      <w:proofErr w:type="gramEnd"/>
+      <w:r>
+        <w:rPr>
+          <w:lang w:val="en-US"/>
+        </w:rPr>
+        <w:t>*</w:t>
+      </w:r>
+    </w:p>
+    <w:p>
+      <w:pPr>
+        <w:spacing w:after="0" w:line="240" w:lineRule="auto"/>
+        <w:rPr>
+          <w:lang w:val="en-US"/>
+        </w:rPr>
+      </w:pPr>
+      <w:r>
+        <w:rPr>
+          <w:lang w:val="en-US"/>
+        </w:rPr>
+        <w:t>* Render the search bar and all four filter selects in a single inline container (`flex flex-wrap items-center gap-2.5`):</w:t>
+      </w:r>
+    </w:p>
+    <w:p>
+      <w:pPr>
+        <w:spacing w:after="0" w:line="240" w:lineRule="auto"/>
+        <w:rPr>
+          <w:lang w:val="en-US"/>
+        </w:rPr>
+      </w:pPr>
+      <w:r>
+        <w:rPr>
+          <w:lang w:val="en-US"/>
+        </w:rPr>
+        <w:t xml:space="preserve">1. **Search </w:t>
+      </w:r>
+      <w:proofErr w:type="gramStart"/>
+      <w:r>
+        <w:rPr>
+          <w:lang w:val="en-US"/>
+        </w:rPr>
+        <w:t>Input:*</w:t>
+      </w:r>
+      <w:proofErr w:type="gramEnd"/>
+      <w:r>
+        <w:rPr>
+          <w:lang w:val="en-US"/>
+        </w:rPr>
+        <w:t>* `Search name or code...` (`w-[240</w:t>
+      </w:r>
+      <w:proofErr w:type="gramStart"/>
+      <w:r>
+        <w:rPr>
+          <w:lang w:val="en-US"/>
+        </w:rPr>
+        <w:t>px]`</w:t>
+      </w:r>
+      <w:proofErr w:type="gramEnd"/>
+      <w:r>
+        <w:rPr>
+          <w:lang w:val="en-US"/>
+        </w:rPr>
+        <w:t>)</w:t>
+      </w:r>
+    </w:p>
+    <w:p>
+      <w:pPr>
+        <w:spacing w:after="0" w:line="240" w:lineRule="auto"/>
+        <w:rPr>
+          <w:lang w:val="en-US"/>
+        </w:rPr>
+      </w:pPr>
+      <w:r>
+        <w:rPr>
+          <w:lang w:val="en-US"/>
+        </w:rPr>
+        <w:t xml:space="preserve">2. **Select </w:t>
+      </w:r>
+      <w:proofErr w:type="gramStart"/>
+      <w:r>
+        <w:rPr>
+          <w:lang w:val="en-US"/>
+        </w:rPr>
+        <w:t>1:*</w:t>
+      </w:r>
+      <w:proofErr w:type="gramEnd"/>
+      <w:r>
+        <w:rPr>
+          <w:lang w:val="en-US"/>
+        </w:rPr>
+        <w:t>* `All Status` (options: `Active`, `Inactive`, etc.)</w:t>
+      </w:r>
+    </w:p>
+    <w:p>
+      <w:pPr>
+        <w:spacing w:after="0" w:line="240" w:lineRule="auto"/>
+        <w:rPr>
+          <w:lang w:val="en-US"/>
+        </w:rPr>
+      </w:pPr>
+      <w:r>
+        <w:rPr>
+          <w:lang w:val="en-US"/>
+        </w:rPr>
+        <w:t xml:space="preserve">3. **Select </w:t>
+      </w:r>
+      <w:proofErr w:type="gramStart"/>
+      <w:r>
+        <w:rPr>
+          <w:lang w:val="en-US"/>
+        </w:rPr>
+        <w:t>2:*</w:t>
+      </w:r>
+      <w:proofErr w:type="gramEnd"/>
+      <w:r>
+        <w:rPr>
+          <w:lang w:val="en-US"/>
+        </w:rPr>
+        <w:t>* `All Grades` (`All grade...` dropdown)</w:t>
+      </w:r>
+    </w:p>
+    <w:p>
+      <w:pPr>
+        <w:spacing w:after="0" w:line="240" w:lineRule="auto"/>
+        <w:rPr>
+          <w:lang w:val="en-US"/>
+        </w:rPr>
+      </w:pPr>
+      <w:r>
+        <w:rPr>
+          <w:lang w:val="en-US"/>
+        </w:rPr>
+        <w:t xml:space="preserve">4. **Select </w:t>
+      </w:r>
+      <w:proofErr w:type="gramStart"/>
+      <w:r>
+        <w:rPr>
+          <w:lang w:val="en-US"/>
+        </w:rPr>
+        <w:t>3:*</w:t>
+      </w:r>
+      <w:proofErr w:type="gramEnd"/>
+      <w:r>
+        <w:rPr>
+          <w:lang w:val="en-US"/>
+        </w:rPr>
+        <w:t>* `All Programs`</w:t>
+      </w:r>
+    </w:p>
+    <w:p>
+      <w:pPr>
+        <w:spacing w:after="0" w:line="240" w:lineRule="auto"/>
+        <w:rPr>
+          <w:lang w:val="en-US"/>
+        </w:rPr>
+      </w:pPr>
+      <w:r>
+        <w:rPr>
+          <w:lang w:val="en-US"/>
+        </w:rPr>
+        <w:t xml:space="preserve">5. **Select </w:t>
+      </w:r>
+      <w:proofErr w:type="gramStart"/>
+      <w:r>
+        <w:rPr>
+          <w:lang w:val="en-US"/>
+        </w:rPr>
+        <w:t>4:*</w:t>
+      </w:r>
+      <w:proofErr w:type="gramEnd"/>
+      <w:r>
+        <w:rPr>
+          <w:lang w:val="en-US"/>
+        </w:rPr>
+        <w:t>* `All Room Types`</w:t>
+      </w:r>
+    </w:p>
+    <w:p>
+      <w:pPr>
+        <w:spacing w:after="0" w:line="240" w:lineRule="auto"/>
+        <w:rPr>
+          <w:lang w:val="en-US"/>
+        </w:rPr>
+      </w:pPr>
+      <w:r>
+        <w:rPr>
+          <w:lang w:val="en-US"/>
+        </w:rPr>
+        <w:t>* Style all select dropdown triggers uniformly with compact dimensions (`h-9 text-</w:t>
+      </w:r>
+      <w:proofErr w:type="spellStart"/>
+      <w:r>
+        <w:rPr>
+          <w:lang w:val="en-US"/>
+        </w:rPr>
+        <w:t>xs</w:t>
+      </w:r>
+      <w:proofErr w:type="spellEnd"/>
+      <w:r>
+        <w:rPr>
+          <w:lang w:val="en-US"/>
+        </w:rPr>
+        <w:t xml:space="preserve"> px-3 rounded-xl border border-slate-200 </w:t>
+      </w:r>
+      <w:proofErr w:type="spellStart"/>
+      <w:r>
+        <w:rPr>
+          <w:lang w:val="en-US"/>
+        </w:rPr>
+        <w:t>bg</w:t>
+      </w:r>
+      <w:proofErr w:type="spellEnd"/>
+      <w:r>
+        <w:rPr>
+          <w:lang w:val="en-US"/>
+        </w:rPr>
+        <w:t>-white hover:bg-slate-50 transition-colors`).</w:t>
+      </w:r>
+    </w:p>
+    <w:p>
+      <w:pPr>
+        <w:spacing w:after="0" w:line="240" w:lineRule="auto"/>
+        <w:rPr>
+          <w:lang w:val="en-US"/>
+        </w:rPr>
+      </w:pPr>
+      <w:r>
+        <w:rPr>
+          <w:lang w:val="en-US"/>
+        </w:rPr>
+        <w:t xml:space="preserve">5. **Vertical Space </w:t>
+      </w:r>
+      <w:proofErr w:type="gramStart"/>
+      <w:r>
+        <w:rPr>
+          <w:lang w:val="en-US"/>
+        </w:rPr>
+        <w:t>Optimization:*</w:t>
+      </w:r>
+      <w:proofErr w:type="gramEnd"/>
+      <w:r>
+        <w:rPr>
+          <w:lang w:val="en-US"/>
+        </w:rPr>
+        <w:t>*</w:t>
+      </w:r>
+    </w:p>
+    <w:p>
+      <w:pPr>
+        <w:spacing w:after="0" w:line="240" w:lineRule="auto"/>
+        <w:rPr>
+          <w:lang w:val="en-US"/>
+        </w:rPr>
+      </w:pPr>
+      <w:r>
+        <w:rPr>
+          <w:lang w:val="en-US"/>
+        </w:rPr>
+        <w:t xml:space="preserve">* Ensure the filter toolbar sits compactly above the data table (and remove the green </w:t>
+      </w:r>
+      <w:proofErr w:type="spellStart"/>
+      <w:r>
+        <w:rPr>
+          <w:lang w:val="en-US"/>
+        </w:rPr>
+        <w:t>EnrollPro</w:t>
+      </w:r>
+      <w:proofErr w:type="spellEnd"/>
+      <w:r>
+        <w:rPr>
+          <w:lang w:val="en-US"/>
+        </w:rPr>
+        <w:t xml:space="preserve"> notification strip if still present), bringing the subjects table rows immediately into view without vertical scrolling.</w:t>
+      </w:r>
+    </w:p>
+    <w:p>
+      <w:pPr>
+        <w:spacing w:after="0" w:line="240" w:lineRule="auto"/>
+        <w:rPr>
+          <w:lang w:val="en-US"/>
+        </w:rPr>
+      </w:pPr>
+    </w:p>
+    <w:p>
+      <w:pPr>
+        <w:spacing w:after="0" w:line="240" w:lineRule="auto"/>
+        <w:rPr>
+          <w:lang w:val="en-US"/>
+        </w:rPr>
+      </w:pPr>
+      <w:r>
+        <w:rPr>
+          <w:noProof/>
+        </w:rPr>
+        <w:drawing>
+          <wp:inline distT="0" distB="0" distL="0" distR="0" wp14:anchorId="1C247E45" wp14:editId="3F0CD1D1">
+            <wp:extent cx="6858000" cy="3411855"/>
+            <wp:effectExtent l="0" t="0" r="0" b="0"/>
+            <wp:docPr id="1549145003" name="Picture 2" descr="Open photo"/>
+            <wp:cNvGraphicFramePr>
+              <a:graphicFrameLocks xmlns:a="http://schemas.openxmlformats.org/drawingml/2006/main" noChangeAspect="1"/>
+            </wp:cNvGraphicFramePr>
+            <a:graphic xmlns:a="http://schemas.openxmlformats.org/drawingml/2006/main">
+              <a:graphicData uri="http://schemas.openxmlformats.org/drawingml/2006/picture">
+                <pic:pic xmlns:pic="http://schemas.openxmlformats.org/drawingml/2006/picture">
+                  <pic:nvPicPr>
+                    <pic:cNvPr id="0" name="Picture 3" descr="Open photo"/>
+                    <pic:cNvPicPr>
+                      <a:picLocks noChangeAspect="1" noChangeArrowheads="1"/>
+                    </pic:cNvPicPr>
+                  </pic:nvPicPr>
+                  <pic:blipFill>
+                    <a:blip r:embed="rId14">
+                      <a:extLst>
+                        <a:ext uri="{28A0092B-C50C-407E-A947-70E740481C1C}">
+                          <a14:useLocalDpi xmlns:a14="http://schemas.microsoft.com/office/drawing/2010/main" val="0"/>
+                        </a:ext>
+                      </a:extLst>
+                    </a:blip>
+                    <a:srcRect/>
+                    <a:stretch>
+                      <a:fillRect/>
+                    </a:stretch>
+                  </pic:blipFill>
+                  <pic:spPr bwMode="auto">
+                    <a:xfrm>
+                      <a:off x="0" y="0"/>
+                      <a:ext cx="6858000" cy="3411855"/>
+                    </a:xfrm>
+                    <a:prstGeom prst="rect">
+                      <a:avLst/>
+                    </a:prstGeom>
+                    <a:noFill/>
+                    <a:ln>
+                      <a:noFill/>
+                    </a:ln>
+                  </pic:spPr>
+                </pic:pic>
+              </a:graphicData>
+            </a:graphic>
+          </wp:inline>
+        </w:drawing>
+      </w:r>
+    </w:p>
+    <w:p>
+      <w:pPr>
+        <w:spacing w:after="0" w:line="240" w:lineRule="auto"/>
+        <w:rPr>
+          <w:lang w:val="en-US"/>
+        </w:rPr>
+      </w:pPr>
+    </w:p>
+    <w:p>
+      <w:pPr>
+        <w:rPr>
+          <w:lang w:val="en-US"/>
+        </w:rPr>
+      </w:pPr>
+    </w:p>
+    <w:p>
+      <w:pPr>
+        <w:spacing w:after="0"/>
+        <w:rPr>
+          <w:b/>
+          <w:bCs/>
+          <w:lang w:val="en-US"/>
+        </w:rPr>
+      </w:pPr>
+    </w:p>
+    <w:p>
+      <w:pPr>
+        <w:spacing w:after="0"/>
+        <w:rPr>
+          <w:b/>
+          <w:bCs/>
+          <w:lang w:val="en-US"/>
+        </w:rPr>
+      </w:pPr>
+    </w:p>
+    <w:p>
+      <w:pPr>
+        <w:spacing w:after="0"/>
+        <w:rPr>
+          <w:b/>
+          <w:bCs/>
+          <w:lang w:val="en-US"/>
+        </w:rPr>
+      </w:pPr>
+    </w:p>
+    <w:p>
+      <w:pPr>
+        <w:spacing w:after="0"/>
+        <w:rPr>
+          <w:b/>
+          <w:bCs/>
+          <w:lang w:val="en-US"/>
+        </w:rPr>
+      </w:pPr>
+    </w:p>
+    <w:p>
+      <w:pPr>
+        <w:spacing w:after="0"/>
+        <w:rPr>
+          <w:b/>
+          <w:bCs/>
+          <w:lang w:val="en-US"/>
+        </w:rPr>
+      </w:pPr>
+    </w:p>
+    <w:p>
+      <w:pPr>
+        <w:spacing w:after="0"/>
+        <w:rPr>
+          <w:b/>
+          <w:bCs/>
+          <w:lang w:val="en-US"/>
+        </w:rPr>
+      </w:pPr>
+    </w:p>
+    <w:p>
+      <w:pPr>
+        <w:spacing w:after="0"/>
+        <w:rPr>
+          <w:b/>
+          <w:bCs/>
+          <w:lang w:val="en-US"/>
+        </w:rPr>
+      </w:pPr>
+    </w:p>
+    <w:sectPr>
+      <w:pgSz w:w="12240" w:h="18720" w:code="14"/>
+      <w:pgMar w:top="720" w:right="720" w:bottom="720" w:left="720" w:header="708" w:footer="708" w:gutter="0"/>
+      <w:cols w:space="708"/>
+      <w:docGrid w:linePitch="360"/>
+    </w:sectPr>
+  </w:body>
+</w:document>
+</file>
 
 <file path=word/numbering.xml><?xml version="1.0" encoding="utf-8"?>
 <w:numbering xmlns:wpc="http://schemas.microsoft.com/office/word/2010/wordprocessingCanvas" xmlns:cx="http://schemas.microsoft.com/office/drawing/2014/chartex" xmlns:cx1="http://schemas.microsoft.com/office/drawing/2015/9/8/chartex" xmlns:cx2="http://schemas.microsoft.com/office/drawing/2015/10/21/chartex" xmlns:cx3="http://schemas.microsoft.com/office/drawing/2016/5/9/chartex" xmlns:cx4="http://schemas.microsoft.com/office/drawing/2016/5/10/chartex" xmlns:cx5="http://schemas.microsoft.com/office/drawing/2016/5/11/chartex" xmlns:cx6="http://schemas.microsoft.com/office/drawing/2016/5/12/chartex" xmlns:cx7="http://schemas.microsoft.com/office/drawing/2016/5/13/chartex" xmlns:cx8="http://schemas.microsoft.com/office/drawing/2016/5/14/chartex" xmlns:mc="http://schemas.openxmlformats.org/markup-compatibility/2006" xmlns:aink="http://schemas.microsoft.com/office/drawing/2016/ink" xmlns:am3d="http://schemas.microsoft.com/office/drawing/2017/model3d" xmlns:o="urn:schemas-microsoft-com:office:office" xmlns:oel="http://schemas.microsoft.com/office/2019/extlst" xmlns:r="http://schemas.openxmlformats.org/officeDocument/2006/relationships" xmlns:m="http://schemas.openxmlformats.org/officeDocument/2006/math" xmlns:v="urn:schemas-microsoft-com:vml" xmlns:wp14="http://schemas.microsoft.com/office/word/2010/wordprocessingDrawing" xmlns:wp="http://schemas.openxmlformats.org/drawingml/2006/wordprocessingDrawing" xmlns:w10="urn:schemas-microsoft-com:office:word" xmlns:w="http://schemas.openxmlformats.org/wordprocessingml/2006/main" xmlns:w14="http://schemas.microsoft.com/office/word/2010/wordml" xmlns:w15="http://schemas.microsoft.com/office/word/2012/wordml" xmlns:w16cex="http://schemas.microsoft.com/office/word/2018/wordml/cex" xmlns:w16cid="http://schemas.microsoft.com/office/word/2016/wordml/cid" xmlns:w16="http://schemas.microsoft.com/office/word/2018/wordml" xmlns:w16du="http://schemas.microsoft.com/office/word/2023/wordml/word16du" xmlns:w16sdtdh="http://schemas.microsoft.com/office/word/2020/wordml/sdtdatahash" xmlns:w16sdtfl="http://schemas.microsoft.com/office/word/2024/wordml/sdtformatlock" xmlns:w16se="http://schemas.microsoft.com/office/word/2015/wordml/symex" xmlns:wpg="http://schemas.microsoft.com/office/word/2010/wordprocessingGroup" xmlns:wpi="http://schemas.microsoft.com/office/word/2010/wordprocessingInk" xmlns:wne="http://schemas.microsoft.com/office/word/2006/wordml" xmlns:wps="http://schemas.microsoft.com/office/word/2010/wordprocessingShape" mc:Ignorable="w14 w15 w16se w16cid w16 w16cex w16sdtdh w16sdtfl w16du wp14">
